--- a/Дикевич_Е_А_ОКС_ПИ-261_ЛР01.docx
+++ b/Дикевич_Е_А_ОКС_ПИ-261_ЛР01.docx
@@ -9,16 +9,16 @@
         <w:ind w:left="9" w:right="9"/>
         <w:jc w:val="center"/>
         <w:rPr>
-          <w:rFonts w:ascii="Times New Roman" w:hAnsi="Times New Roman" w:cs="Times New Roman"/>
-          <w:sz w:val="28"/>
-          <w:szCs w:val="28"/>
-          <w:lang w:val="ru-RU"/>
-        </w:rPr>
-      </w:pPr>
-      <w:r>
-        <w:rPr>
-          <w:rFonts w:ascii="Times New Roman" w:hAnsi="Times New Roman" w:cs="Times New Roman"/>
-          <w:sz w:val="28"/>
+          <w:rFonts w:cs="Times New Roman"/>
+          <w:color w:val="000000" w:themeColor="text1"/>
+          <w:szCs w:val="28"/>
+          <w:lang w:val="ru-RU"/>
+        </w:rPr>
+      </w:pPr>
+      <w:r>
+        <w:rPr>
+          <w:rFonts w:cs="Times New Roman"/>
+          <w:color w:val="000000" w:themeColor="text1"/>
           <w:szCs w:val="28"/>
           <w:lang w:val="ru-RU"/>
         </w:rPr>
@@ -26,9 +26,9 @@
       </w:r>
       <w:r>
         <w:rPr>
-          <w:rFonts w:ascii="Times New Roman" w:hAnsi="Times New Roman" w:cs="Times New Roman"/>
+          <w:rFonts w:cs="Times New Roman"/>
+          <w:color w:val="000000" w:themeColor="text1"/>
           <w:spacing w:val="-17"/>
-          <w:sz w:val="28"/>
           <w:szCs w:val="28"/>
           <w:lang w:val="ru-RU"/>
         </w:rPr>
@@ -36,8 +36,8 @@
       </w:r>
       <w:r>
         <w:rPr>
-          <w:rFonts w:ascii="Times New Roman" w:hAnsi="Times New Roman" w:cs="Times New Roman"/>
-          <w:sz w:val="28"/>
+          <w:rFonts w:cs="Times New Roman"/>
+          <w:color w:val="000000" w:themeColor="text1"/>
           <w:szCs w:val="28"/>
           <w:lang w:val="ru-RU"/>
         </w:rPr>
@@ -45,9 +45,9 @@
       </w:r>
       <w:r>
         <w:rPr>
-          <w:rFonts w:ascii="Times New Roman" w:hAnsi="Times New Roman" w:cs="Times New Roman"/>
+          <w:rFonts w:cs="Times New Roman"/>
+          <w:color w:val="000000" w:themeColor="text1"/>
           <w:spacing w:val="-15"/>
-          <w:sz w:val="28"/>
           <w:szCs w:val="28"/>
           <w:lang w:val="ru-RU"/>
         </w:rPr>
@@ -55,8 +55,8 @@
       </w:r>
       <w:r>
         <w:rPr>
-          <w:rFonts w:ascii="Times New Roman" w:hAnsi="Times New Roman" w:cs="Times New Roman"/>
-          <w:sz w:val="28"/>
+          <w:rFonts w:cs="Times New Roman"/>
+          <w:color w:val="000000" w:themeColor="text1"/>
           <w:szCs w:val="28"/>
           <w:lang w:val="ru-RU"/>
         </w:rPr>
@@ -64,9 +64,9 @@
       </w:r>
       <w:r>
         <w:rPr>
-          <w:rFonts w:ascii="Times New Roman" w:hAnsi="Times New Roman" w:cs="Times New Roman"/>
+          <w:rFonts w:cs="Times New Roman"/>
+          <w:color w:val="000000" w:themeColor="text1"/>
           <w:spacing w:val="-14"/>
-          <w:sz w:val="28"/>
           <w:szCs w:val="28"/>
           <w:lang w:val="ru-RU"/>
         </w:rPr>
@@ -74,9 +74,9 @@
       </w:r>
       <w:r>
         <w:rPr>
-          <w:rFonts w:ascii="Times New Roman" w:hAnsi="Times New Roman" w:cs="Times New Roman"/>
+          <w:rFonts w:cs="Times New Roman"/>
+          <w:color w:val="000000" w:themeColor="text1"/>
           <w:spacing w:val="-2"/>
-          <w:sz w:val="28"/>
           <w:szCs w:val="28"/>
           <w:lang w:val="ru-RU"/>
         </w:rPr>
@@ -90,16 +90,16 @@
         <w:ind w:left="9" w:right="11"/>
         <w:jc w:val="center"/>
         <w:rPr>
-          <w:rFonts w:ascii="Times New Roman" w:hAnsi="Times New Roman" w:cs="Times New Roman"/>
-          <w:sz w:val="28"/>
-          <w:szCs w:val="28"/>
-          <w:lang w:val="ru-RU"/>
-        </w:rPr>
-      </w:pPr>
-      <w:r>
-        <w:rPr>
-          <w:rFonts w:ascii="Times New Roman" w:hAnsi="Times New Roman" w:cs="Times New Roman"/>
-          <w:sz w:val="28"/>
+          <w:rFonts w:cs="Times New Roman"/>
+          <w:color w:val="000000" w:themeColor="text1"/>
+          <w:szCs w:val="28"/>
+          <w:lang w:val="ru-RU"/>
+        </w:rPr>
+      </w:pPr>
+      <w:r>
+        <w:rPr>
+          <w:rFonts w:cs="Times New Roman"/>
+          <w:color w:val="000000" w:themeColor="text1"/>
           <w:szCs w:val="28"/>
           <w:lang w:val="ru-RU"/>
         </w:rPr>
@@ -107,9 +107,9 @@
       </w:r>
       <w:r>
         <w:rPr>
-          <w:rFonts w:ascii="Times New Roman" w:hAnsi="Times New Roman" w:cs="Times New Roman"/>
+          <w:rFonts w:cs="Times New Roman"/>
+          <w:color w:val="000000" w:themeColor="text1"/>
           <w:spacing w:val="-9"/>
-          <w:sz w:val="28"/>
           <w:szCs w:val="28"/>
           <w:lang w:val="ru-RU"/>
         </w:rPr>
@@ -117,9 +117,9 @@
       </w:r>
       <w:r>
         <w:rPr>
-          <w:rFonts w:ascii="Times New Roman" w:hAnsi="Times New Roman" w:cs="Times New Roman"/>
+          <w:rFonts w:cs="Times New Roman"/>
+          <w:color w:val="000000" w:themeColor="text1"/>
           <w:spacing w:val="-2"/>
-          <w:sz w:val="28"/>
           <w:szCs w:val="28"/>
           <w:lang w:val="ru-RU"/>
         </w:rPr>
@@ -132,16 +132,16 @@
         <w:ind w:left="9" w:right="9"/>
         <w:jc w:val="center"/>
         <w:rPr>
-          <w:rFonts w:ascii="Times New Roman" w:hAnsi="Times New Roman" w:cs="Times New Roman"/>
-          <w:sz w:val="28"/>
-          <w:szCs w:val="28"/>
-          <w:lang w:val="ru-RU"/>
-        </w:rPr>
-      </w:pPr>
-      <w:r>
-        <w:rPr>
-          <w:rFonts w:ascii="Times New Roman" w:hAnsi="Times New Roman" w:cs="Times New Roman"/>
-          <w:sz w:val="28"/>
+          <w:rFonts w:cs="Times New Roman"/>
+          <w:color w:val="000000" w:themeColor="text1"/>
+          <w:szCs w:val="28"/>
+          <w:lang w:val="ru-RU"/>
+        </w:rPr>
+      </w:pPr>
+      <w:r>
+        <w:rPr>
+          <w:rFonts w:cs="Times New Roman"/>
+          <w:color w:val="000000" w:themeColor="text1"/>
           <w:szCs w:val="28"/>
           <w:lang w:val="ru-RU"/>
         </w:rPr>
@@ -149,9 +149,9 @@
       </w:r>
       <w:r>
         <w:rPr>
-          <w:rFonts w:ascii="Times New Roman" w:hAnsi="Times New Roman" w:cs="Times New Roman"/>
+          <w:rFonts w:cs="Times New Roman"/>
+          <w:color w:val="000000" w:themeColor="text1"/>
           <w:spacing w:val="-12"/>
-          <w:sz w:val="28"/>
           <w:szCs w:val="28"/>
           <w:lang w:val="ru-RU"/>
         </w:rPr>
@@ -159,8 +159,8 @@
       </w:r>
       <w:r>
         <w:rPr>
-          <w:rFonts w:ascii="Times New Roman" w:hAnsi="Times New Roman" w:cs="Times New Roman"/>
-          <w:sz w:val="28"/>
+          <w:rFonts w:cs="Times New Roman"/>
+          <w:color w:val="000000" w:themeColor="text1"/>
           <w:szCs w:val="28"/>
           <w:lang w:val="ru-RU"/>
         </w:rPr>
@@ -168,9 +168,9 @@
       </w:r>
       <w:r>
         <w:rPr>
-          <w:rFonts w:ascii="Times New Roman" w:hAnsi="Times New Roman" w:cs="Times New Roman"/>
+          <w:rFonts w:cs="Times New Roman"/>
+          <w:color w:val="000000" w:themeColor="text1"/>
           <w:spacing w:val="-10"/>
-          <w:sz w:val="28"/>
           <w:szCs w:val="28"/>
           <w:lang w:val="ru-RU"/>
         </w:rPr>
@@ -178,8 +178,8 @@
       </w:r>
       <w:r>
         <w:rPr>
-          <w:rFonts w:ascii="Times New Roman" w:hAnsi="Times New Roman" w:cs="Times New Roman"/>
-          <w:sz w:val="28"/>
+          <w:rFonts w:cs="Times New Roman"/>
+          <w:color w:val="000000" w:themeColor="text1"/>
           <w:szCs w:val="28"/>
           <w:lang w:val="ru-RU"/>
         </w:rPr>
@@ -187,9 +187,9 @@
       </w:r>
       <w:r>
         <w:rPr>
-          <w:rFonts w:ascii="Times New Roman" w:hAnsi="Times New Roman" w:cs="Times New Roman"/>
+          <w:rFonts w:cs="Times New Roman"/>
+          <w:color w:val="000000" w:themeColor="text1"/>
           <w:spacing w:val="-8"/>
-          <w:sz w:val="28"/>
           <w:szCs w:val="28"/>
           <w:lang w:val="ru-RU"/>
         </w:rPr>
@@ -197,8 +197,8 @@
       </w:r>
       <w:r>
         <w:rPr>
-          <w:rFonts w:ascii="Times New Roman" w:hAnsi="Times New Roman" w:cs="Times New Roman"/>
-          <w:sz w:val="28"/>
+          <w:rFonts w:cs="Times New Roman"/>
+          <w:color w:val="000000" w:themeColor="text1"/>
           <w:szCs w:val="28"/>
           <w:lang w:val="ru-RU"/>
         </w:rPr>
@@ -206,9 +206,9 @@
       </w:r>
       <w:r>
         <w:rPr>
-          <w:rFonts w:ascii="Times New Roman" w:hAnsi="Times New Roman" w:cs="Times New Roman"/>
+          <w:rFonts w:cs="Times New Roman"/>
+          <w:color w:val="000000" w:themeColor="text1"/>
           <w:spacing w:val="-10"/>
-          <w:sz w:val="28"/>
           <w:szCs w:val="28"/>
           <w:lang w:val="ru-RU"/>
         </w:rPr>
@@ -216,8 +216,8 @@
       </w:r>
       <w:r>
         <w:rPr>
-          <w:rFonts w:ascii="Times New Roman" w:hAnsi="Times New Roman" w:cs="Times New Roman"/>
-          <w:sz w:val="28"/>
+          <w:rFonts w:cs="Times New Roman"/>
+          <w:color w:val="000000" w:themeColor="text1"/>
           <w:szCs w:val="28"/>
           <w:lang w:val="ru-RU"/>
         </w:rPr>
@@ -225,9 +225,9 @@
       </w:r>
       <w:r>
         <w:rPr>
-          <w:rFonts w:ascii="Times New Roman" w:hAnsi="Times New Roman" w:cs="Times New Roman"/>
+          <w:rFonts w:cs="Times New Roman"/>
+          <w:color w:val="000000" w:themeColor="text1"/>
           <w:spacing w:val="-9"/>
-          <w:sz w:val="28"/>
           <w:szCs w:val="28"/>
           <w:lang w:val="ru-RU"/>
         </w:rPr>
@@ -235,9 +235,9 @@
       </w:r>
       <w:r>
         <w:rPr>
-          <w:rFonts w:ascii="Times New Roman" w:hAnsi="Times New Roman" w:cs="Times New Roman"/>
+          <w:rFonts w:cs="Times New Roman"/>
+          <w:color w:val="000000" w:themeColor="text1"/>
           <w:spacing w:val="-2"/>
-          <w:sz w:val="28"/>
           <w:szCs w:val="28"/>
           <w:lang w:val="ru-RU"/>
         </w:rPr>
@@ -251,16 +251,16 @@
         <w:ind w:left="9" w:right="9"/>
         <w:jc w:val="center"/>
         <w:rPr>
-          <w:rFonts w:ascii="Times New Roman" w:hAnsi="Times New Roman" w:cs="Times New Roman"/>
-          <w:sz w:val="28"/>
-          <w:szCs w:val="28"/>
-          <w:lang w:val="ru-RU"/>
-        </w:rPr>
-      </w:pPr>
-      <w:r>
-        <w:rPr>
-          <w:rFonts w:ascii="Times New Roman" w:hAnsi="Times New Roman" w:cs="Times New Roman"/>
-          <w:sz w:val="28"/>
+          <w:rFonts w:cs="Times New Roman"/>
+          <w:color w:val="000000" w:themeColor="text1"/>
+          <w:szCs w:val="28"/>
+          <w:lang w:val="ru-RU"/>
+        </w:rPr>
+      </w:pPr>
+      <w:r>
+        <w:rPr>
+          <w:rFonts w:cs="Times New Roman"/>
+          <w:color w:val="000000" w:themeColor="text1"/>
           <w:szCs w:val="28"/>
           <w:lang w:val="ru-RU"/>
         </w:rPr>
@@ -268,9 +268,9 @@
       </w:r>
       <w:r>
         <w:rPr>
-          <w:rFonts w:ascii="Times New Roman" w:hAnsi="Times New Roman" w:cs="Times New Roman"/>
+          <w:rFonts w:cs="Times New Roman"/>
+          <w:color w:val="000000" w:themeColor="text1"/>
           <w:spacing w:val="-7"/>
-          <w:sz w:val="28"/>
           <w:szCs w:val="28"/>
           <w:lang w:val="ru-RU"/>
         </w:rPr>
@@ -278,8 +278,8 @@
       </w:r>
       <w:r>
         <w:rPr>
-          <w:rFonts w:ascii="Times New Roman" w:hAnsi="Times New Roman" w:cs="Times New Roman"/>
-          <w:sz w:val="28"/>
+          <w:rFonts w:cs="Times New Roman"/>
+          <w:color w:val="000000" w:themeColor="text1"/>
           <w:szCs w:val="28"/>
           <w:lang w:val="ru-RU"/>
         </w:rPr>
@@ -287,9 +287,9 @@
       </w:r>
       <w:r>
         <w:rPr>
-          <w:rFonts w:ascii="Times New Roman" w:hAnsi="Times New Roman" w:cs="Times New Roman"/>
+          <w:rFonts w:cs="Times New Roman"/>
+          <w:color w:val="000000" w:themeColor="text1"/>
           <w:spacing w:val="-8"/>
-          <w:sz w:val="28"/>
           <w:szCs w:val="28"/>
           <w:lang w:val="ru-RU"/>
         </w:rPr>
@@ -297,8 +297,8 @@
       </w:r>
       <w:r>
         <w:rPr>
-          <w:rFonts w:ascii="Times New Roman" w:hAnsi="Times New Roman" w:cs="Times New Roman"/>
-          <w:sz w:val="28"/>
+          <w:rFonts w:cs="Times New Roman"/>
+          <w:color w:val="000000" w:themeColor="text1"/>
           <w:szCs w:val="28"/>
           <w:lang w:val="ru-RU"/>
         </w:rPr>
@@ -306,9 +306,9 @@
       </w:r>
       <w:r>
         <w:rPr>
-          <w:rFonts w:ascii="Times New Roman" w:hAnsi="Times New Roman" w:cs="Times New Roman"/>
+          <w:rFonts w:cs="Times New Roman"/>
+          <w:color w:val="000000" w:themeColor="text1"/>
           <w:spacing w:val="-5"/>
-          <w:sz w:val="28"/>
           <w:szCs w:val="28"/>
           <w:lang w:val="ru-RU"/>
         </w:rPr>
@@ -316,9 +316,9 @@
       </w:r>
       <w:r>
         <w:rPr>
-          <w:rFonts w:ascii="Times New Roman" w:hAnsi="Times New Roman" w:cs="Times New Roman"/>
+          <w:rFonts w:cs="Times New Roman"/>
+          <w:color w:val="000000" w:themeColor="text1"/>
           <w:spacing w:val="-2"/>
-          <w:sz w:val="28"/>
           <w:szCs w:val="28"/>
           <w:lang w:val="ru-RU"/>
         </w:rPr>
@@ -331,16 +331,16 @@
         <w:ind w:left="9" w:right="9"/>
         <w:jc w:val="center"/>
         <w:rPr>
-          <w:rFonts w:ascii="Times New Roman" w:hAnsi="Times New Roman" w:cs="Times New Roman"/>
-          <w:sz w:val="28"/>
-          <w:szCs w:val="28"/>
-          <w:lang w:val="ru-RU"/>
-        </w:rPr>
-      </w:pPr>
-      <w:r>
-        <w:rPr>
-          <w:rFonts w:ascii="Times New Roman" w:hAnsi="Times New Roman" w:cs="Times New Roman"/>
-          <w:sz w:val="28"/>
+          <w:rFonts w:cs="Times New Roman"/>
+          <w:color w:val="000000" w:themeColor="text1"/>
+          <w:szCs w:val="28"/>
+          <w:lang w:val="ru-RU"/>
+        </w:rPr>
+      </w:pPr>
+      <w:r>
+        <w:rPr>
+          <w:rFonts w:cs="Times New Roman"/>
+          <w:color w:val="000000" w:themeColor="text1"/>
           <w:szCs w:val="28"/>
           <w:lang w:val="ru-RU"/>
         </w:rPr>
@@ -348,9 +348,9 @@
       </w:r>
       <w:r>
         <w:rPr>
-          <w:rFonts w:ascii="Times New Roman" w:hAnsi="Times New Roman" w:cs="Times New Roman"/>
+          <w:rFonts w:cs="Times New Roman"/>
+          <w:color w:val="000000" w:themeColor="text1"/>
           <w:spacing w:val="-11"/>
-          <w:sz w:val="28"/>
           <w:szCs w:val="28"/>
           <w:lang w:val="ru-RU"/>
         </w:rPr>
@@ -358,8 +358,8 @@
       </w:r>
       <w:r>
         <w:rPr>
-          <w:rFonts w:ascii="Times New Roman" w:hAnsi="Times New Roman" w:cs="Times New Roman"/>
-          <w:sz w:val="28"/>
+          <w:rFonts w:cs="Times New Roman"/>
+          <w:color w:val="000000" w:themeColor="text1"/>
           <w:szCs w:val="28"/>
           <w:lang w:val="ru-RU"/>
         </w:rPr>
@@ -367,8 +367,8 @@
       </w:r>
       <w:r>
         <w:rPr>
-          <w:rFonts w:ascii="Times New Roman" w:hAnsi="Times New Roman" w:cs="Times New Roman"/>
-          <w:sz w:val="28"/>
+          <w:rFonts w:cs="Times New Roman"/>
+          <w:color w:val="000000" w:themeColor="text1"/>
           <w:szCs w:val="28"/>
           <w:lang w:val="ru-RU"/>
         </w:rPr>
@@ -376,9 +376,9 @@
       </w:r>
       <w:r>
         <w:rPr>
-          <w:rFonts w:ascii="Times New Roman" w:hAnsi="Times New Roman" w:cs="Times New Roman"/>
+          <w:rFonts w:cs="Times New Roman"/>
+          <w:color w:val="000000" w:themeColor="text1"/>
           <w:spacing w:val="-10"/>
-          <w:sz w:val="28"/>
           <w:szCs w:val="28"/>
           <w:lang w:val="ru-RU"/>
         </w:rPr>
@@ -386,9 +386,9 @@
       </w:r>
       <w:r>
         <w:rPr>
-          <w:rFonts w:ascii="Times New Roman" w:hAnsi="Times New Roman" w:cs="Times New Roman"/>
+          <w:rFonts w:cs="Times New Roman"/>
+          <w:color w:val="000000" w:themeColor="text1"/>
           <w:spacing w:val="-10"/>
-          <w:sz w:val="28"/>
           <w:szCs w:val="28"/>
           <w:lang w:val="ru-RU"/>
         </w:rPr>
@@ -396,8 +396,8 @@
       </w:r>
       <w:r>
         <w:rPr>
-          <w:rFonts w:ascii="Times New Roman" w:hAnsi="Times New Roman" w:cs="Times New Roman"/>
-          <w:sz w:val="28"/>
+          <w:rFonts w:cs="Times New Roman"/>
+          <w:color w:val="000000" w:themeColor="text1"/>
           <w:szCs w:val="28"/>
           <w:lang w:val="ru-RU"/>
         </w:rPr>
@@ -408,8 +408,8 @@
       <w:pPr>
         <w:pStyle w:val="af1"/>
         <w:rPr>
-          <w:rFonts w:ascii="Times New Roman" w:hAnsi="Times New Roman" w:cs="Times New Roman"/>
-          <w:sz w:val="28"/>
+          <w:rFonts w:cs="Times New Roman"/>
+          <w:color w:val="000000" w:themeColor="text1"/>
           <w:szCs w:val="28"/>
           <w:lang w:val="ru-RU"/>
         </w:rPr>
@@ -419,8 +419,8 @@
       <w:pPr>
         <w:pStyle w:val="af1"/>
         <w:rPr>
-          <w:rFonts w:ascii="Times New Roman" w:hAnsi="Times New Roman" w:cs="Times New Roman"/>
-          <w:sz w:val="28"/>
+          <w:rFonts w:cs="Times New Roman"/>
+          <w:color w:val="000000" w:themeColor="text1"/>
           <w:szCs w:val="28"/>
           <w:lang w:val="ru-RU"/>
         </w:rPr>
@@ -430,8 +430,8 @@
       <w:pPr>
         <w:pStyle w:val="af1"/>
         <w:rPr>
-          <w:rFonts w:ascii="Times New Roman" w:hAnsi="Times New Roman" w:cs="Times New Roman"/>
-          <w:sz w:val="28"/>
+          <w:rFonts w:cs="Times New Roman"/>
+          <w:color w:val="000000" w:themeColor="text1"/>
           <w:szCs w:val="28"/>
           <w:lang w:val="ru-RU"/>
         </w:rPr>
@@ -441,8 +441,8 @@
       <w:pPr>
         <w:pStyle w:val="af1"/>
         <w:rPr>
-          <w:rFonts w:ascii="Times New Roman" w:hAnsi="Times New Roman" w:cs="Times New Roman"/>
-          <w:sz w:val="28"/>
+          <w:rFonts w:cs="Times New Roman"/>
+          <w:color w:val="000000" w:themeColor="text1"/>
           <w:szCs w:val="28"/>
           <w:lang w:val="ru-RU"/>
         </w:rPr>
@@ -452,8 +452,8 @@
       <w:pPr>
         <w:pStyle w:val="af1"/>
         <w:rPr>
-          <w:rFonts w:ascii="Times New Roman" w:hAnsi="Times New Roman" w:cs="Times New Roman"/>
-          <w:sz w:val="28"/>
+          <w:rFonts w:cs="Times New Roman"/>
+          <w:color w:val="000000" w:themeColor="text1"/>
           <w:szCs w:val="28"/>
           <w:lang w:val="ru-RU"/>
         </w:rPr>
@@ -463,10 +463,10 @@
       <w:pPr>
         <w:pStyle w:val="af1"/>
         <w:rPr>
-          <w:rFonts w:ascii="Times New Roman" w:hAnsi="Times New Roman" w:cs="Times New Roman"/>
+          <w:rFonts w:cs="Times New Roman"/>
           <w:b/>
           <w:bCs/>
-          <w:sz w:val="28"/>
+          <w:color w:val="000000" w:themeColor="text1"/>
           <w:szCs w:val="28"/>
           <w:lang w:val="ru-RU"/>
         </w:rPr>
@@ -478,20 +478,20 @@
         <w:ind w:left="9" w:right="10"/>
         <w:jc w:val="center"/>
         <w:rPr>
-          <w:rFonts w:ascii="Times New Roman" w:hAnsi="Times New Roman" w:cs="Times New Roman"/>
+          <w:rFonts w:cs="Times New Roman"/>
           <w:b/>
           <w:bCs/>
-          <w:sz w:val="28"/>
-          <w:szCs w:val="28"/>
-          <w:lang w:val="ru-RU"/>
-        </w:rPr>
-      </w:pPr>
-      <w:r>
-        <w:rPr>
-          <w:rFonts w:ascii="Times New Roman" w:hAnsi="Times New Roman" w:cs="Times New Roman"/>
+          <w:color w:val="000000" w:themeColor="text1"/>
+          <w:szCs w:val="28"/>
+          <w:lang w:val="ru-RU"/>
+        </w:rPr>
+      </w:pPr>
+      <w:r>
+        <w:rPr>
+          <w:rFonts w:cs="Times New Roman"/>
           <w:b/>
           <w:bCs/>
-          <w:sz w:val="28"/>
+          <w:color w:val="000000" w:themeColor="text1"/>
           <w:szCs w:val="28"/>
           <w:lang w:val="ru-RU"/>
         </w:rPr>
@@ -504,17 +504,18 @@
         <w:spacing w:before="2"/>
         <w:jc w:val="center"/>
         <w:rPr>
-          <w:rFonts w:ascii="Times New Roman" w:hAnsi="Times New Roman" w:cs="Times New Roman"/>
-          <w:sz w:val="28"/>
-          <w:szCs w:val="28"/>
-          <w:lang w:val="ru-RU"/>
-        </w:rPr>
-      </w:pPr>
-      <w:r>
-        <w:rPr>
-          <w:rFonts w:ascii="Times New Roman" w:hAnsi="Times New Roman" w:cs="Times New Roman"/>
+          <w:rFonts w:cs="Times New Roman"/>
+          <w:color w:val="000000" w:themeColor="text1"/>
+          <w:szCs w:val="28"/>
+          <w:lang w:val="ru-RU"/>
+        </w:rPr>
+      </w:pPr>
+      <w:r>
+        <w:rPr>
+          <w:rFonts w:cs="Times New Roman"/>
           <w:b/>
           <w:bCs/>
+          <w:color w:val="000000" w:themeColor="text1"/>
           <w:sz w:val="32"/>
           <w:szCs w:val="32"/>
           <w:lang w:val="ru-RU"/>
@@ -527,8 +528,8 @@
         <w:pStyle w:val="af1"/>
         <w:spacing w:before="2"/>
         <w:rPr>
-          <w:rFonts w:ascii="Times New Roman" w:hAnsi="Times New Roman" w:cs="Times New Roman"/>
-          <w:sz w:val="28"/>
+          <w:rFonts w:cs="Times New Roman"/>
+          <w:color w:val="000000" w:themeColor="text1"/>
           <w:szCs w:val="28"/>
           <w:lang w:val="ru-RU"/>
         </w:rPr>
@@ -539,8 +540,8 @@
         <w:pStyle w:val="af1"/>
         <w:spacing w:before="2"/>
         <w:rPr>
-          <w:rFonts w:ascii="Times New Roman" w:hAnsi="Times New Roman" w:cs="Times New Roman"/>
-          <w:sz w:val="28"/>
+          <w:rFonts w:cs="Times New Roman"/>
+          <w:color w:val="000000" w:themeColor="text1"/>
           <w:szCs w:val="28"/>
           <w:lang w:val="ru-RU"/>
         </w:rPr>
@@ -552,16 +553,16 @@
         <w:ind w:left="9" w:right="9"/>
         <w:jc w:val="center"/>
         <w:rPr>
-          <w:rFonts w:ascii="Times New Roman" w:hAnsi="Times New Roman" w:cs="Times New Roman"/>
-          <w:sz w:val="28"/>
-          <w:szCs w:val="28"/>
-          <w:lang w:val="ru-RU"/>
-        </w:rPr>
-      </w:pPr>
-      <w:r>
-        <w:rPr>
-          <w:rFonts w:ascii="Times New Roman" w:hAnsi="Times New Roman" w:cs="Times New Roman"/>
-          <w:sz w:val="28"/>
+          <w:rFonts w:cs="Times New Roman"/>
+          <w:color w:val="000000" w:themeColor="text1"/>
+          <w:szCs w:val="28"/>
+          <w:lang w:val="ru-RU"/>
+        </w:rPr>
+      </w:pPr>
+      <w:r>
+        <w:rPr>
+          <w:rFonts w:cs="Times New Roman"/>
+          <w:color w:val="000000" w:themeColor="text1"/>
           <w:szCs w:val="28"/>
           <w:lang w:val="ru-RU"/>
         </w:rPr>
@@ -574,18 +575,18 @@
         <w:ind w:left="9" w:right="9"/>
         <w:jc w:val="center"/>
         <w:rPr>
-          <w:rFonts w:ascii="Times New Roman" w:hAnsi="Times New Roman" w:cs="Times New Roman"/>
+          <w:rFonts w:cs="Times New Roman"/>
           <w:bCs/>
-          <w:sz w:val="28"/>
-          <w:szCs w:val="28"/>
-          <w:lang w:val="ru-RU"/>
-        </w:rPr>
-      </w:pPr>
-      <w:r>
-        <w:rPr>
-          <w:rFonts w:ascii="Times New Roman" w:hAnsi="Times New Roman" w:cs="Times New Roman"/>
+          <w:color w:val="000000" w:themeColor="text1"/>
+          <w:szCs w:val="28"/>
+          <w:lang w:val="ru-RU"/>
+        </w:rPr>
+      </w:pPr>
+      <w:r>
+        <w:rPr>
+          <w:rFonts w:cs="Times New Roman"/>
           <w:bCs/>
-          <w:sz w:val="28"/>
+          <w:color w:val="000000" w:themeColor="text1"/>
           <w:szCs w:val="28"/>
           <w:lang w:val="ru-RU"/>
         </w:rPr>
@@ -596,8 +597,8 @@
       <w:pPr>
         <w:pStyle w:val="af1"/>
         <w:rPr>
-          <w:rFonts w:ascii="Times New Roman" w:hAnsi="Times New Roman" w:cs="Times New Roman"/>
-          <w:sz w:val="28"/>
+          <w:rFonts w:cs="Times New Roman"/>
+          <w:color w:val="000000" w:themeColor="text1"/>
           <w:szCs w:val="28"/>
           <w:lang w:val="ru-RU"/>
         </w:rPr>
@@ -608,8 +609,8 @@
         <w:pStyle w:val="af1"/>
         <w:jc w:val="center"/>
         <w:rPr>
-          <w:rFonts w:ascii="Times New Roman" w:hAnsi="Times New Roman" w:cs="Times New Roman"/>
-          <w:sz w:val="28"/>
+          <w:rFonts w:cs="Times New Roman"/>
+          <w:color w:val="000000" w:themeColor="text1"/>
           <w:szCs w:val="28"/>
           <w:lang w:val="ru-RU"/>
         </w:rPr>
@@ -621,16 +622,16 @@
         <w:spacing w:before="2"/>
         <w:jc w:val="center"/>
         <w:rPr>
-          <w:rFonts w:ascii="Times New Roman" w:hAnsi="Times New Roman" w:cs="Times New Roman"/>
-          <w:sz w:val="28"/>
-          <w:szCs w:val="28"/>
-          <w:lang w:val="ru-RU"/>
-        </w:rPr>
-      </w:pPr>
-      <w:r>
-        <w:rPr>
-          <w:rFonts w:ascii="Times New Roman" w:hAnsi="Times New Roman" w:cs="Times New Roman"/>
-          <w:sz w:val="28"/>
+          <w:rFonts w:cs="Times New Roman"/>
+          <w:color w:val="000000" w:themeColor="text1"/>
+          <w:szCs w:val="28"/>
+          <w:lang w:val="ru-RU"/>
+        </w:rPr>
+      </w:pPr>
+      <w:r>
+        <w:rPr>
+          <w:rFonts w:cs="Times New Roman"/>
+          <w:color w:val="000000" w:themeColor="text1"/>
           <w:szCs w:val="28"/>
           <w:lang w:val="ru-RU"/>
         </w:rPr>
@@ -642,8 +643,8 @@
         <w:pStyle w:val="af1"/>
         <w:spacing w:before="2"/>
         <w:rPr>
-          <w:rFonts w:ascii="Times New Roman" w:hAnsi="Times New Roman" w:cs="Times New Roman"/>
-          <w:sz w:val="28"/>
+          <w:rFonts w:cs="Times New Roman"/>
+          <w:color w:val="000000" w:themeColor="text1"/>
           <w:szCs w:val="28"/>
           <w:lang w:val="ru-RU"/>
         </w:rPr>
@@ -654,8 +655,8 @@
         <w:pStyle w:val="af1"/>
         <w:spacing w:before="2"/>
         <w:rPr>
-          <w:rFonts w:ascii="Times New Roman" w:hAnsi="Times New Roman" w:cs="Times New Roman"/>
-          <w:sz w:val="28"/>
+          <w:rFonts w:cs="Times New Roman"/>
+          <w:color w:val="000000" w:themeColor="text1"/>
           <w:szCs w:val="28"/>
           <w:lang w:val="ru-RU"/>
         </w:rPr>
@@ -666,8 +667,8 @@
         <w:pStyle w:val="af1"/>
         <w:spacing w:before="2"/>
         <w:rPr>
-          <w:rFonts w:ascii="Times New Roman" w:hAnsi="Times New Roman" w:cs="Times New Roman"/>
-          <w:sz w:val="28"/>
+          <w:rFonts w:cs="Times New Roman"/>
+          <w:color w:val="000000" w:themeColor="text1"/>
           <w:szCs w:val="28"/>
           <w:lang w:val="ru-RU"/>
         </w:rPr>
@@ -678,8 +679,8 @@
         <w:pStyle w:val="af1"/>
         <w:spacing w:before="2"/>
         <w:rPr>
-          <w:rFonts w:ascii="Times New Roman" w:hAnsi="Times New Roman" w:cs="Times New Roman"/>
-          <w:sz w:val="28"/>
+          <w:rFonts w:cs="Times New Roman"/>
+          <w:color w:val="000000" w:themeColor="text1"/>
           <w:szCs w:val="28"/>
           <w:lang w:val="ru-RU"/>
         </w:rPr>
@@ -691,16 +692,16 @@
         <w:ind w:left="9" w:right="10"/>
         <w:jc w:val="center"/>
         <w:rPr>
-          <w:rFonts w:ascii="Times New Roman" w:hAnsi="Times New Roman" w:cs="Times New Roman"/>
-          <w:sz w:val="28"/>
-          <w:szCs w:val="28"/>
-          <w:lang w:val="ru-RU"/>
-        </w:rPr>
-      </w:pPr>
-      <w:r>
-        <w:rPr>
-          <w:rFonts w:ascii="Times New Roman" w:hAnsi="Times New Roman" w:cs="Times New Roman"/>
-          <w:sz w:val="28"/>
+          <w:rFonts w:cs="Times New Roman"/>
+          <w:color w:val="000000" w:themeColor="text1"/>
+          <w:szCs w:val="28"/>
+          <w:lang w:val="ru-RU"/>
+        </w:rPr>
+      </w:pPr>
+      <w:r>
+        <w:rPr>
+          <w:rFonts w:cs="Times New Roman"/>
+          <w:color w:val="000000" w:themeColor="text1"/>
           <w:szCs w:val="28"/>
           <w:lang w:val="ru-RU"/>
         </w:rPr>
@@ -708,9 +709,9 @@
       </w:r>
       <w:r>
         <w:rPr>
-          <w:rFonts w:ascii="Times New Roman" w:hAnsi="Times New Roman" w:cs="Times New Roman"/>
+          <w:rFonts w:cs="Times New Roman"/>
+          <w:color w:val="000000" w:themeColor="text1"/>
           <w:spacing w:val="-7"/>
-          <w:sz w:val="28"/>
           <w:szCs w:val="28"/>
           <w:lang w:val="ru-RU"/>
         </w:rPr>
@@ -718,9 +719,9 @@
       </w:r>
       <w:r>
         <w:rPr>
-          <w:rFonts w:ascii="Times New Roman" w:hAnsi="Times New Roman" w:cs="Times New Roman"/>
+          <w:rFonts w:cs="Times New Roman"/>
+          <w:color w:val="000000" w:themeColor="text1"/>
           <w:spacing w:val="-4"/>
-          <w:sz w:val="28"/>
           <w:szCs w:val="28"/>
           <w:lang w:val="ru-RU"/>
         </w:rPr>
@@ -731,8 +732,8 @@
       <w:pPr>
         <w:spacing w:after="0" w:line="240" w:lineRule="auto"/>
         <w:rPr>
-          <w:rFonts w:ascii="Times New Roman" w:hAnsi="Times New Roman" w:cs="Times New Roman"/>
-          <w:sz w:val="28"/>
+          <w:rFonts w:cs="Times New Roman"/>
+          <w:color w:val="000000" w:themeColor="text1"/>
           <w:szCs w:val="28"/>
           <w:lang w:val="ru-RU"/>
         </w:rPr>
@@ -742,8 +743,8 @@
       <w:pPr>
         <w:spacing w:after="0" w:line="240" w:lineRule="auto"/>
         <w:rPr>
-          <w:rFonts w:ascii="Times New Roman" w:hAnsi="Times New Roman" w:cs="Times New Roman"/>
-          <w:sz w:val="28"/>
+          <w:rFonts w:cs="Times New Roman"/>
+          <w:color w:val="000000" w:themeColor="text1"/>
           <w:szCs w:val="28"/>
           <w:lang w:val="ru-RU"/>
         </w:rPr>
@@ -753,8 +754,8 @@
       <w:pPr>
         <w:spacing w:after="0" w:line="240" w:lineRule="auto"/>
         <w:rPr>
-          <w:rFonts w:ascii="Times New Roman" w:hAnsi="Times New Roman" w:cs="Times New Roman"/>
-          <w:sz w:val="28"/>
+          <w:rFonts w:cs="Times New Roman"/>
+          <w:color w:val="000000" w:themeColor="text1"/>
           <w:szCs w:val="28"/>
           <w:lang w:val="ru-RU"/>
         </w:rPr>
@@ -764,8 +765,8 @@
       <w:pPr>
         <w:spacing w:after="0" w:line="240" w:lineRule="auto"/>
         <w:rPr>
-          <w:rFonts w:ascii="Times New Roman" w:hAnsi="Times New Roman" w:cs="Times New Roman"/>
-          <w:sz w:val="28"/>
+          <w:rFonts w:cs="Times New Roman"/>
+          <w:color w:val="000000" w:themeColor="text1"/>
           <w:szCs w:val="28"/>
           <w:lang w:val="ru-RU"/>
         </w:rPr>
@@ -777,7 +778,7 @@
           <w:rFonts w:ascii="Times New Roman" w:eastAsiaTheme="minorHAnsi" w:hAnsi="Times New Roman" w:cs="Times New Roman"/>
           <w:b/>
           <w:bCs/>
-          <w:color w:val="auto"/>
+          <w:color w:val="000000" w:themeColor="text1"/>
           <w:kern w:val="2"/>
           <w:sz w:val="22"/>
           <w:szCs w:val="22"/>
@@ -806,6 +807,7 @@
               <w:rFonts w:ascii="Times New Roman" w:hAnsi="Times New Roman" w:cs="Times New Roman"/>
               <w:b/>
               <w:bCs/>
+              <w:color w:val="000000" w:themeColor="text1"/>
             </w:rPr>
           </w:pPr>
           <w:r>
@@ -813,6 +815,7 @@
               <w:rFonts w:ascii="Times New Roman" w:hAnsi="Times New Roman" w:cs="Times New Roman"/>
               <w:b/>
               <w:bCs/>
+              <w:color w:val="000000" w:themeColor="text1"/>
               <w:lang w:val="ru-RU"/>
             </w:rPr>
             <w:t>С</w:t>
@@ -822,6 +825,7 @@
               <w:rFonts w:ascii="Times New Roman" w:hAnsi="Times New Roman" w:cs="Times New Roman"/>
               <w:b/>
               <w:bCs/>
+              <w:color w:val="000000" w:themeColor="text1"/>
               <w:lang w:val="ru-RU"/>
             </w:rPr>
             <w:t>О</w:t>
@@ -831,6 +835,7 @@
               <w:rFonts w:ascii="Times New Roman" w:hAnsi="Times New Roman" w:cs="Times New Roman"/>
               <w:b/>
               <w:bCs/>
+              <w:color w:val="000000" w:themeColor="text1"/>
               <w:lang w:val="ru-RU"/>
             </w:rPr>
             <w:t>ДЕРЖАНИЕ</w:t>
@@ -843,117 +848,94 @@
               <w:tab w:val="right" w:leader="dot" w:pos="9344"/>
             </w:tabs>
             <w:rPr>
-              <w:rFonts w:ascii="Times New Roman" w:eastAsiaTheme="minorEastAsia" w:hAnsi="Times New Roman" w:cs="Times New Roman"/>
+              <w:rFonts w:asciiTheme="minorHAnsi" w:eastAsiaTheme="minorEastAsia" w:hAnsiTheme="minorHAnsi"/>
               <w:noProof/>
-              <w:sz w:val="28"/>
-              <w:szCs w:val="28"/>
-              <w:lang w:eastAsia="ru-BY"/>
+              <w:sz w:val="24"/>
+              <w:szCs w:val="24"/>
+              <w:lang w:val="ru-BY" w:eastAsia="ru-BY"/>
             </w:rPr>
           </w:pPr>
           <w:r>
             <w:rPr>
-              <w:rFonts w:ascii="Times New Roman" w:hAnsi="Times New Roman" w:cs="Times New Roman"/>
-              <w:sz w:val="28"/>
+              <w:rFonts w:cs="Times New Roman"/>
+              <w:color w:val="000000" w:themeColor="text1"/>
               <w:szCs w:val="28"/>
             </w:rPr>
             <w:fldChar w:fldCharType="begin"/>
           </w:r>
           <w:r>
             <w:rPr>
-              <w:rFonts w:ascii="Times New Roman" w:hAnsi="Times New Roman" w:cs="Times New Roman"/>
-              <w:sz w:val="28"/>
+              <w:rFonts w:cs="Times New Roman"/>
+              <w:color w:val="000000" w:themeColor="text1"/>
               <w:szCs w:val="28"/>
             </w:rPr>
             <w:instrText xml:space="preserve"> TOC \o "1-3" \h \z \u </w:instrText>
           </w:r>
           <w:r>
             <w:rPr>
-              <w:rFonts w:ascii="Times New Roman" w:hAnsi="Times New Roman" w:cs="Times New Roman"/>
-              <w:sz w:val="28"/>
+              <w:rFonts w:cs="Times New Roman"/>
+              <w:color w:val="000000" w:themeColor="text1"/>
               <w:szCs w:val="28"/>
             </w:rPr>
             <w:fldChar w:fldCharType="separate"/>
           </w:r>
-          <w:hyperlink w:anchor="_Toc242020729" w:history="1">
+          <w:hyperlink w:anchor="_Toc242094571" w:history="1">
             <w:r>
               <w:rPr>
                 <w:rStyle w:val="af9"/>
-                <w:rFonts w:ascii="Times New Roman" w:hAnsi="Times New Roman" w:cs="Times New Roman"/>
+                <w:rFonts w:cs="Times New Roman"/>
                 <w:b/>
                 <w:bCs/>
                 <w:noProof/>
-                <w:sz w:val="28"/>
-                <w:szCs w:val="28"/>
                 <w:lang w:val="ru-RU"/>
               </w:rPr>
               <w:t>1 ЦЕЛЬ РАБОТЫ</w:t>
             </w:r>
             <w:r>
               <w:rPr>
-                <w:rFonts w:ascii="Times New Roman" w:hAnsi="Times New Roman" w:cs="Times New Roman"/>
                 <w:noProof/>
                 <w:webHidden/>
-                <w:sz w:val="28"/>
-                <w:szCs w:val="28"/>
               </w:rPr>
               <w:tab/>
             </w:r>
             <w:r>
               <w:rPr>
-                <w:rFonts w:ascii="Times New Roman" w:hAnsi="Times New Roman" w:cs="Times New Roman"/>
                 <w:noProof/>
                 <w:webHidden/>
-                <w:sz w:val="28"/>
-                <w:szCs w:val="28"/>
               </w:rPr>
               <w:fldChar w:fldCharType="begin"/>
             </w:r>
             <w:r>
               <w:rPr>
-                <w:rFonts w:ascii="Times New Roman" w:hAnsi="Times New Roman" w:cs="Times New Roman"/>
                 <w:noProof/>
                 <w:webHidden/>
-                <w:sz w:val="28"/>
-                <w:szCs w:val="28"/>
               </w:rPr>
-              <w:instrText xml:space="preserve"> PAGEREF _Toc242020729 \h </w:instrText>
+              <w:instrText xml:space="preserve"> PAGEREF _Toc242094571 \h </w:instrText>
             </w:r>
             <w:r>
               <w:rPr>
-                <w:rFonts w:ascii="Times New Roman" w:hAnsi="Times New Roman" w:cs="Times New Roman"/>
                 <w:noProof/>
                 <w:webHidden/>
-                <w:sz w:val="28"/>
-                <w:szCs w:val="28"/>
               </w:rPr>
             </w:r>
             <w:r>
               <w:rPr>
-                <w:rFonts w:ascii="Times New Roman" w:hAnsi="Times New Roman" w:cs="Times New Roman"/>
                 <w:noProof/>
                 <w:webHidden/>
-                <w:sz w:val="28"/>
-                <w:szCs w:val="28"/>
               </w:rPr>
               <w:fldChar w:fldCharType="separate"/>
             </w:r>
             <w:r>
               <w:rPr>
-                <w:rFonts w:ascii="Times New Roman" w:hAnsi="Times New Roman" w:cs="Times New Roman"/>
                 <w:noProof/>
                 <w:webHidden/>
-                <w:sz w:val="28"/>
-                <w:szCs w:val="28"/>
               </w:rPr>
               <w:t>3</w:t>
             </w:r>
             <w:r>
               <w:rPr>
-                <w:rFonts w:ascii="Times New Roman" w:hAnsi="Times New Roman" w:cs="Times New Roman"/>
                 <w:noProof/>
                 <w:webHidden/>
-                <w:sz w:val="28"/>
-                <w:szCs w:val="28"/>
               </w:rPr>
               <w:fldChar w:fldCharType="end"/>
             </w:r>
@@ -966,93 +948,70 @@
               <w:tab w:val="right" w:leader="dot" w:pos="9344"/>
             </w:tabs>
             <w:rPr>
-              <w:rFonts w:ascii="Times New Roman" w:eastAsiaTheme="minorEastAsia" w:hAnsi="Times New Roman" w:cs="Times New Roman"/>
+              <w:rFonts w:asciiTheme="minorHAnsi" w:eastAsiaTheme="minorEastAsia" w:hAnsiTheme="minorHAnsi"/>
               <w:noProof/>
-              <w:sz w:val="28"/>
-              <w:szCs w:val="28"/>
-              <w:lang w:eastAsia="ru-BY"/>
+              <w:sz w:val="24"/>
+              <w:szCs w:val="24"/>
+              <w:lang w:val="ru-BY" w:eastAsia="ru-BY"/>
             </w:rPr>
           </w:pPr>
-          <w:hyperlink w:anchor="_Toc242020730" w:history="1">
+          <w:hyperlink w:anchor="_Toc242094572" w:history="1">
             <w:r>
               <w:rPr>
                 <w:rStyle w:val="af9"/>
-                <w:rFonts w:ascii="Times New Roman" w:hAnsi="Times New Roman" w:cs="Times New Roman"/>
+                <w:rFonts w:cs="Times New Roman"/>
                 <w:b/>
                 <w:bCs/>
                 <w:noProof/>
-                <w:sz w:val="28"/>
-                <w:szCs w:val="28"/>
                 <w:lang w:val="ru-RU"/>
               </w:rPr>
               <w:t>2 ОБОРУДОВАНИЕ И ПРОГРАММНОЕ ОБЕСПЕЧЕНИЕ</w:t>
             </w:r>
             <w:r>
               <w:rPr>
-                <w:rFonts w:ascii="Times New Roman" w:hAnsi="Times New Roman" w:cs="Times New Roman"/>
                 <w:noProof/>
                 <w:webHidden/>
-                <w:sz w:val="28"/>
-                <w:szCs w:val="28"/>
               </w:rPr>
               <w:tab/>
             </w:r>
             <w:r>
               <w:rPr>
-                <w:rFonts w:ascii="Times New Roman" w:hAnsi="Times New Roman" w:cs="Times New Roman"/>
                 <w:noProof/>
                 <w:webHidden/>
-                <w:sz w:val="28"/>
-                <w:szCs w:val="28"/>
               </w:rPr>
               <w:fldChar w:fldCharType="begin"/>
             </w:r>
             <w:r>
               <w:rPr>
-                <w:rFonts w:ascii="Times New Roman" w:hAnsi="Times New Roman" w:cs="Times New Roman"/>
                 <w:noProof/>
                 <w:webHidden/>
-                <w:sz w:val="28"/>
-                <w:szCs w:val="28"/>
               </w:rPr>
-              <w:instrText xml:space="preserve"> PAGEREF _Toc242020730 \h </w:instrText>
+              <w:instrText xml:space="preserve"> PAGEREF _Toc242094572 \h </w:instrText>
             </w:r>
             <w:r>
               <w:rPr>
-                <w:rFonts w:ascii="Times New Roman" w:hAnsi="Times New Roman" w:cs="Times New Roman"/>
                 <w:noProof/>
                 <w:webHidden/>
-                <w:sz w:val="28"/>
-                <w:szCs w:val="28"/>
               </w:rPr>
             </w:r>
             <w:r>
               <w:rPr>
-                <w:rFonts w:ascii="Times New Roman" w:hAnsi="Times New Roman" w:cs="Times New Roman"/>
                 <w:noProof/>
                 <w:webHidden/>
-                <w:sz w:val="28"/>
-                <w:szCs w:val="28"/>
               </w:rPr>
               <w:fldChar w:fldCharType="separate"/>
             </w:r>
             <w:r>
               <w:rPr>
-                <w:rFonts w:ascii="Times New Roman" w:hAnsi="Times New Roman" w:cs="Times New Roman"/>
                 <w:noProof/>
                 <w:webHidden/>
-                <w:sz w:val="28"/>
-                <w:szCs w:val="28"/>
               </w:rPr>
               <w:t>3</w:t>
             </w:r>
             <w:r>
               <w:rPr>
-                <w:rFonts w:ascii="Times New Roman" w:hAnsi="Times New Roman" w:cs="Times New Roman"/>
                 <w:noProof/>
                 <w:webHidden/>
-                <w:sz w:val="28"/>
-                <w:szCs w:val="28"/>
               </w:rPr>
               <w:fldChar w:fldCharType="end"/>
             </w:r>
@@ -1065,93 +1024,70 @@
               <w:tab w:val="right" w:leader="dot" w:pos="9344"/>
             </w:tabs>
             <w:rPr>
-              <w:rFonts w:ascii="Times New Roman" w:eastAsiaTheme="minorEastAsia" w:hAnsi="Times New Roman" w:cs="Times New Roman"/>
+              <w:rFonts w:asciiTheme="minorHAnsi" w:eastAsiaTheme="minorEastAsia" w:hAnsiTheme="minorHAnsi"/>
               <w:noProof/>
-              <w:sz w:val="28"/>
-              <w:szCs w:val="28"/>
-              <w:lang w:eastAsia="ru-BY"/>
+              <w:sz w:val="24"/>
+              <w:szCs w:val="24"/>
+              <w:lang w:val="ru-BY" w:eastAsia="ru-BY"/>
             </w:rPr>
           </w:pPr>
-          <w:hyperlink w:anchor="_Toc242020731" w:history="1">
+          <w:hyperlink w:anchor="_Toc242094573" w:history="1">
             <w:r>
               <w:rPr>
                 <w:rStyle w:val="af9"/>
-                <w:rFonts w:ascii="Times New Roman" w:hAnsi="Times New Roman" w:cs="Times New Roman"/>
+                <w:rFonts w:cs="Times New Roman"/>
                 <w:b/>
                 <w:bCs/>
                 <w:noProof/>
-                <w:sz w:val="28"/>
-                <w:szCs w:val="28"/>
                 <w:lang w:val="ru-RU"/>
               </w:rPr>
               <w:t>3 ХОД ВЫПОЛНЕНИЯ РАБОТЫ</w:t>
             </w:r>
             <w:r>
               <w:rPr>
-                <w:rFonts w:ascii="Times New Roman" w:hAnsi="Times New Roman" w:cs="Times New Roman"/>
                 <w:noProof/>
                 <w:webHidden/>
-                <w:sz w:val="28"/>
-                <w:szCs w:val="28"/>
               </w:rPr>
               <w:tab/>
             </w:r>
             <w:r>
               <w:rPr>
-                <w:rFonts w:ascii="Times New Roman" w:hAnsi="Times New Roman" w:cs="Times New Roman"/>
                 <w:noProof/>
                 <w:webHidden/>
-                <w:sz w:val="28"/>
-                <w:szCs w:val="28"/>
               </w:rPr>
               <w:fldChar w:fldCharType="begin"/>
             </w:r>
             <w:r>
               <w:rPr>
-                <w:rFonts w:ascii="Times New Roman" w:hAnsi="Times New Roman" w:cs="Times New Roman"/>
                 <w:noProof/>
                 <w:webHidden/>
-                <w:sz w:val="28"/>
-                <w:szCs w:val="28"/>
               </w:rPr>
-              <w:instrText xml:space="preserve"> PAGEREF _Toc242020731 \h </w:instrText>
+              <w:instrText xml:space="preserve"> PAGEREF _Toc242094573 \h </w:instrText>
             </w:r>
             <w:r>
               <w:rPr>
-                <w:rFonts w:ascii="Times New Roman" w:hAnsi="Times New Roman" w:cs="Times New Roman"/>
                 <w:noProof/>
                 <w:webHidden/>
-                <w:sz w:val="28"/>
-                <w:szCs w:val="28"/>
               </w:rPr>
             </w:r>
             <w:r>
               <w:rPr>
-                <w:rFonts w:ascii="Times New Roman" w:hAnsi="Times New Roman" w:cs="Times New Roman"/>
                 <w:noProof/>
                 <w:webHidden/>
-                <w:sz w:val="28"/>
-                <w:szCs w:val="28"/>
               </w:rPr>
               <w:fldChar w:fldCharType="separate"/>
             </w:r>
             <w:r>
               <w:rPr>
-                <w:rFonts w:ascii="Times New Roman" w:hAnsi="Times New Roman" w:cs="Times New Roman"/>
                 <w:noProof/>
                 <w:webHidden/>
-                <w:sz w:val="28"/>
-                <w:szCs w:val="28"/>
               </w:rPr>
               <w:t>3</w:t>
             </w:r>
             <w:r>
               <w:rPr>
-                <w:rFonts w:ascii="Times New Roman" w:hAnsi="Times New Roman" w:cs="Times New Roman"/>
                 <w:noProof/>
                 <w:webHidden/>
-                <w:sz w:val="28"/>
-                <w:szCs w:val="28"/>
               </w:rPr>
               <w:fldChar w:fldCharType="end"/>
             </w:r>
@@ -1164,93 +1100,70 @@
               <w:tab w:val="right" w:leader="dot" w:pos="9344"/>
             </w:tabs>
             <w:rPr>
-              <w:rFonts w:ascii="Times New Roman" w:eastAsiaTheme="minorEastAsia" w:hAnsi="Times New Roman" w:cs="Times New Roman"/>
+              <w:rFonts w:asciiTheme="minorHAnsi" w:eastAsiaTheme="minorEastAsia" w:hAnsiTheme="minorHAnsi"/>
               <w:noProof/>
-              <w:sz w:val="28"/>
-              <w:szCs w:val="28"/>
-              <w:lang w:eastAsia="ru-BY"/>
+              <w:sz w:val="24"/>
+              <w:szCs w:val="24"/>
+              <w:lang w:val="ru-BY" w:eastAsia="ru-BY"/>
             </w:rPr>
           </w:pPr>
-          <w:hyperlink w:anchor="_Toc242020732" w:history="1">
+          <w:hyperlink w:anchor="_Toc242094574" w:history="1">
             <w:r>
               <w:rPr>
                 <w:rStyle w:val="af9"/>
-                <w:rFonts w:ascii="Times New Roman" w:hAnsi="Times New Roman" w:cs="Times New Roman"/>
+                <w:rFonts w:cs="Times New Roman"/>
                 <w:b/>
                 <w:bCs/>
                 <w:noProof/>
-                <w:sz w:val="28"/>
-                <w:szCs w:val="28"/>
                 <w:lang w:val="ru-RU"/>
               </w:rPr>
               <w:t>3.1 Аппаратная справка</w:t>
             </w:r>
             <w:r>
               <w:rPr>
-                <w:rFonts w:ascii="Times New Roman" w:hAnsi="Times New Roman" w:cs="Times New Roman"/>
                 <w:noProof/>
                 <w:webHidden/>
-                <w:sz w:val="28"/>
-                <w:szCs w:val="28"/>
               </w:rPr>
               <w:tab/>
             </w:r>
             <w:r>
               <w:rPr>
-                <w:rFonts w:ascii="Times New Roman" w:hAnsi="Times New Roman" w:cs="Times New Roman"/>
                 <w:noProof/>
                 <w:webHidden/>
-                <w:sz w:val="28"/>
-                <w:szCs w:val="28"/>
               </w:rPr>
               <w:fldChar w:fldCharType="begin"/>
             </w:r>
             <w:r>
               <w:rPr>
-                <w:rFonts w:ascii="Times New Roman" w:hAnsi="Times New Roman" w:cs="Times New Roman"/>
                 <w:noProof/>
                 <w:webHidden/>
-                <w:sz w:val="28"/>
-                <w:szCs w:val="28"/>
               </w:rPr>
-              <w:instrText xml:space="preserve"> PAGEREF _Toc242020732 \h </w:instrText>
+              <w:instrText xml:space="preserve"> PAGEREF _Toc242094574 \h </w:instrText>
             </w:r>
             <w:r>
               <w:rPr>
-                <w:rFonts w:ascii="Times New Roman" w:hAnsi="Times New Roman" w:cs="Times New Roman"/>
                 <w:noProof/>
                 <w:webHidden/>
-                <w:sz w:val="28"/>
-                <w:szCs w:val="28"/>
               </w:rPr>
             </w:r>
             <w:r>
               <w:rPr>
-                <w:rFonts w:ascii="Times New Roman" w:hAnsi="Times New Roman" w:cs="Times New Roman"/>
                 <w:noProof/>
                 <w:webHidden/>
-                <w:sz w:val="28"/>
-                <w:szCs w:val="28"/>
               </w:rPr>
               <w:fldChar w:fldCharType="separate"/>
             </w:r>
             <w:r>
               <w:rPr>
-                <w:rFonts w:ascii="Times New Roman" w:hAnsi="Times New Roman" w:cs="Times New Roman"/>
                 <w:noProof/>
                 <w:webHidden/>
-                <w:sz w:val="28"/>
-                <w:szCs w:val="28"/>
               </w:rPr>
               <w:t>3</w:t>
             </w:r>
             <w:r>
               <w:rPr>
-                <w:rFonts w:ascii="Times New Roman" w:hAnsi="Times New Roman" w:cs="Times New Roman"/>
                 <w:noProof/>
                 <w:webHidden/>
-                <w:sz w:val="28"/>
-                <w:szCs w:val="28"/>
               </w:rPr>
               <w:fldChar w:fldCharType="end"/>
             </w:r>
@@ -1263,93 +1176,70 @@
               <w:tab w:val="right" w:leader="dot" w:pos="9344"/>
             </w:tabs>
             <w:rPr>
-              <w:rFonts w:ascii="Times New Roman" w:eastAsiaTheme="minorEastAsia" w:hAnsi="Times New Roman" w:cs="Times New Roman"/>
+              <w:rFonts w:asciiTheme="minorHAnsi" w:eastAsiaTheme="minorEastAsia" w:hAnsiTheme="minorHAnsi"/>
               <w:noProof/>
-              <w:sz w:val="28"/>
-              <w:szCs w:val="28"/>
-              <w:lang w:eastAsia="ru-BY"/>
+              <w:sz w:val="24"/>
+              <w:szCs w:val="24"/>
+              <w:lang w:val="ru-BY" w:eastAsia="ru-BY"/>
             </w:rPr>
           </w:pPr>
-          <w:hyperlink w:anchor="_Toc242020733" w:history="1">
+          <w:hyperlink w:anchor="_Toc242094575" w:history="1">
             <w:r>
               <w:rPr>
                 <w:rStyle w:val="af9"/>
-                <w:rFonts w:ascii="Times New Roman" w:hAnsi="Times New Roman" w:cs="Times New Roman"/>
+                <w:rFonts w:cs="Times New Roman"/>
                 <w:b/>
                 <w:bCs/>
                 <w:noProof/>
-                <w:sz w:val="28"/>
-                <w:szCs w:val="28"/>
                 <w:lang w:val="ru-RU"/>
               </w:rPr>
               <w:t>3.2 Программная диагностика</w:t>
             </w:r>
             <w:r>
               <w:rPr>
-                <w:rFonts w:ascii="Times New Roman" w:hAnsi="Times New Roman" w:cs="Times New Roman"/>
                 <w:noProof/>
                 <w:webHidden/>
-                <w:sz w:val="28"/>
-                <w:szCs w:val="28"/>
               </w:rPr>
               <w:tab/>
             </w:r>
             <w:r>
               <w:rPr>
-                <w:rFonts w:ascii="Times New Roman" w:hAnsi="Times New Roman" w:cs="Times New Roman"/>
                 <w:noProof/>
                 <w:webHidden/>
-                <w:sz w:val="28"/>
-                <w:szCs w:val="28"/>
               </w:rPr>
               <w:fldChar w:fldCharType="begin"/>
             </w:r>
             <w:r>
               <w:rPr>
-                <w:rFonts w:ascii="Times New Roman" w:hAnsi="Times New Roman" w:cs="Times New Roman"/>
                 <w:noProof/>
                 <w:webHidden/>
-                <w:sz w:val="28"/>
-                <w:szCs w:val="28"/>
               </w:rPr>
-              <w:instrText xml:space="preserve"> PAGEREF _Toc242020733 \h </w:instrText>
+              <w:instrText xml:space="preserve"> PAGEREF _Toc242094575 \h </w:instrText>
             </w:r>
             <w:r>
               <w:rPr>
-                <w:rFonts w:ascii="Times New Roman" w:hAnsi="Times New Roman" w:cs="Times New Roman"/>
                 <w:noProof/>
                 <w:webHidden/>
-                <w:sz w:val="28"/>
-                <w:szCs w:val="28"/>
               </w:rPr>
             </w:r>
             <w:r>
               <w:rPr>
-                <w:rFonts w:ascii="Times New Roman" w:hAnsi="Times New Roman" w:cs="Times New Roman"/>
                 <w:noProof/>
                 <w:webHidden/>
-                <w:sz w:val="28"/>
-                <w:szCs w:val="28"/>
               </w:rPr>
               <w:fldChar w:fldCharType="separate"/>
             </w:r>
             <w:r>
               <w:rPr>
-                <w:rFonts w:ascii="Times New Roman" w:hAnsi="Times New Roman" w:cs="Times New Roman"/>
                 <w:noProof/>
                 <w:webHidden/>
-                <w:sz w:val="28"/>
-                <w:szCs w:val="28"/>
               </w:rPr>
               <w:t>4</w:t>
             </w:r>
             <w:r>
               <w:rPr>
-                <w:rFonts w:ascii="Times New Roman" w:hAnsi="Times New Roman" w:cs="Times New Roman"/>
                 <w:noProof/>
                 <w:webHidden/>
-                <w:sz w:val="28"/>
-                <w:szCs w:val="28"/>
               </w:rPr>
               <w:fldChar w:fldCharType="end"/>
             </w:r>
@@ -1362,93 +1252,70 @@
               <w:tab w:val="right" w:leader="dot" w:pos="9344"/>
             </w:tabs>
             <w:rPr>
-              <w:rFonts w:ascii="Times New Roman" w:eastAsiaTheme="minorEastAsia" w:hAnsi="Times New Roman" w:cs="Times New Roman"/>
+              <w:rFonts w:asciiTheme="minorHAnsi" w:eastAsiaTheme="minorEastAsia" w:hAnsiTheme="minorHAnsi"/>
               <w:noProof/>
-              <w:sz w:val="28"/>
-              <w:szCs w:val="28"/>
-              <w:lang w:eastAsia="ru-BY"/>
+              <w:sz w:val="24"/>
+              <w:szCs w:val="24"/>
+              <w:lang w:val="ru-BY" w:eastAsia="ru-BY"/>
             </w:rPr>
           </w:pPr>
-          <w:hyperlink w:anchor="_Toc242020734" w:history="1">
+          <w:hyperlink w:anchor="_Toc242094576" w:history="1">
             <w:r>
               <w:rPr>
                 <w:rStyle w:val="af9"/>
-                <w:rFonts w:ascii="Times New Roman" w:hAnsi="Times New Roman" w:cs="Times New Roman"/>
+                <w:rFonts w:cs="Times New Roman"/>
                 <w:b/>
                 <w:bCs/>
                 <w:noProof/>
-                <w:sz w:val="28"/>
-                <w:szCs w:val="28"/>
                 <w:lang w:val="ru-RU"/>
               </w:rPr>
               <w:t>3.3 Расчёты</w:t>
             </w:r>
             <w:r>
               <w:rPr>
-                <w:rFonts w:ascii="Times New Roman" w:hAnsi="Times New Roman" w:cs="Times New Roman"/>
                 <w:noProof/>
                 <w:webHidden/>
-                <w:sz w:val="28"/>
-                <w:szCs w:val="28"/>
               </w:rPr>
               <w:tab/>
             </w:r>
             <w:r>
               <w:rPr>
-                <w:rFonts w:ascii="Times New Roman" w:hAnsi="Times New Roman" w:cs="Times New Roman"/>
                 <w:noProof/>
                 <w:webHidden/>
-                <w:sz w:val="28"/>
-                <w:szCs w:val="28"/>
               </w:rPr>
               <w:fldChar w:fldCharType="begin"/>
             </w:r>
             <w:r>
               <w:rPr>
-                <w:rFonts w:ascii="Times New Roman" w:hAnsi="Times New Roman" w:cs="Times New Roman"/>
                 <w:noProof/>
                 <w:webHidden/>
-                <w:sz w:val="28"/>
-                <w:szCs w:val="28"/>
               </w:rPr>
-              <w:instrText xml:space="preserve"> PAGEREF _Toc242020734 \h </w:instrText>
+              <w:instrText xml:space="preserve"> PAGEREF _Toc242094576 \h </w:instrText>
             </w:r>
             <w:r>
               <w:rPr>
-                <w:rFonts w:ascii="Times New Roman" w:hAnsi="Times New Roman" w:cs="Times New Roman"/>
                 <w:noProof/>
                 <w:webHidden/>
-                <w:sz w:val="28"/>
-                <w:szCs w:val="28"/>
               </w:rPr>
             </w:r>
             <w:r>
               <w:rPr>
-                <w:rFonts w:ascii="Times New Roman" w:hAnsi="Times New Roman" w:cs="Times New Roman"/>
                 <w:noProof/>
                 <w:webHidden/>
-                <w:sz w:val="28"/>
-                <w:szCs w:val="28"/>
               </w:rPr>
               <w:fldChar w:fldCharType="separate"/>
             </w:r>
             <w:r>
               <w:rPr>
-                <w:rFonts w:ascii="Times New Roman" w:hAnsi="Times New Roman" w:cs="Times New Roman"/>
                 <w:noProof/>
                 <w:webHidden/>
-                <w:sz w:val="28"/>
-                <w:szCs w:val="28"/>
               </w:rPr>
               <w:t>4</w:t>
             </w:r>
             <w:r>
               <w:rPr>
-                <w:rFonts w:ascii="Times New Roman" w:hAnsi="Times New Roman" w:cs="Times New Roman"/>
                 <w:noProof/>
                 <w:webHidden/>
-                <w:sz w:val="28"/>
-                <w:szCs w:val="28"/>
               </w:rPr>
               <w:fldChar w:fldCharType="end"/>
             </w:r>
@@ -1461,93 +1328,70 @@
               <w:tab w:val="right" w:leader="dot" w:pos="9344"/>
             </w:tabs>
             <w:rPr>
-              <w:rFonts w:ascii="Times New Roman" w:eastAsiaTheme="minorEastAsia" w:hAnsi="Times New Roman" w:cs="Times New Roman"/>
+              <w:rFonts w:asciiTheme="minorHAnsi" w:eastAsiaTheme="minorEastAsia" w:hAnsiTheme="minorHAnsi"/>
               <w:noProof/>
-              <w:sz w:val="28"/>
-              <w:szCs w:val="28"/>
-              <w:lang w:eastAsia="ru-BY"/>
+              <w:sz w:val="24"/>
+              <w:szCs w:val="24"/>
+              <w:lang w:val="ru-BY" w:eastAsia="ru-BY"/>
             </w:rPr>
           </w:pPr>
-          <w:hyperlink w:anchor="_Toc242020735" w:history="1">
+          <w:hyperlink w:anchor="_Toc242094577" w:history="1">
             <w:r>
               <w:rPr>
                 <w:rStyle w:val="af9"/>
-                <w:rFonts w:ascii="Times New Roman" w:hAnsi="Times New Roman" w:cs="Times New Roman"/>
+                <w:rFonts w:cs="Times New Roman"/>
                 <w:b/>
                 <w:bCs/>
                 <w:noProof/>
-                <w:sz w:val="28"/>
-                <w:szCs w:val="28"/>
                 <w:lang w:val="ru-RU"/>
               </w:rPr>
               <w:t>3.4 Теоретический блок (Техника безопасности)</w:t>
             </w:r>
             <w:r>
               <w:rPr>
-                <w:rFonts w:ascii="Times New Roman" w:hAnsi="Times New Roman" w:cs="Times New Roman"/>
                 <w:noProof/>
                 <w:webHidden/>
-                <w:sz w:val="28"/>
-                <w:szCs w:val="28"/>
               </w:rPr>
               <w:tab/>
             </w:r>
             <w:r>
               <w:rPr>
-                <w:rFonts w:ascii="Times New Roman" w:hAnsi="Times New Roman" w:cs="Times New Roman"/>
                 <w:noProof/>
                 <w:webHidden/>
-                <w:sz w:val="28"/>
-                <w:szCs w:val="28"/>
               </w:rPr>
               <w:fldChar w:fldCharType="begin"/>
             </w:r>
             <w:r>
               <w:rPr>
-                <w:rFonts w:ascii="Times New Roman" w:hAnsi="Times New Roman" w:cs="Times New Roman"/>
                 <w:noProof/>
                 <w:webHidden/>
-                <w:sz w:val="28"/>
-                <w:szCs w:val="28"/>
               </w:rPr>
-              <w:instrText xml:space="preserve"> PAGEREF _Toc242020735 \h </w:instrText>
+              <w:instrText xml:space="preserve"> PAGEREF _Toc242094577 \h </w:instrText>
             </w:r>
             <w:r>
               <w:rPr>
-                <w:rFonts w:ascii="Times New Roman" w:hAnsi="Times New Roman" w:cs="Times New Roman"/>
                 <w:noProof/>
                 <w:webHidden/>
-                <w:sz w:val="28"/>
-                <w:szCs w:val="28"/>
               </w:rPr>
             </w:r>
             <w:r>
               <w:rPr>
-                <w:rFonts w:ascii="Times New Roman" w:hAnsi="Times New Roman" w:cs="Times New Roman"/>
                 <w:noProof/>
                 <w:webHidden/>
-                <w:sz w:val="28"/>
-                <w:szCs w:val="28"/>
               </w:rPr>
               <w:fldChar w:fldCharType="separate"/>
             </w:r>
             <w:r>
               <w:rPr>
-                <w:rFonts w:ascii="Times New Roman" w:hAnsi="Times New Roman" w:cs="Times New Roman"/>
                 <w:noProof/>
                 <w:webHidden/>
-                <w:sz w:val="28"/>
-                <w:szCs w:val="28"/>
               </w:rPr>
               <w:t>5</w:t>
             </w:r>
             <w:r>
               <w:rPr>
-                <w:rFonts w:ascii="Times New Roman" w:hAnsi="Times New Roman" w:cs="Times New Roman"/>
                 <w:noProof/>
                 <w:webHidden/>
-                <w:sz w:val="28"/>
-                <w:szCs w:val="28"/>
               </w:rPr>
               <w:fldChar w:fldCharType="end"/>
             </w:r>
@@ -1560,93 +1404,70 @@
               <w:tab w:val="right" w:leader="dot" w:pos="9344"/>
             </w:tabs>
             <w:rPr>
-              <w:rFonts w:ascii="Times New Roman" w:eastAsiaTheme="minorEastAsia" w:hAnsi="Times New Roman" w:cs="Times New Roman"/>
+              <w:rFonts w:asciiTheme="minorHAnsi" w:eastAsiaTheme="minorEastAsia" w:hAnsiTheme="minorHAnsi"/>
               <w:noProof/>
-              <w:sz w:val="28"/>
-              <w:szCs w:val="28"/>
-              <w:lang w:eastAsia="ru-BY"/>
+              <w:sz w:val="24"/>
+              <w:szCs w:val="24"/>
+              <w:lang w:val="ru-BY" w:eastAsia="ru-BY"/>
             </w:rPr>
           </w:pPr>
-          <w:hyperlink w:anchor="_Toc242020736" w:history="1">
+          <w:hyperlink w:anchor="_Toc242094578" w:history="1">
             <w:r>
               <w:rPr>
                 <w:rStyle w:val="af9"/>
-                <w:rFonts w:ascii="Times New Roman" w:hAnsi="Times New Roman" w:cs="Times New Roman"/>
+                <w:rFonts w:cs="Times New Roman"/>
                 <w:b/>
                 <w:bCs/>
                 <w:noProof/>
-                <w:sz w:val="28"/>
-                <w:szCs w:val="28"/>
                 <w:lang w:val="ru-RU"/>
               </w:rPr>
               <w:t>4 ВЫВОДЫ</w:t>
             </w:r>
             <w:r>
               <w:rPr>
-                <w:rFonts w:ascii="Times New Roman" w:hAnsi="Times New Roman" w:cs="Times New Roman"/>
                 <w:noProof/>
                 <w:webHidden/>
-                <w:sz w:val="28"/>
-                <w:szCs w:val="28"/>
               </w:rPr>
               <w:tab/>
             </w:r>
             <w:r>
               <w:rPr>
-                <w:rFonts w:ascii="Times New Roman" w:hAnsi="Times New Roman" w:cs="Times New Roman"/>
                 <w:noProof/>
                 <w:webHidden/>
-                <w:sz w:val="28"/>
-                <w:szCs w:val="28"/>
               </w:rPr>
               <w:fldChar w:fldCharType="begin"/>
             </w:r>
             <w:r>
               <w:rPr>
-                <w:rFonts w:ascii="Times New Roman" w:hAnsi="Times New Roman" w:cs="Times New Roman"/>
                 <w:noProof/>
                 <w:webHidden/>
-                <w:sz w:val="28"/>
-                <w:szCs w:val="28"/>
               </w:rPr>
-              <w:instrText xml:space="preserve"> PAGEREF _Toc242020736 \h </w:instrText>
+              <w:instrText xml:space="preserve"> PAGEREF _Toc242094578 \h </w:instrText>
             </w:r>
             <w:r>
               <w:rPr>
-                <w:rFonts w:ascii="Times New Roman" w:hAnsi="Times New Roman" w:cs="Times New Roman"/>
                 <w:noProof/>
                 <w:webHidden/>
-                <w:sz w:val="28"/>
-                <w:szCs w:val="28"/>
               </w:rPr>
             </w:r>
             <w:r>
               <w:rPr>
-                <w:rFonts w:ascii="Times New Roman" w:hAnsi="Times New Roman" w:cs="Times New Roman"/>
                 <w:noProof/>
                 <w:webHidden/>
-                <w:sz w:val="28"/>
-                <w:szCs w:val="28"/>
               </w:rPr>
               <w:fldChar w:fldCharType="separate"/>
             </w:r>
             <w:r>
               <w:rPr>
-                <w:rFonts w:ascii="Times New Roman" w:hAnsi="Times New Roman" w:cs="Times New Roman"/>
                 <w:noProof/>
                 <w:webHidden/>
-                <w:sz w:val="28"/>
-                <w:szCs w:val="28"/>
               </w:rPr>
               <w:t>6</w:t>
             </w:r>
             <w:r>
               <w:rPr>
-                <w:rFonts w:ascii="Times New Roman" w:hAnsi="Times New Roman" w:cs="Times New Roman"/>
                 <w:noProof/>
                 <w:webHidden/>
-                <w:sz w:val="28"/>
-                <w:szCs w:val="28"/>
               </w:rPr>
               <w:fldChar w:fldCharType="end"/>
             </w:r>
@@ -1655,18 +1476,18 @@
         <w:p>
           <w:pPr>
             <w:rPr>
-              <w:rFonts w:ascii="Times New Roman" w:hAnsi="Times New Roman" w:cs="Times New Roman"/>
-              <w:sz w:val="28"/>
+              <w:rFonts w:cs="Times New Roman"/>
+              <w:color w:val="000000" w:themeColor="text1"/>
               <w:szCs w:val="28"/>
               <w:lang w:val="ru-RU"/>
             </w:rPr>
           </w:pPr>
           <w:r>
             <w:rPr>
-              <w:rFonts w:ascii="Times New Roman" w:hAnsi="Times New Roman" w:cs="Times New Roman"/>
+              <w:rFonts w:cs="Times New Roman"/>
               <w:b/>
               <w:bCs/>
-              <w:sz w:val="28"/>
+              <w:color w:val="000000" w:themeColor="text1"/>
               <w:szCs w:val="28"/>
               <w:lang w:val="ru-RU"/>
             </w:rPr>
@@ -1678,208 +1499,198 @@
     <w:p>
       <w:pPr>
         <w:rPr>
-          <w:rFonts w:ascii="Times New Roman" w:hAnsi="Times New Roman" w:cs="Times New Roman"/>
-          <w:sz w:val="28"/>
-          <w:szCs w:val="28"/>
-          <w:lang w:val="ru-RU"/>
-        </w:rPr>
-      </w:pPr>
-    </w:p>
-    <w:p>
-      <w:pPr>
-        <w:rPr>
-          <w:rFonts w:ascii="Times New Roman" w:hAnsi="Times New Roman" w:cs="Times New Roman"/>
-          <w:sz w:val="28"/>
-          <w:szCs w:val="28"/>
-          <w:lang w:val="ru-RU"/>
-        </w:rPr>
-      </w:pPr>
-    </w:p>
-    <w:p>
-      <w:pPr>
-        <w:rPr>
-          <w:rFonts w:ascii="Times New Roman" w:hAnsi="Times New Roman" w:cs="Times New Roman"/>
-          <w:sz w:val="28"/>
-          <w:szCs w:val="28"/>
-          <w:lang w:val="ru-RU"/>
-        </w:rPr>
-      </w:pPr>
-    </w:p>
-    <w:p>
-      <w:pPr>
-        <w:rPr>
-          <w:rFonts w:ascii="Times New Roman" w:hAnsi="Times New Roman" w:cs="Times New Roman"/>
-          <w:sz w:val="28"/>
-          <w:szCs w:val="28"/>
-          <w:lang w:val="ru-RU"/>
-        </w:rPr>
-      </w:pPr>
-    </w:p>
-    <w:p>
-      <w:pPr>
-        <w:rPr>
-          <w:rFonts w:ascii="Times New Roman" w:hAnsi="Times New Roman" w:cs="Times New Roman"/>
-          <w:sz w:val="28"/>
-          <w:szCs w:val="28"/>
-          <w:lang w:val="ru-RU"/>
-        </w:rPr>
-      </w:pPr>
-    </w:p>
-    <w:p>
-      <w:pPr>
-        <w:rPr>
-          <w:rFonts w:ascii="Times New Roman" w:hAnsi="Times New Roman" w:cs="Times New Roman"/>
-          <w:sz w:val="28"/>
-          <w:szCs w:val="28"/>
-          <w:lang w:val="ru-RU"/>
-        </w:rPr>
-      </w:pPr>
-    </w:p>
-    <w:p>
-      <w:pPr>
-        <w:rPr>
-          <w:rFonts w:ascii="Times New Roman" w:hAnsi="Times New Roman" w:cs="Times New Roman"/>
-          <w:sz w:val="28"/>
-          <w:szCs w:val="28"/>
-          <w:lang w:val="ru-RU"/>
-        </w:rPr>
-      </w:pPr>
-    </w:p>
-    <w:p>
-      <w:pPr>
-        <w:rPr>
-          <w:rFonts w:ascii="Times New Roman" w:hAnsi="Times New Roman" w:cs="Times New Roman"/>
-          <w:sz w:val="28"/>
-          <w:szCs w:val="28"/>
-          <w:lang w:val="ru-RU"/>
-        </w:rPr>
-      </w:pPr>
-    </w:p>
-    <w:p>
-      <w:pPr>
-        <w:rPr>
-          <w:rFonts w:ascii="Times New Roman" w:hAnsi="Times New Roman" w:cs="Times New Roman"/>
-          <w:sz w:val="28"/>
-          <w:szCs w:val="28"/>
-          <w:lang w:val="ru-RU"/>
-        </w:rPr>
-      </w:pPr>
-    </w:p>
-    <w:p>
-      <w:pPr>
-        <w:rPr>
-          <w:rFonts w:ascii="Times New Roman" w:hAnsi="Times New Roman" w:cs="Times New Roman"/>
-          <w:sz w:val="28"/>
-          <w:szCs w:val="28"/>
-          <w:lang w:val="ru-RU"/>
-        </w:rPr>
-      </w:pPr>
-    </w:p>
-    <w:p>
-      <w:pPr>
-        <w:rPr>
-          <w:rFonts w:ascii="Times New Roman" w:hAnsi="Times New Roman" w:cs="Times New Roman"/>
-          <w:sz w:val="28"/>
-          <w:szCs w:val="28"/>
-          <w:lang w:val="ru-RU"/>
-        </w:rPr>
-      </w:pPr>
-    </w:p>
-    <w:p>
-      <w:pPr>
-        <w:rPr>
-          <w:rFonts w:ascii="Times New Roman" w:hAnsi="Times New Roman" w:cs="Times New Roman"/>
-          <w:sz w:val="28"/>
-          <w:szCs w:val="28"/>
-          <w:lang w:val="ru-RU"/>
-        </w:rPr>
-      </w:pPr>
-    </w:p>
-    <w:p>
-      <w:pPr>
-        <w:rPr>
-          <w:rFonts w:ascii="Times New Roman" w:hAnsi="Times New Roman" w:cs="Times New Roman"/>
-          <w:sz w:val="28"/>
-          <w:szCs w:val="28"/>
-          <w:lang w:val="ru-RU"/>
-        </w:rPr>
-      </w:pPr>
-    </w:p>
-    <w:p>
-      <w:pPr>
-        <w:rPr>
-          <w:rFonts w:ascii="Times New Roman" w:hAnsi="Times New Roman" w:cs="Times New Roman"/>
-          <w:sz w:val="28"/>
-          <w:szCs w:val="28"/>
-          <w:lang w:val="ru-RU"/>
-        </w:rPr>
-      </w:pPr>
-    </w:p>
-    <w:p>
-      <w:pPr>
-        <w:rPr>
-          <w:rFonts w:ascii="Times New Roman" w:hAnsi="Times New Roman" w:cs="Times New Roman"/>
-          <w:sz w:val="28"/>
-          <w:szCs w:val="28"/>
-          <w:lang w:val="ru-RU"/>
-        </w:rPr>
-      </w:pPr>
-    </w:p>
-    <w:p>
-      <w:pPr>
-        <w:rPr>
-          <w:rFonts w:ascii="Times New Roman" w:hAnsi="Times New Roman" w:cs="Times New Roman"/>
-          <w:sz w:val="28"/>
-          <w:szCs w:val="28"/>
-          <w:lang w:val="ru-RU"/>
-        </w:rPr>
-      </w:pPr>
-    </w:p>
-    <w:p>
-      <w:pPr>
-        <w:rPr>
-          <w:rFonts w:ascii="Times New Roman" w:hAnsi="Times New Roman" w:cs="Times New Roman"/>
-          <w:sz w:val="28"/>
-          <w:szCs w:val="28"/>
-          <w:lang w:val="ru-RU"/>
-        </w:rPr>
-      </w:pPr>
-    </w:p>
-    <w:p>
-      <w:pPr>
-        <w:rPr>
-          <w:rFonts w:ascii="Times New Roman" w:hAnsi="Times New Roman" w:cs="Times New Roman"/>
-          <w:sz w:val="28"/>
-          <w:szCs w:val="28"/>
-          <w:lang w:val="ru-RU"/>
-        </w:rPr>
-      </w:pPr>
-    </w:p>
-    <w:p>
-      <w:pPr>
-        <w:rPr>
-          <w:rFonts w:ascii="Times New Roman" w:hAnsi="Times New Roman" w:cs="Times New Roman"/>
-          <w:sz w:val="28"/>
-          <w:szCs w:val="28"/>
-          <w:lang w:val="ru-RU"/>
-        </w:rPr>
-      </w:pPr>
-    </w:p>
-    <w:p>
-      <w:pPr>
-        <w:rPr>
-          <w:rFonts w:ascii="Times New Roman" w:hAnsi="Times New Roman" w:cs="Times New Roman"/>
-          <w:sz w:val="28"/>
-          <w:szCs w:val="28"/>
-          <w:lang w:val="ru-RU"/>
-        </w:rPr>
-      </w:pPr>
-    </w:p>
-    <w:p>
-      <w:pPr>
-        <w:rPr>
-          <w:rFonts w:ascii="Times New Roman" w:hAnsi="Times New Roman" w:cs="Times New Roman"/>
-          <w:sz w:val="28"/>
+          <w:rFonts w:cs="Times New Roman"/>
+          <w:color w:val="000000" w:themeColor="text1"/>
+          <w:szCs w:val="28"/>
+          <w:lang w:val="ru-RU"/>
+        </w:rPr>
+      </w:pPr>
+    </w:p>
+    <w:p>
+      <w:pPr>
+        <w:rPr>
+          <w:rFonts w:cs="Times New Roman"/>
+          <w:color w:val="000000" w:themeColor="text1"/>
+          <w:szCs w:val="28"/>
+          <w:lang w:val="ru-RU"/>
+        </w:rPr>
+      </w:pPr>
+    </w:p>
+    <w:p>
+      <w:pPr>
+        <w:rPr>
+          <w:rFonts w:cs="Times New Roman"/>
+          <w:color w:val="000000" w:themeColor="text1"/>
+          <w:szCs w:val="28"/>
+          <w:lang w:val="ru-RU"/>
+        </w:rPr>
+      </w:pPr>
+    </w:p>
+    <w:p>
+      <w:pPr>
+        <w:rPr>
+          <w:rFonts w:cs="Times New Roman"/>
+          <w:color w:val="000000" w:themeColor="text1"/>
+          <w:szCs w:val="28"/>
+          <w:lang w:val="ru-RU"/>
+        </w:rPr>
+      </w:pPr>
+    </w:p>
+    <w:p>
+      <w:pPr>
+        <w:rPr>
+          <w:rFonts w:cs="Times New Roman"/>
+          <w:color w:val="000000" w:themeColor="text1"/>
+          <w:szCs w:val="28"/>
+          <w:lang w:val="ru-RU"/>
+        </w:rPr>
+      </w:pPr>
+    </w:p>
+    <w:p>
+      <w:pPr>
+        <w:rPr>
+          <w:rFonts w:cs="Times New Roman"/>
+          <w:color w:val="000000" w:themeColor="text1"/>
+          <w:szCs w:val="28"/>
+          <w:lang w:val="ru-RU"/>
+        </w:rPr>
+      </w:pPr>
+    </w:p>
+    <w:p>
+      <w:pPr>
+        <w:rPr>
+          <w:rFonts w:cs="Times New Roman"/>
+          <w:color w:val="000000" w:themeColor="text1"/>
+          <w:szCs w:val="28"/>
+          <w:lang w:val="ru-RU"/>
+        </w:rPr>
+      </w:pPr>
+    </w:p>
+    <w:p>
+      <w:pPr>
+        <w:rPr>
+          <w:rFonts w:cs="Times New Roman"/>
+          <w:color w:val="000000" w:themeColor="text1"/>
+          <w:szCs w:val="28"/>
+          <w:lang w:val="ru-RU"/>
+        </w:rPr>
+      </w:pPr>
+    </w:p>
+    <w:p>
+      <w:pPr>
+        <w:rPr>
+          <w:rFonts w:cs="Times New Roman"/>
+          <w:color w:val="000000" w:themeColor="text1"/>
+          <w:szCs w:val="28"/>
+          <w:lang w:val="ru-RU"/>
+        </w:rPr>
+      </w:pPr>
+    </w:p>
+    <w:p>
+      <w:pPr>
+        <w:rPr>
+          <w:rFonts w:cs="Times New Roman"/>
+          <w:color w:val="000000" w:themeColor="text1"/>
+          <w:szCs w:val="28"/>
+          <w:lang w:val="ru-RU"/>
+        </w:rPr>
+      </w:pPr>
+    </w:p>
+    <w:p>
+      <w:pPr>
+        <w:rPr>
+          <w:rFonts w:cs="Times New Roman"/>
+          <w:color w:val="000000" w:themeColor="text1"/>
+          <w:szCs w:val="28"/>
+          <w:lang w:val="ru-RU"/>
+        </w:rPr>
+      </w:pPr>
+    </w:p>
+    <w:p>
+      <w:pPr>
+        <w:rPr>
+          <w:rFonts w:cs="Times New Roman"/>
+          <w:color w:val="000000" w:themeColor="text1"/>
+          <w:szCs w:val="28"/>
+          <w:lang w:val="ru-RU"/>
+        </w:rPr>
+      </w:pPr>
+    </w:p>
+    <w:p>
+      <w:pPr>
+        <w:rPr>
+          <w:rFonts w:cs="Times New Roman"/>
+          <w:color w:val="000000" w:themeColor="text1"/>
+          <w:szCs w:val="28"/>
+          <w:lang w:val="ru-RU"/>
+        </w:rPr>
+      </w:pPr>
+    </w:p>
+    <w:p>
+      <w:pPr>
+        <w:rPr>
+          <w:rFonts w:cs="Times New Roman"/>
+          <w:color w:val="000000" w:themeColor="text1"/>
+          <w:szCs w:val="28"/>
+          <w:lang w:val="ru-RU"/>
+        </w:rPr>
+      </w:pPr>
+    </w:p>
+    <w:p>
+      <w:pPr>
+        <w:rPr>
+          <w:rFonts w:cs="Times New Roman"/>
+          <w:color w:val="000000" w:themeColor="text1"/>
+          <w:szCs w:val="28"/>
+          <w:lang w:val="ru-RU"/>
+        </w:rPr>
+      </w:pPr>
+    </w:p>
+    <w:p>
+      <w:pPr>
+        <w:rPr>
+          <w:rFonts w:cs="Times New Roman"/>
+          <w:color w:val="000000" w:themeColor="text1"/>
+          <w:szCs w:val="28"/>
+          <w:lang w:val="ru-RU"/>
+        </w:rPr>
+      </w:pPr>
+    </w:p>
+    <w:p>
+      <w:pPr>
+        <w:rPr>
+          <w:rFonts w:cs="Times New Roman"/>
+          <w:color w:val="000000" w:themeColor="text1"/>
+          <w:szCs w:val="28"/>
+          <w:lang w:val="ru-RU"/>
+        </w:rPr>
+      </w:pPr>
+    </w:p>
+    <w:p>
+      <w:pPr>
+        <w:rPr>
+          <w:rFonts w:cs="Times New Roman"/>
+          <w:color w:val="000000" w:themeColor="text1"/>
+          <w:szCs w:val="28"/>
+          <w:lang w:val="ru-RU"/>
+        </w:rPr>
+      </w:pPr>
+    </w:p>
+    <w:p>
+      <w:pPr>
+        <w:rPr>
+          <w:rFonts w:cs="Times New Roman"/>
+          <w:color w:val="000000" w:themeColor="text1"/>
+          <w:szCs w:val="28"/>
+          <w:lang w:val="ru-RU"/>
+        </w:rPr>
+      </w:pPr>
+    </w:p>
+    <w:p>
+      <w:pPr>
+        <w:rPr>
+          <w:rFonts w:cs="Times New Roman"/>
+          <w:color w:val="000000" w:themeColor="text1"/>
           <w:szCs w:val="28"/>
           <w:lang w:val="ru-RU"/>
         </w:rPr>
@@ -1892,17 +1703,19 @@
           <w:rFonts w:ascii="Times New Roman" w:hAnsi="Times New Roman" w:cs="Times New Roman"/>
           <w:b/>
           <w:bCs/>
+          <w:color w:val="000000" w:themeColor="text1"/>
           <w:sz w:val="32"/>
           <w:szCs w:val="32"/>
           <w:lang w:val="ru-RU"/>
         </w:rPr>
       </w:pPr>
-      <w:bookmarkStart w:id="0" w:name="_Toc242020729"/>
+      <w:bookmarkStart w:id="0" w:name="_Toc242094571"/>
       <w:r>
         <w:rPr>
           <w:rFonts w:ascii="Times New Roman" w:hAnsi="Times New Roman" w:cs="Times New Roman"/>
           <w:b/>
           <w:bCs/>
+          <w:color w:val="000000" w:themeColor="text1"/>
           <w:sz w:val="32"/>
           <w:szCs w:val="32"/>
           <w:lang w:val="ru-RU"/>
@@ -1918,16 +1731,16 @@
         <w:ind w:firstLine="709"/>
         <w:jc w:val="both"/>
         <w:rPr>
-          <w:rFonts w:ascii="Times New Roman" w:hAnsi="Times New Roman" w:cs="Times New Roman"/>
-          <w:sz w:val="28"/>
-          <w:szCs w:val="28"/>
-          <w:lang w:val="ru-RU"/>
-        </w:rPr>
-      </w:pPr>
-      <w:r>
-        <w:rPr>
-          <w:rFonts w:ascii="Times New Roman" w:hAnsi="Times New Roman" w:cs="Times New Roman"/>
-          <w:sz w:val="28"/>
+          <w:rFonts w:cs="Times New Roman"/>
+          <w:color w:val="000000" w:themeColor="text1"/>
+          <w:szCs w:val="28"/>
+          <w:lang w:val="ru-RU"/>
+        </w:rPr>
+      </w:pPr>
+      <w:r>
+        <w:rPr>
+          <w:rFonts w:cs="Times New Roman"/>
+          <w:color w:val="000000" w:themeColor="text1"/>
           <w:szCs w:val="28"/>
           <w:lang w:val="ru-RU"/>
         </w:rPr>
@@ -1935,8 +1748,8 @@
       </w:r>
       <w:r>
         <w:rPr>
-          <w:rFonts w:ascii="Times New Roman" w:hAnsi="Times New Roman" w:cs="Times New Roman"/>
-          <w:sz w:val="28"/>
+          <w:rFonts w:cs="Times New Roman"/>
+          <w:color w:val="000000" w:themeColor="text1"/>
           <w:szCs w:val="28"/>
         </w:rPr>
         <w:t xml:space="preserve">формировать практические навыки безопасной эксплуатации аппаратного обеспечения и освоить методы аппаратно-программной диагностики систем питания портативных и настольных ПК в кроссплатформенной среде (ОС Windows и </w:t>
@@ -1944,8 +1757,8 @@
       <w:proofErr w:type="spellStart"/>
       <w:r>
         <w:rPr>
-          <w:rFonts w:ascii="Times New Roman" w:hAnsi="Times New Roman" w:cs="Times New Roman"/>
-          <w:sz w:val="28"/>
+          <w:rFonts w:cs="Times New Roman"/>
+          <w:color w:val="000000" w:themeColor="text1"/>
           <w:szCs w:val="28"/>
         </w:rPr>
         <w:t>macOS</w:t>
@@ -1953,8 +1766,8 @@
       <w:proofErr w:type="spellEnd"/>
       <w:r>
         <w:rPr>
-          <w:rFonts w:ascii="Times New Roman" w:hAnsi="Times New Roman" w:cs="Times New Roman"/>
-          <w:sz w:val="28"/>
+          <w:rFonts w:cs="Times New Roman"/>
+          <w:color w:val="000000" w:themeColor="text1"/>
           <w:szCs w:val="28"/>
         </w:rPr>
         <w:t>).</w:t>
@@ -1967,17 +1780,19 @@
           <w:rFonts w:ascii="Times New Roman" w:hAnsi="Times New Roman" w:cs="Times New Roman"/>
           <w:b/>
           <w:bCs/>
+          <w:color w:val="000000" w:themeColor="text1"/>
           <w:sz w:val="32"/>
           <w:szCs w:val="32"/>
           <w:lang w:val="ru-RU"/>
         </w:rPr>
       </w:pPr>
-      <w:bookmarkStart w:id="1" w:name="_Toc242020730"/>
+      <w:bookmarkStart w:id="1" w:name="_Toc242094572"/>
       <w:r>
         <w:rPr>
           <w:rFonts w:ascii="Times New Roman" w:hAnsi="Times New Roman" w:cs="Times New Roman"/>
           <w:b/>
           <w:bCs/>
+          <w:color w:val="000000" w:themeColor="text1"/>
           <w:sz w:val="32"/>
           <w:szCs w:val="32"/>
           <w:lang w:val="ru-RU"/>
@@ -2000,16 +1815,16 @@
         <w:ind w:left="0" w:firstLine="709"/>
         <w:jc w:val="both"/>
         <w:rPr>
-          <w:rFonts w:ascii="Times New Roman" w:eastAsiaTheme="minorEastAsia" w:hAnsi="Times New Roman" w:cs="Times New Roman"/>
-          <w:sz w:val="28"/>
-          <w:szCs w:val="28"/>
-          <w:lang w:val="ru-RU"/>
-        </w:rPr>
-      </w:pPr>
-      <w:r>
-        <w:rPr>
-          <w:rFonts w:ascii="Times New Roman" w:hAnsi="Times New Roman" w:cs="Times New Roman"/>
-          <w:sz w:val="28"/>
+          <w:rFonts w:eastAsiaTheme="minorEastAsia" w:cs="Times New Roman"/>
+          <w:color w:val="000000" w:themeColor="text1"/>
+          <w:szCs w:val="28"/>
+          <w:lang w:val="ru-RU"/>
+        </w:rPr>
+      </w:pPr>
+      <w:r>
+        <w:rPr>
+          <w:rFonts w:cs="Times New Roman"/>
+          <w:color w:val="000000" w:themeColor="text1"/>
           <w:szCs w:val="28"/>
           <w:lang w:val="ru-RU"/>
         </w:rPr>
@@ -2017,8 +1832,8 @@
       </w:r>
       <w:r>
         <w:rPr>
-          <w:rFonts w:ascii="Times New Roman" w:hAnsi="Times New Roman" w:cs="Times New Roman"/>
-          <w:sz w:val="28"/>
+          <w:rFonts w:cs="Times New Roman"/>
+          <w:color w:val="000000" w:themeColor="text1"/>
           <w:szCs w:val="28"/>
           <w:lang w:val="en-US"/>
         </w:rPr>
@@ -2026,8 +1841,8 @@
       </w:r>
       <w:r>
         <w:rPr>
-          <w:rFonts w:ascii="Times New Roman" w:hAnsi="Times New Roman" w:cs="Times New Roman"/>
-          <w:sz w:val="28"/>
+          <w:rFonts w:cs="Times New Roman"/>
+          <w:color w:val="000000" w:themeColor="text1"/>
           <w:szCs w:val="28"/>
           <w:lang w:val="ru-RU"/>
         </w:rPr>
@@ -2035,8 +1850,8 @@
       </w:r>
       <w:r>
         <w:rPr>
-          <w:rFonts w:ascii="Times New Roman" w:hAnsi="Times New Roman" w:cs="Times New Roman"/>
-          <w:sz w:val="28"/>
+          <w:rFonts w:cs="Times New Roman"/>
+          <w:color w:val="000000" w:themeColor="text1"/>
           <w:szCs w:val="28"/>
           <w:lang w:val="en-US"/>
         </w:rPr>
@@ -2044,8 +1859,8 @@
       </w:r>
       <w:r>
         <w:rPr>
-          <w:rFonts w:ascii="Times New Roman" w:hAnsi="Times New Roman" w:cs="Times New Roman"/>
-          <w:sz w:val="28"/>
+          <w:rFonts w:cs="Times New Roman"/>
+          <w:color w:val="000000" w:themeColor="text1"/>
           <w:szCs w:val="28"/>
           <w:lang w:val="ru-RU"/>
         </w:rPr>
@@ -2053,8 +1868,8 @@
       </w:r>
       <w:r>
         <w:rPr>
-          <w:rFonts w:ascii="Times New Roman" w:hAnsi="Times New Roman" w:cs="Times New Roman"/>
-          <w:sz w:val="28"/>
+          <w:rFonts w:cs="Times New Roman"/>
+          <w:color w:val="000000" w:themeColor="text1"/>
           <w:szCs w:val="28"/>
           <w:lang w:val="en-US"/>
         </w:rPr>
@@ -2062,8 +1877,8 @@
       </w:r>
       <w:r>
         <w:rPr>
-          <w:rFonts w:ascii="Times New Roman" w:hAnsi="Times New Roman" w:cs="Times New Roman"/>
-          <w:sz w:val="28"/>
+          <w:rFonts w:cs="Times New Roman"/>
+          <w:color w:val="000000" w:themeColor="text1"/>
           <w:szCs w:val="28"/>
           <w:lang w:val="ru-RU"/>
         </w:rPr>
@@ -2071,8 +1886,8 @@
       </w:r>
       <w:r>
         <w:rPr>
-          <w:rFonts w:ascii="Times New Roman" w:hAnsi="Times New Roman" w:cs="Times New Roman"/>
-          <w:sz w:val="28"/>
+          <w:rFonts w:cs="Times New Roman"/>
+          <w:color w:val="000000" w:themeColor="text1"/>
           <w:szCs w:val="28"/>
           <w:lang w:val="en-US"/>
         </w:rPr>
@@ -2080,8 +1895,8 @@
       </w:r>
       <w:r>
         <w:rPr>
-          <w:rFonts w:ascii="Times New Roman" w:hAnsi="Times New Roman" w:cs="Times New Roman"/>
-          <w:sz w:val="28"/>
+          <w:rFonts w:cs="Times New Roman"/>
+          <w:color w:val="000000" w:themeColor="text1"/>
           <w:szCs w:val="28"/>
           <w:lang w:val="ru-RU"/>
         </w:rPr>
@@ -2089,8 +1904,8 @@
       </w:r>
       <w:r>
         <w:rPr>
-          <w:rFonts w:ascii="Times New Roman" w:hAnsi="Times New Roman" w:cs="Times New Roman"/>
-          <w:sz w:val="28"/>
+          <w:rFonts w:cs="Times New Roman"/>
+          <w:color w:val="000000" w:themeColor="text1"/>
           <w:szCs w:val="28"/>
           <w:lang w:val="en-US"/>
         </w:rPr>
@@ -2098,8 +1913,8 @@
       </w:r>
       <w:r>
         <w:rPr>
-          <w:rFonts w:ascii="Times New Roman" w:hAnsi="Times New Roman" w:cs="Times New Roman"/>
-          <w:sz w:val="28"/>
+          <w:rFonts w:cs="Times New Roman"/>
+          <w:color w:val="000000" w:themeColor="text1"/>
           <w:szCs w:val="28"/>
           <w:lang w:val="ru-RU"/>
         </w:rPr>
@@ -2107,8 +1922,8 @@
       </w:r>
       <w:r>
         <w:rPr>
-          <w:rFonts w:ascii="Times New Roman" w:hAnsi="Times New Roman" w:cs="Times New Roman"/>
-          <w:sz w:val="28"/>
+          <w:rFonts w:cs="Times New Roman"/>
+          <w:color w:val="000000" w:themeColor="text1"/>
           <w:szCs w:val="28"/>
           <w:lang w:val="en-US"/>
         </w:rPr>
@@ -2116,8 +1931,8 @@
       </w:r>
       <w:r>
         <w:rPr>
-          <w:rFonts w:ascii="Times New Roman" w:hAnsi="Times New Roman" w:cs="Times New Roman"/>
-          <w:sz w:val="28"/>
+          <w:rFonts w:cs="Times New Roman"/>
+          <w:color w:val="000000" w:themeColor="text1"/>
           <w:szCs w:val="28"/>
           <w:lang w:val="ru-RU"/>
         </w:rPr>
@@ -2125,8 +1940,8 @@
       </w:r>
       <w:r>
         <w:rPr>
-          <w:rFonts w:ascii="Times New Roman" w:hAnsi="Times New Roman" w:cs="Times New Roman"/>
-          <w:sz w:val="28"/>
+          <w:rFonts w:cs="Times New Roman"/>
+          <w:color w:val="000000" w:themeColor="text1"/>
           <w:szCs w:val="28"/>
           <w:lang w:val="en-US"/>
         </w:rPr>
@@ -2134,8 +1949,8 @@
       </w:r>
       <w:r>
         <w:rPr>
-          <w:rFonts w:ascii="Times New Roman" w:hAnsi="Times New Roman" w:cs="Times New Roman"/>
-          <w:sz w:val="28"/>
+          <w:rFonts w:cs="Times New Roman"/>
+          <w:color w:val="000000" w:themeColor="text1"/>
           <w:szCs w:val="28"/>
           <w:lang w:val="ru-RU"/>
         </w:rPr>
@@ -2143,8 +1958,8 @@
       </w:r>
       <w:r>
         <w:rPr>
-          <w:rFonts w:ascii="Times New Roman" w:hAnsi="Times New Roman" w:cs="Times New Roman"/>
-          <w:sz w:val="28"/>
+          <w:rFonts w:cs="Times New Roman"/>
+          <w:color w:val="000000" w:themeColor="text1"/>
           <w:szCs w:val="28"/>
           <w:lang w:val="en-US"/>
         </w:rPr>
@@ -2152,8 +1967,8 @@
       </w:r>
       <w:r>
         <w:rPr>
-          <w:rFonts w:ascii="Times New Roman" w:hAnsi="Times New Roman" w:cs="Times New Roman"/>
-          <w:sz w:val="28"/>
+          <w:rFonts w:cs="Times New Roman"/>
+          <w:color w:val="000000" w:themeColor="text1"/>
           <w:szCs w:val="28"/>
           <w:lang w:val="ru-RU"/>
         </w:rPr>
@@ -2161,8 +1976,8 @@
       </w:r>
       <w:r>
         <w:rPr>
-          <w:rFonts w:ascii="Times New Roman" w:hAnsi="Times New Roman" w:cs="Times New Roman"/>
-          <w:sz w:val="28"/>
+          <w:rFonts w:cs="Times New Roman"/>
+          <w:color w:val="000000" w:themeColor="text1"/>
           <w:szCs w:val="28"/>
           <w:lang w:val="ru-RU"/>
         </w:rPr>
@@ -2170,8 +1985,8 @@
       </w:r>
       <w:r>
         <w:rPr>
-          <w:rFonts w:ascii="Times New Roman" w:hAnsi="Times New Roman" w:cs="Times New Roman"/>
-          <w:sz w:val="28"/>
+          <w:rFonts w:cs="Times New Roman"/>
+          <w:color w:val="000000" w:themeColor="text1"/>
           <w:szCs w:val="28"/>
           <w:lang w:val="en-US"/>
         </w:rPr>
@@ -2179,8 +1994,8 @@
       </w:r>
       <w:r>
         <w:rPr>
-          <w:rFonts w:ascii="Times New Roman" w:hAnsi="Times New Roman" w:cs="Times New Roman"/>
-          <w:sz w:val="28"/>
+          <w:rFonts w:cs="Times New Roman"/>
+          <w:color w:val="000000" w:themeColor="text1"/>
           <w:szCs w:val="28"/>
           <w:lang w:val="ru-RU"/>
         </w:rPr>
@@ -2188,8 +2003,8 @@
       </w:r>
       <w:r>
         <w:rPr>
-          <w:rFonts w:ascii="Times New Roman" w:hAnsi="Times New Roman" w:cs="Times New Roman"/>
-          <w:sz w:val="28"/>
+          <w:rFonts w:cs="Times New Roman"/>
+          <w:color w:val="000000" w:themeColor="text1"/>
           <w:szCs w:val="28"/>
           <w:lang w:val="en-US"/>
         </w:rPr>
@@ -2197,8 +2012,8 @@
       </w:r>
       <w:r>
         <w:rPr>
-          <w:rFonts w:ascii="Times New Roman" w:hAnsi="Times New Roman" w:cs="Times New Roman"/>
-          <w:sz w:val="28"/>
+          <w:rFonts w:cs="Times New Roman"/>
+          <w:color w:val="000000" w:themeColor="text1"/>
           <w:szCs w:val="28"/>
           <w:lang w:val="ru-RU"/>
         </w:rPr>
@@ -2206,8 +2021,8 @@
       </w:r>
       <w:r>
         <w:rPr>
-          <w:rFonts w:ascii="Times New Roman" w:hAnsi="Times New Roman" w:cs="Times New Roman"/>
-          <w:sz w:val="28"/>
+          <w:rFonts w:cs="Times New Roman"/>
+          <w:color w:val="000000" w:themeColor="text1"/>
           <w:szCs w:val="28"/>
           <w:lang w:val="en-US"/>
         </w:rPr>
@@ -2215,8 +2030,8 @@
       </w:r>
       <w:r>
         <w:rPr>
-          <w:rFonts w:ascii="Times New Roman" w:hAnsi="Times New Roman" w:cs="Times New Roman"/>
-          <w:sz w:val="28"/>
+          <w:rFonts w:cs="Times New Roman"/>
+          <w:color w:val="000000" w:themeColor="text1"/>
           <w:szCs w:val="28"/>
           <w:lang w:val="ru-RU"/>
         </w:rPr>
@@ -2224,8 +2039,8 @@
       </w:r>
       <w:r>
         <w:rPr>
-          <w:rFonts w:ascii="Times New Roman" w:hAnsi="Times New Roman" w:cs="Times New Roman"/>
-          <w:sz w:val="28"/>
+          <w:rFonts w:cs="Times New Roman"/>
+          <w:color w:val="000000" w:themeColor="text1"/>
           <w:szCs w:val="28"/>
           <w:lang w:val="en-US"/>
         </w:rPr>
@@ -2233,8 +2048,8 @@
       </w:r>
       <w:r>
         <w:rPr>
-          <w:rFonts w:ascii="Times New Roman" w:hAnsi="Times New Roman" w:cs="Times New Roman"/>
-          <w:sz w:val="28"/>
+          <w:rFonts w:cs="Times New Roman"/>
+          <w:color w:val="000000" w:themeColor="text1"/>
           <w:szCs w:val="28"/>
           <w:lang w:val="ru-RU"/>
         </w:rPr>
@@ -2242,8 +2057,8 @@
       </w:r>
       <w:r>
         <w:rPr>
-          <w:rFonts w:ascii="Times New Roman" w:eastAsiaTheme="minorEastAsia" w:hAnsi="Times New Roman" w:cs="Times New Roman"/>
-          <w:sz w:val="28"/>
+          <w:rFonts w:eastAsiaTheme="minorEastAsia" w:cs="Times New Roman"/>
+          <w:color w:val="000000" w:themeColor="text1"/>
           <w:szCs w:val="28"/>
           <w:lang w:val="ru-RU"/>
         </w:rPr>
@@ -2264,16 +2079,16 @@
         <w:ind w:left="0" w:firstLine="709"/>
         <w:jc w:val="both"/>
         <w:rPr>
-          <w:rFonts w:ascii="Times New Roman" w:eastAsiaTheme="minorEastAsia" w:hAnsi="Times New Roman" w:cs="Times New Roman"/>
-          <w:sz w:val="28"/>
-          <w:szCs w:val="28"/>
-          <w:lang w:val="ru-RU"/>
-        </w:rPr>
-      </w:pPr>
-      <w:r>
-        <w:rPr>
-          <w:rFonts w:ascii="Times New Roman" w:eastAsiaTheme="minorEastAsia" w:hAnsi="Times New Roman" w:cs="Times New Roman"/>
-          <w:sz w:val="28"/>
+          <w:rFonts w:eastAsiaTheme="minorEastAsia" w:cs="Times New Roman"/>
+          <w:color w:val="000000" w:themeColor="text1"/>
+          <w:szCs w:val="28"/>
+          <w:lang w:val="ru-RU"/>
+        </w:rPr>
+      </w:pPr>
+      <w:r>
+        <w:rPr>
+          <w:rFonts w:eastAsiaTheme="minorEastAsia" w:cs="Times New Roman"/>
+          <w:color w:val="000000" w:themeColor="text1"/>
           <w:szCs w:val="28"/>
           <w:lang w:val="ru-RU"/>
         </w:rPr>
@@ -2294,16 +2109,16 @@
         <w:ind w:left="0" w:firstLine="709"/>
         <w:jc w:val="both"/>
         <w:rPr>
-          <w:rFonts w:ascii="Times New Roman" w:eastAsiaTheme="minorEastAsia" w:hAnsi="Times New Roman" w:cs="Times New Roman"/>
-          <w:sz w:val="28"/>
-          <w:szCs w:val="28"/>
-          <w:lang w:val="ru-RU"/>
-        </w:rPr>
-      </w:pPr>
-      <w:r>
-        <w:rPr>
-          <w:rFonts w:ascii="Times New Roman" w:eastAsiaTheme="minorEastAsia" w:hAnsi="Times New Roman" w:cs="Times New Roman"/>
-          <w:sz w:val="28"/>
+          <w:rFonts w:eastAsiaTheme="minorEastAsia" w:cs="Times New Roman"/>
+          <w:color w:val="000000" w:themeColor="text1"/>
+          <w:szCs w:val="28"/>
+          <w:lang w:val="ru-RU"/>
+        </w:rPr>
+      </w:pPr>
+      <w:r>
+        <w:rPr>
+          <w:rFonts w:eastAsiaTheme="minorEastAsia" w:cs="Times New Roman"/>
+          <w:color w:val="000000" w:themeColor="text1"/>
           <w:szCs w:val="28"/>
           <w:lang w:val="ru-RU"/>
         </w:rPr>
@@ -2311,8 +2126,8 @@
       </w:r>
       <w:r>
         <w:rPr>
-          <w:rFonts w:ascii="Times New Roman" w:eastAsiaTheme="minorEastAsia" w:hAnsi="Times New Roman" w:cs="Times New Roman"/>
-          <w:sz w:val="28"/>
+          <w:rFonts w:eastAsiaTheme="minorEastAsia" w:cs="Times New Roman"/>
+          <w:color w:val="000000" w:themeColor="text1"/>
           <w:szCs w:val="28"/>
           <w:lang w:val="en-US"/>
         </w:rPr>
@@ -2320,8 +2135,8 @@
       </w:r>
       <w:r>
         <w:rPr>
-          <w:rFonts w:ascii="Times New Roman" w:eastAsiaTheme="minorEastAsia" w:hAnsi="Times New Roman" w:cs="Times New Roman"/>
-          <w:sz w:val="28"/>
+          <w:rFonts w:eastAsiaTheme="minorEastAsia" w:cs="Times New Roman"/>
+          <w:color w:val="000000" w:themeColor="text1"/>
           <w:szCs w:val="28"/>
           <w:lang w:val="ru-RU"/>
         </w:rPr>
@@ -2335,17 +2150,19 @@
           <w:rFonts w:ascii="Times New Roman" w:hAnsi="Times New Roman" w:cs="Times New Roman"/>
           <w:b/>
           <w:bCs/>
+          <w:color w:val="000000" w:themeColor="text1"/>
           <w:sz w:val="32"/>
           <w:szCs w:val="32"/>
           <w:lang w:val="ru-RU"/>
         </w:rPr>
       </w:pPr>
-      <w:bookmarkStart w:id="2" w:name="_Toc242020731"/>
+      <w:bookmarkStart w:id="2" w:name="_Toc242094573"/>
       <w:r>
         <w:rPr>
           <w:rFonts w:ascii="Times New Roman" w:hAnsi="Times New Roman" w:cs="Times New Roman"/>
           <w:b/>
           <w:bCs/>
+          <w:color w:val="000000" w:themeColor="text1"/>
           <w:sz w:val="32"/>
           <w:szCs w:val="32"/>
           <w:lang w:val="ru-RU"/>
@@ -2365,17 +2182,19 @@
           <w:rFonts w:ascii="Times New Roman" w:hAnsi="Times New Roman" w:cs="Times New Roman"/>
           <w:b/>
           <w:bCs/>
+          <w:color w:val="000000" w:themeColor="text1"/>
           <w:sz w:val="28"/>
           <w:szCs w:val="28"/>
           <w:lang w:val="ru-RU"/>
         </w:rPr>
       </w:pPr>
-      <w:bookmarkStart w:id="3" w:name="_Toc242020732"/>
+      <w:bookmarkStart w:id="3" w:name="_Toc242094574"/>
       <w:r>
         <w:rPr>
           <w:rFonts w:ascii="Times New Roman" w:hAnsi="Times New Roman" w:cs="Times New Roman"/>
           <w:b/>
           <w:bCs/>
+          <w:color w:val="000000" w:themeColor="text1"/>
           <w:sz w:val="28"/>
           <w:szCs w:val="28"/>
           <w:lang w:val="ru-RU"/>
@@ -2383,6 +2202,62 @@
         <w:t>3.1 Аппаратная справка</w:t>
       </w:r>
       <w:bookmarkEnd w:id="3"/>
+    </w:p>
+    <w:p>
+      <w:pPr>
+        <w:spacing w:after="0" w:line="240" w:lineRule="auto"/>
+        <w:jc w:val="both"/>
+        <w:rPr>
+          <w:rFonts w:cs="Times New Roman"/>
+          <w:b/>
+          <w:bCs/>
+          <w:color w:val="000000" w:themeColor="text1"/>
+          <w:szCs w:val="28"/>
+          <w:lang w:val="ru-RU"/>
+        </w:rPr>
+      </w:pPr>
+      <w:r>
+        <w:rPr>
+          <w:rFonts w:cs="Times New Roman"/>
+          <w:b/>
+          <w:bCs/>
+          <w:color w:val="000000" w:themeColor="text1"/>
+          <w:szCs w:val="28"/>
+          <w:lang w:val="ru-RU"/>
+        </w:rPr>
+        <w:t>Шаг</w:t>
+      </w:r>
+      <w:r>
+        <w:rPr>
+          <w:rFonts w:cs="Times New Roman"/>
+          <w:b/>
+          <w:bCs/>
+          <w:color w:val="000000" w:themeColor="text1"/>
+          <w:szCs w:val="28"/>
+        </w:rPr>
+        <w:t xml:space="preserve"> </w:t>
+      </w:r>
+      <w:r>
+        <w:rPr>
+          <w:rFonts w:cs="Times New Roman"/>
+          <w:b/>
+          <w:bCs/>
+          <w:color w:val="000000" w:themeColor="text1"/>
+          <w:szCs w:val="28"/>
+          <w:lang w:val="ru-RU"/>
+        </w:rPr>
+        <w:t>№ </w:t>
+      </w:r>
+      <w:r>
+        <w:rPr>
+          <w:rFonts w:cs="Times New Roman"/>
+          <w:b/>
+          <w:bCs/>
+          <w:color w:val="000000" w:themeColor="text1"/>
+          <w:szCs w:val="28"/>
+        </w:rPr>
+        <w:t>2. Аппаратный осмотр источника питания и расчет мощности</w:t>
+      </w:r>
     </w:p>
     <w:p>
       <w:pPr>
@@ -2390,73 +2265,16 @@
         <w:ind w:firstLine="709"/>
         <w:jc w:val="both"/>
         <w:rPr>
-          <w:rFonts w:ascii="Times New Roman" w:hAnsi="Times New Roman" w:cs="Times New Roman"/>
-          <w:b/>
-          <w:bCs/>
-          <w:sz w:val="28"/>
-          <w:szCs w:val="28"/>
-          <w:lang w:val="ru-RU"/>
-        </w:rPr>
-      </w:pPr>
-      <w:r>
-        <w:rPr>
-          <w:rFonts w:ascii="Times New Roman" w:hAnsi="Times New Roman" w:cs="Times New Roman"/>
-          <w:b/>
-          <w:bCs/>
-          <w:sz w:val="28"/>
-          <w:szCs w:val="28"/>
-          <w:lang w:val="ru-RU"/>
-        </w:rPr>
-        <w:t>Шаг</w:t>
-      </w:r>
-      <w:r>
-        <w:rPr>
-          <w:rFonts w:ascii="Times New Roman" w:hAnsi="Times New Roman" w:cs="Times New Roman"/>
-          <w:b/>
-          <w:bCs/>
-          <w:sz w:val="28"/>
-          <w:szCs w:val="28"/>
-        </w:rPr>
-        <w:t xml:space="preserve"> </w:t>
-      </w:r>
-      <w:r>
-        <w:rPr>
-          <w:rFonts w:ascii="Times New Roman" w:hAnsi="Times New Roman" w:cs="Times New Roman"/>
-          <w:b/>
-          <w:bCs/>
-          <w:sz w:val="28"/>
-          <w:szCs w:val="28"/>
-          <w:lang w:val="ru-RU"/>
-        </w:rPr>
-        <w:t>№ </w:t>
-      </w:r>
-      <w:r>
-        <w:rPr>
-          <w:rFonts w:ascii="Times New Roman" w:hAnsi="Times New Roman" w:cs="Times New Roman"/>
-          <w:b/>
-          <w:bCs/>
-          <w:sz w:val="28"/>
-          <w:szCs w:val="28"/>
-        </w:rPr>
-        <w:t>2. Аппаратный осмотр источника питания и расчет мощности</w:t>
-      </w:r>
-    </w:p>
-    <w:p>
-      <w:pPr>
-        <w:spacing w:after="0" w:line="240" w:lineRule="auto"/>
-        <w:ind w:firstLine="709"/>
-        <w:jc w:val="both"/>
-        <w:rPr>
-          <w:rFonts w:ascii="Times New Roman" w:hAnsi="Times New Roman" w:cs="Times New Roman"/>
-          <w:sz w:val="28"/>
-          <w:szCs w:val="28"/>
-          <w:lang w:val="ru-RU"/>
-        </w:rPr>
-      </w:pPr>
-      <w:r>
-        <w:rPr>
-          <w:rFonts w:ascii="Times New Roman" w:hAnsi="Times New Roman" w:cs="Times New Roman"/>
-          <w:sz w:val="28"/>
+          <w:rFonts w:cs="Times New Roman"/>
+          <w:color w:val="000000" w:themeColor="text1"/>
+          <w:szCs w:val="28"/>
+          <w:lang w:val="ru-RU"/>
+        </w:rPr>
+      </w:pPr>
+      <w:r>
+        <w:rPr>
+          <w:rFonts w:cs="Times New Roman"/>
+          <w:color w:val="000000" w:themeColor="text1"/>
           <w:szCs w:val="28"/>
           <w:lang w:val="ru-RU"/>
         </w:rPr>
@@ -2477,16 +2295,16 @@
         <w:ind w:left="0" w:firstLine="709"/>
         <w:jc w:val="both"/>
         <w:rPr>
-          <w:rFonts w:ascii="Times New Roman" w:hAnsi="Times New Roman" w:cs="Times New Roman"/>
-          <w:sz w:val="28"/>
-          <w:szCs w:val="28"/>
-          <w:lang w:val="ru-RU"/>
-        </w:rPr>
-      </w:pPr>
-      <w:r>
-        <w:rPr>
-          <w:rFonts w:ascii="Times New Roman" w:hAnsi="Times New Roman" w:cs="Times New Roman"/>
-          <w:sz w:val="28"/>
+          <w:rFonts w:cs="Times New Roman"/>
+          <w:color w:val="000000" w:themeColor="text1"/>
+          <w:szCs w:val="28"/>
+          <w:lang w:val="ru-RU"/>
+        </w:rPr>
+      </w:pPr>
+      <w:r>
+        <w:rPr>
+          <w:rFonts w:cs="Times New Roman"/>
+          <w:color w:val="000000" w:themeColor="text1"/>
           <w:szCs w:val="28"/>
           <w:lang w:val="ru-RU"/>
         </w:rPr>
@@ -2494,8 +2312,8 @@
       </w:r>
       <w:r>
         <w:rPr>
-          <w:rFonts w:ascii="Times New Roman" w:hAnsi="Times New Roman" w:cs="Times New Roman"/>
-          <w:sz w:val="28"/>
+          <w:rFonts w:cs="Times New Roman"/>
+          <w:color w:val="000000" w:themeColor="text1"/>
           <w:szCs w:val="28"/>
           <w:lang w:val="en-US"/>
         </w:rPr>
@@ -2503,8 +2321,8 @@
       </w:r>
       <w:r>
         <w:rPr>
-          <w:rFonts w:ascii="Times New Roman" w:hAnsi="Times New Roman" w:cs="Times New Roman"/>
-          <w:sz w:val="28"/>
+          <w:rFonts w:cs="Times New Roman"/>
+          <w:color w:val="000000" w:themeColor="text1"/>
           <w:szCs w:val="28"/>
           <w:lang w:val="ru-RU"/>
         </w:rPr>
@@ -2525,16 +2343,16 @@
         <w:ind w:left="0" w:firstLine="709"/>
         <w:jc w:val="both"/>
         <w:rPr>
-          <w:rFonts w:ascii="Times New Roman" w:hAnsi="Times New Roman" w:cs="Times New Roman"/>
-          <w:sz w:val="28"/>
-          <w:szCs w:val="28"/>
-          <w:lang w:val="ru-RU"/>
-        </w:rPr>
-      </w:pPr>
-      <w:r>
-        <w:rPr>
-          <w:rFonts w:ascii="Times New Roman" w:hAnsi="Times New Roman" w:cs="Times New Roman"/>
-          <w:sz w:val="28"/>
+          <w:rFonts w:cs="Times New Roman"/>
+          <w:color w:val="000000" w:themeColor="text1"/>
+          <w:szCs w:val="28"/>
+          <w:lang w:val="ru-RU"/>
+        </w:rPr>
+      </w:pPr>
+      <w:r>
+        <w:rPr>
+          <w:rFonts w:cs="Times New Roman"/>
+          <w:color w:val="000000" w:themeColor="text1"/>
           <w:szCs w:val="28"/>
           <w:lang w:val="ru-RU"/>
         </w:rPr>
@@ -2543,15 +2361,15 @@
       <w:r>
         <w:rPr>
           <w:rFonts w:ascii="Cambria Math" w:hAnsi="Cambria Math" w:cs="Cambria Math"/>
-          <w:sz w:val="28"/>
+          <w:color w:val="000000" w:themeColor="text1"/>
           <w:szCs w:val="28"/>
         </w:rPr>
         <w:t>⎓</w:t>
       </w:r>
       <w:r>
         <w:rPr>
-          <w:rFonts w:ascii="Times New Roman" w:hAnsi="Times New Roman" w:cs="Times New Roman"/>
-          <w:sz w:val="28"/>
+          <w:rFonts w:cs="Times New Roman"/>
+          <w:color w:val="000000" w:themeColor="text1"/>
           <w:szCs w:val="28"/>
           <w:lang w:val="ru-RU"/>
         </w:rPr>
@@ -2564,16 +2382,16 @@
         <w:ind w:firstLine="709"/>
         <w:jc w:val="both"/>
         <w:rPr>
-          <w:rFonts w:ascii="Times New Roman" w:eastAsiaTheme="minorEastAsia" w:hAnsi="Times New Roman" w:cs="Times New Roman"/>
-          <w:sz w:val="28"/>
-          <w:szCs w:val="28"/>
-          <w:lang w:val="ru-RU"/>
-        </w:rPr>
-      </w:pPr>
-      <w:r>
-        <w:rPr>
-          <w:rFonts w:ascii="Times New Roman" w:hAnsi="Times New Roman" w:cs="Times New Roman"/>
-          <w:sz w:val="28"/>
+          <w:rFonts w:eastAsiaTheme="minorEastAsia" w:cs="Times New Roman"/>
+          <w:color w:val="000000" w:themeColor="text1"/>
+          <w:szCs w:val="28"/>
+          <w:lang w:val="ru-RU"/>
+        </w:rPr>
+      </w:pPr>
+      <w:r>
+        <w:rPr>
+          <w:rFonts w:cs="Times New Roman"/>
+          <w:color w:val="000000" w:themeColor="text1"/>
           <w:szCs w:val="28"/>
           <w:lang w:val="ru-RU"/>
         </w:rPr>
@@ -2583,7 +2401,7 @@
         <m:r>
           <w:rPr>
             <w:rFonts w:ascii="Cambria Math" w:hAnsi="Cambria Math" w:cs="Times New Roman"/>
-            <w:sz w:val="28"/>
+            <w:color w:val="000000" w:themeColor="text1"/>
             <w:szCs w:val="28"/>
             <w:lang w:val="en-US"/>
           </w:rPr>
@@ -2592,7 +2410,7 @@
         <m:r>
           <w:rPr>
             <w:rFonts w:ascii="Cambria Math" w:hAnsi="Cambria Math" w:cs="Times New Roman"/>
-            <w:sz w:val="28"/>
+            <w:color w:val="000000" w:themeColor="text1"/>
             <w:szCs w:val="28"/>
             <w:lang w:val="ru-RU"/>
           </w:rPr>
@@ -2601,7 +2419,7 @@
         <m:r>
           <w:rPr>
             <w:rFonts w:ascii="Cambria Math" w:hAnsi="Cambria Math" w:cs="Times New Roman"/>
-            <w:sz w:val="28"/>
+            <w:color w:val="000000" w:themeColor="text1"/>
             <w:szCs w:val="28"/>
             <w:lang w:val="en-US"/>
           </w:rPr>
@@ -2610,8 +2428,8 @@
       </m:oMath>
       <w:r>
         <w:rPr>
-          <w:rFonts w:ascii="Times New Roman" w:eastAsiaTheme="minorEastAsia" w:hAnsi="Times New Roman" w:cs="Times New Roman"/>
-          <w:sz w:val="28"/>
+          <w:rFonts w:eastAsiaTheme="minorEastAsia" w:cs="Times New Roman"/>
+          <w:color w:val="000000" w:themeColor="text1"/>
           <w:szCs w:val="28"/>
           <w:lang w:val="ru-RU"/>
         </w:rPr>
@@ -2621,16 +2439,16 @@
     <w:p>
       <w:pPr>
         <w:rPr>
-          <w:rFonts w:ascii="Times New Roman" w:eastAsiaTheme="minorEastAsia" w:hAnsi="Times New Roman" w:cs="Times New Roman"/>
-          <w:sz w:val="28"/>
-          <w:szCs w:val="28"/>
-          <w:lang w:val="ru-RU"/>
-        </w:rPr>
-      </w:pPr>
-      <w:r>
-        <w:rPr>
-          <w:rFonts w:ascii="Times New Roman" w:eastAsiaTheme="minorEastAsia" w:hAnsi="Times New Roman" w:cs="Times New Roman"/>
-          <w:sz w:val="28"/>
+          <w:rFonts w:eastAsiaTheme="minorEastAsia" w:cs="Times New Roman"/>
+          <w:color w:val="000000" w:themeColor="text1"/>
+          <w:szCs w:val="28"/>
+          <w:lang w:val="ru-RU"/>
+        </w:rPr>
+      </w:pPr>
+      <w:r>
+        <w:rPr>
+          <w:rFonts w:eastAsiaTheme="minorEastAsia" w:cs="Times New Roman"/>
+          <w:color w:val="000000" w:themeColor="text1"/>
           <w:szCs w:val="28"/>
           <w:lang w:val="ru-RU"/>
         </w:rPr>
@@ -2640,7 +2458,7 @@
         <m:r>
           <w:rPr>
             <w:rFonts w:ascii="Cambria Math" w:eastAsiaTheme="minorEastAsia" w:hAnsi="Cambria Math" w:cs="Times New Roman"/>
-            <w:sz w:val="28"/>
+            <w:color w:val="000000" w:themeColor="text1"/>
             <w:szCs w:val="28"/>
             <w:lang w:val="ru-RU"/>
           </w:rPr>
@@ -2652,7 +2470,7 @@
           </m:rPr>
           <w:rPr>
             <w:rFonts w:ascii="Cambria Math" w:eastAsiaTheme="minorEastAsia" w:hAnsi="Cambria Math" w:cs="Times New Roman"/>
-            <w:sz w:val="28"/>
+            <w:color w:val="000000" w:themeColor="text1"/>
             <w:szCs w:val="28"/>
             <w:lang w:val="ru-RU"/>
           </w:rPr>
@@ -2661,7 +2479,7 @@
         <m:r>
           <w:rPr>
             <w:rFonts w:ascii="Cambria Math" w:eastAsiaTheme="minorEastAsia" w:hAnsi="Cambria Math" w:cs="Times New Roman"/>
-            <w:sz w:val="28"/>
+            <w:color w:val="000000" w:themeColor="text1"/>
             <w:szCs w:val="28"/>
             <w:lang w:val="ru-RU"/>
           </w:rPr>
@@ -2670,12 +2488,55 @@
       </m:oMath>
       <w:r>
         <w:rPr>
-          <w:rFonts w:ascii="Times New Roman" w:eastAsiaTheme="minorEastAsia" w:hAnsi="Times New Roman" w:cs="Times New Roman"/>
-          <w:sz w:val="28"/>
+          <w:rFonts w:eastAsiaTheme="minorEastAsia" w:cs="Times New Roman"/>
+          <w:color w:val="000000" w:themeColor="text1"/>
           <w:szCs w:val="28"/>
           <w:lang w:val="ru-RU"/>
         </w:rPr>
         <w:t>.</w:t>
+      </w:r>
+    </w:p>
+    <w:p>
+      <w:pPr>
+        <w:spacing w:after="0" w:line="240" w:lineRule="auto"/>
+        <w:jc w:val="both"/>
+        <w:rPr>
+          <w:rFonts w:eastAsiaTheme="minorEastAsia" w:cs="Times New Roman"/>
+          <w:color w:val="000000" w:themeColor="text1"/>
+          <w:szCs w:val="28"/>
+          <w:lang w:val="ru-RU"/>
+        </w:rPr>
+      </w:pPr>
+      <w:r>
+        <w:rPr>
+          <w:rFonts w:eastAsiaTheme="minorEastAsia" w:cs="Times New Roman"/>
+          <w:b/>
+          <w:bCs/>
+          <w:color w:val="000000" w:themeColor="text1"/>
+          <w:szCs w:val="28"/>
+        </w:rPr>
+        <w:t xml:space="preserve">Шаг </w:t>
+      </w:r>
+      <w:r>
+        <w:rPr>
+          <w:rFonts w:eastAsiaTheme="minorEastAsia" w:cs="Times New Roman"/>
+          <w:b/>
+          <w:bCs/>
+          <w:color w:val="000000" w:themeColor="text1"/>
+          <w:szCs w:val="28"/>
+          <w:lang w:val="ru-RU"/>
+        </w:rPr>
+        <w:t xml:space="preserve">№ </w:t>
+      </w:r>
+      <w:r>
+        <w:rPr>
+          <w:rFonts w:eastAsiaTheme="minorEastAsia" w:cs="Times New Roman"/>
+          <w:b/>
+          <w:bCs/>
+          <w:color w:val="000000" w:themeColor="text1"/>
+          <w:szCs w:val="28"/>
+        </w:rPr>
+        <w:t>3. Классификация интерфейсов электропитания</w:t>
       </w:r>
     </w:p>
     <w:p>
@@ -2684,42 +2545,110 @@
         <w:ind w:firstLine="709"/>
         <w:jc w:val="both"/>
         <w:rPr>
-          <w:rFonts w:ascii="Times New Roman" w:eastAsiaTheme="minorEastAsia" w:hAnsi="Times New Roman" w:cs="Times New Roman"/>
-          <w:sz w:val="28"/>
-          <w:szCs w:val="28"/>
-          <w:lang w:val="ru-RU"/>
-        </w:rPr>
-      </w:pPr>
-      <w:r>
-        <w:rPr>
-          <w:rFonts w:ascii="Times New Roman" w:eastAsiaTheme="minorEastAsia" w:hAnsi="Times New Roman" w:cs="Times New Roman"/>
-          <w:b/>
-          <w:bCs/>
-          <w:sz w:val="28"/>
-          <w:szCs w:val="28"/>
-        </w:rPr>
-        <w:t xml:space="preserve">Шаг </w:t>
-      </w:r>
-      <w:r>
-        <w:rPr>
-          <w:rFonts w:ascii="Times New Roman" w:eastAsiaTheme="minorEastAsia" w:hAnsi="Times New Roman" w:cs="Times New Roman"/>
-          <w:b/>
-          <w:bCs/>
-          <w:sz w:val="28"/>
-          <w:szCs w:val="28"/>
-          <w:lang w:val="ru-RU"/>
-        </w:rPr>
-        <w:t xml:space="preserve">№ </w:t>
-      </w:r>
-      <w:r>
-        <w:rPr>
-          <w:rFonts w:ascii="Times New Roman" w:eastAsiaTheme="minorEastAsia" w:hAnsi="Times New Roman" w:cs="Times New Roman"/>
-          <w:b/>
-          <w:bCs/>
-          <w:sz w:val="28"/>
-          <w:szCs w:val="28"/>
-        </w:rPr>
-        <w:t>3. Классификация интерфейсов электропитания</w:t>
+          <w:rFonts w:eastAsiaTheme="minorEastAsia" w:cs="Times New Roman"/>
+          <w:color w:val="000000" w:themeColor="text1"/>
+          <w:szCs w:val="28"/>
+          <w:lang w:val="ru-RU"/>
+        </w:rPr>
+      </w:pPr>
+      <w:r>
+        <w:rPr>
+          <w:rFonts w:eastAsiaTheme="minorEastAsia" w:cs="Times New Roman"/>
+          <w:color w:val="000000" w:themeColor="text1"/>
+          <w:szCs w:val="28"/>
+          <w:lang w:val="ru-RU"/>
+        </w:rPr>
+        <w:t xml:space="preserve">У ноутбука основной порт зарядки — круглый проприетарный от производителя </w:t>
+      </w:r>
+      <w:r>
+        <w:rPr>
+          <w:rFonts w:eastAsiaTheme="minorEastAsia" w:cs="Times New Roman"/>
+          <w:color w:val="000000" w:themeColor="text1"/>
+          <w:szCs w:val="28"/>
+          <w:lang w:val="en-US"/>
+        </w:rPr>
+        <w:t>ASUS</w:t>
+      </w:r>
+      <w:r>
+        <w:rPr>
+          <w:rFonts w:eastAsiaTheme="minorEastAsia" w:cs="Times New Roman"/>
+          <w:color w:val="000000" w:themeColor="text1"/>
+          <w:szCs w:val="28"/>
+          <w:lang w:val="ru-RU"/>
+        </w:rPr>
+        <w:t xml:space="preserve">, но также есть возможность быстрой зарядки </w:t>
+      </w:r>
+      <w:r>
+        <w:rPr>
+          <w:rFonts w:eastAsiaTheme="minorEastAsia" w:cs="Times New Roman"/>
+          <w:color w:val="000000" w:themeColor="text1"/>
+          <w:szCs w:val="28"/>
+          <w:lang w:val="en-US"/>
+        </w:rPr>
+        <w:t>Power</w:t>
+      </w:r>
+      <w:r>
+        <w:rPr>
+          <w:rFonts w:eastAsiaTheme="minorEastAsia" w:cs="Times New Roman"/>
+          <w:color w:val="000000" w:themeColor="text1"/>
+          <w:szCs w:val="28"/>
+          <w:lang w:val="ru-RU"/>
+        </w:rPr>
+        <w:t xml:space="preserve"> </w:t>
+      </w:r>
+      <w:r>
+        <w:rPr>
+          <w:rFonts w:eastAsiaTheme="minorEastAsia" w:cs="Times New Roman"/>
+          <w:color w:val="000000" w:themeColor="text1"/>
+          <w:szCs w:val="28"/>
+          <w:lang w:val="en-US"/>
+        </w:rPr>
+        <w:t>Delivery</w:t>
+      </w:r>
+      <w:r>
+        <w:rPr>
+          <w:rFonts w:eastAsiaTheme="minorEastAsia" w:cs="Times New Roman"/>
+          <w:color w:val="000000" w:themeColor="text1"/>
+          <w:szCs w:val="28"/>
+          <w:lang w:val="ru-RU"/>
+        </w:rPr>
+        <w:t xml:space="preserve"> через </w:t>
+      </w:r>
+      <w:r>
+        <w:rPr>
+          <w:rFonts w:eastAsiaTheme="minorEastAsia" w:cs="Times New Roman"/>
+          <w:color w:val="000000" w:themeColor="text1"/>
+          <w:szCs w:val="28"/>
+          <w:lang w:val="en-US"/>
+        </w:rPr>
+        <w:t>USB</w:t>
+      </w:r>
+      <w:r>
+        <w:rPr>
+          <w:rFonts w:eastAsiaTheme="minorEastAsia" w:cs="Times New Roman"/>
+          <w:color w:val="000000" w:themeColor="text1"/>
+          <w:szCs w:val="28"/>
+          <w:lang w:val="ru-RU"/>
+        </w:rPr>
+        <w:t>-</w:t>
+      </w:r>
+      <w:r>
+        <w:rPr>
+          <w:rFonts w:eastAsiaTheme="minorEastAsia" w:cs="Times New Roman"/>
+          <w:color w:val="000000" w:themeColor="text1"/>
+          <w:szCs w:val="28"/>
+          <w:lang w:val="en-US"/>
+        </w:rPr>
+        <w:t>C</w:t>
+      </w:r>
+      <w:r>
+        <w:rPr>
+          <w:rFonts w:eastAsiaTheme="minorEastAsia" w:cs="Times New Roman"/>
+          <w:color w:val="000000" w:themeColor="text1"/>
+          <w:szCs w:val="28"/>
+          <w:lang w:val="ru-RU"/>
+        </w:rPr>
+        <w:t xml:space="preserve"> порт с пропускной мощностью в 100 Вт.</w:t>
       </w:r>
     </w:p>
     <w:p>
@@ -2728,110 +2657,19 @@
         <w:ind w:firstLine="709"/>
         <w:jc w:val="both"/>
         <w:rPr>
-          <w:rFonts w:ascii="Times New Roman" w:eastAsiaTheme="minorEastAsia" w:hAnsi="Times New Roman" w:cs="Times New Roman"/>
-          <w:sz w:val="28"/>
-          <w:szCs w:val="28"/>
-          <w:lang w:val="ru-RU"/>
-        </w:rPr>
-      </w:pPr>
-      <w:r>
-        <w:rPr>
-          <w:rFonts w:ascii="Times New Roman" w:eastAsiaTheme="minorEastAsia" w:hAnsi="Times New Roman" w:cs="Times New Roman"/>
-          <w:sz w:val="28"/>
-          <w:szCs w:val="28"/>
-          <w:lang w:val="ru-RU"/>
-        </w:rPr>
-        <w:t xml:space="preserve">У ноутбука основной порт зарядки — круглый проприетарный от производителя </w:t>
-      </w:r>
-      <w:r>
-        <w:rPr>
-          <w:rFonts w:ascii="Times New Roman" w:eastAsiaTheme="minorEastAsia" w:hAnsi="Times New Roman" w:cs="Times New Roman"/>
-          <w:sz w:val="28"/>
-          <w:szCs w:val="28"/>
-          <w:lang w:val="en-US"/>
-        </w:rPr>
-        <w:t>ASUS</w:t>
-      </w:r>
-      <w:r>
-        <w:rPr>
-          <w:rFonts w:ascii="Times New Roman" w:eastAsiaTheme="minorEastAsia" w:hAnsi="Times New Roman" w:cs="Times New Roman"/>
-          <w:sz w:val="28"/>
-          <w:szCs w:val="28"/>
-          <w:lang w:val="ru-RU"/>
-        </w:rPr>
-        <w:t xml:space="preserve">, но также есть возможность быстрой зарядки </w:t>
-      </w:r>
-      <w:r>
-        <w:rPr>
-          <w:rFonts w:ascii="Times New Roman" w:eastAsiaTheme="minorEastAsia" w:hAnsi="Times New Roman" w:cs="Times New Roman"/>
-          <w:sz w:val="28"/>
-          <w:szCs w:val="28"/>
-          <w:lang w:val="en-US"/>
-        </w:rPr>
-        <w:t>Power</w:t>
-      </w:r>
-      <w:r>
-        <w:rPr>
-          <w:rFonts w:ascii="Times New Roman" w:eastAsiaTheme="minorEastAsia" w:hAnsi="Times New Roman" w:cs="Times New Roman"/>
-          <w:sz w:val="28"/>
-          <w:szCs w:val="28"/>
-          <w:lang w:val="ru-RU"/>
-        </w:rPr>
-        <w:t xml:space="preserve"> </w:t>
-      </w:r>
-      <w:r>
-        <w:rPr>
-          <w:rFonts w:ascii="Times New Roman" w:eastAsiaTheme="minorEastAsia" w:hAnsi="Times New Roman" w:cs="Times New Roman"/>
-          <w:sz w:val="28"/>
-          <w:szCs w:val="28"/>
-          <w:lang w:val="en-US"/>
-        </w:rPr>
-        <w:t>Delivery</w:t>
-      </w:r>
-      <w:r>
-        <w:rPr>
-          <w:rFonts w:ascii="Times New Roman" w:eastAsiaTheme="minorEastAsia" w:hAnsi="Times New Roman" w:cs="Times New Roman"/>
-          <w:sz w:val="28"/>
-          <w:szCs w:val="28"/>
-          <w:lang w:val="ru-RU"/>
-        </w:rPr>
-        <w:t xml:space="preserve"> через </w:t>
-      </w:r>
-      <w:r>
-        <w:rPr>
-          <w:rFonts w:ascii="Times New Roman" w:eastAsiaTheme="minorEastAsia" w:hAnsi="Times New Roman" w:cs="Times New Roman"/>
-          <w:sz w:val="28"/>
-          <w:szCs w:val="28"/>
-          <w:lang w:val="en-US"/>
-        </w:rPr>
-        <w:t>USB</w:t>
-      </w:r>
-      <w:r>
-        <w:rPr>
-          <w:rFonts w:ascii="Times New Roman" w:eastAsiaTheme="minorEastAsia" w:hAnsi="Times New Roman" w:cs="Times New Roman"/>
-          <w:sz w:val="28"/>
-          <w:szCs w:val="28"/>
-          <w:lang w:val="ru-RU"/>
-        </w:rPr>
-        <w:t>-</w:t>
-      </w:r>
-      <w:r>
-        <w:rPr>
-          <w:rFonts w:ascii="Times New Roman" w:eastAsiaTheme="minorEastAsia" w:hAnsi="Times New Roman" w:cs="Times New Roman"/>
-          <w:sz w:val="28"/>
-          <w:szCs w:val="28"/>
-          <w:lang w:val="en-US"/>
-        </w:rPr>
-        <w:t>C</w:t>
-      </w:r>
-      <w:r>
-        <w:rPr>
-          <w:rFonts w:ascii="Times New Roman" w:eastAsiaTheme="minorEastAsia" w:hAnsi="Times New Roman" w:cs="Times New Roman"/>
-          <w:sz w:val="28"/>
-          <w:szCs w:val="28"/>
-          <w:lang w:val="ru-RU"/>
-        </w:rPr>
-        <w:t xml:space="preserve"> порт с пропускной мощностью в 100 Вт.</w:t>
+          <w:rFonts w:eastAsiaTheme="minorEastAsia" w:cs="Times New Roman"/>
+          <w:color w:val="000000" w:themeColor="text1"/>
+          <w:szCs w:val="28"/>
+          <w:lang w:val="ru-RU"/>
+        </w:rPr>
+      </w:pPr>
+      <w:r>
+        <w:rPr>
+          <w:rFonts w:eastAsiaTheme="minorEastAsia" w:cs="Times New Roman"/>
+          <w:color w:val="000000" w:themeColor="text1"/>
+          <w:szCs w:val="28"/>
+        </w:rPr>
+        <w:t>Использование несовместимых адаптеров питания недопустимо. Разница в вольтаже или низкое качество фильтрации тока в неоригинальном адаптере ведут к критическому повреждению цепей питания на материнской плате и одновременному выходу из строя как самого адаптера, так и компьютера.</w:t>
       </w:r>
     </w:p>
     <w:p>
@@ -2840,37 +2678,16 @@
         <w:ind w:firstLine="709"/>
         <w:jc w:val="both"/>
         <w:rPr>
-          <w:rFonts w:ascii="Times New Roman" w:eastAsiaTheme="minorEastAsia" w:hAnsi="Times New Roman" w:cs="Times New Roman"/>
-          <w:sz w:val="28"/>
-          <w:szCs w:val="28"/>
-          <w:lang w:val="ru-RU"/>
-        </w:rPr>
-      </w:pPr>
-      <w:r>
-        <w:rPr>
-          <w:rFonts w:ascii="Times New Roman" w:eastAsiaTheme="minorEastAsia" w:hAnsi="Times New Roman" w:cs="Times New Roman"/>
-          <w:sz w:val="28"/>
-          <w:szCs w:val="28"/>
-        </w:rPr>
-        <w:t>Использование несовместимых адаптеров питания недопустимо. Разница в вольтаже или низкое качество фильтрации тока в неоригинальном адаптере ведут к критическому повреждению цепей питания на материнской плате и одновременному выходу из строя как самого адаптера, так и компьютера.</w:t>
-      </w:r>
-    </w:p>
-    <w:p>
-      <w:pPr>
-        <w:spacing w:after="0" w:line="240" w:lineRule="auto"/>
-        <w:ind w:firstLine="709"/>
-        <w:jc w:val="both"/>
-        <w:rPr>
-          <w:rFonts w:ascii="Times New Roman" w:eastAsiaTheme="minorEastAsia" w:hAnsi="Times New Roman" w:cs="Times New Roman"/>
-          <w:sz w:val="28"/>
-          <w:szCs w:val="28"/>
-          <w:lang w:val="ru-RU"/>
-        </w:rPr>
-      </w:pPr>
-      <w:r>
-        <w:rPr>
-          <w:rFonts w:ascii="Times New Roman" w:eastAsiaTheme="minorEastAsia" w:hAnsi="Times New Roman" w:cs="Times New Roman"/>
-          <w:sz w:val="28"/>
+          <w:rFonts w:eastAsiaTheme="minorEastAsia" w:cs="Times New Roman"/>
+          <w:color w:val="000000" w:themeColor="text1"/>
+          <w:szCs w:val="28"/>
+          <w:lang w:val="ru-RU"/>
+        </w:rPr>
+      </w:pPr>
+      <w:r>
+        <w:rPr>
+          <w:rFonts w:eastAsiaTheme="minorEastAsia" w:cs="Times New Roman"/>
+          <w:color w:val="000000" w:themeColor="text1"/>
           <w:szCs w:val="28"/>
           <w:lang w:val="ru-RU"/>
         </w:rPr>
@@ -2878,8 +2695,8 @@
       </w:r>
       <w:r>
         <w:rPr>
-          <w:rFonts w:ascii="Times New Roman" w:eastAsiaTheme="minorEastAsia" w:hAnsi="Times New Roman" w:cs="Times New Roman"/>
-          <w:sz w:val="28"/>
+          <w:rFonts w:eastAsiaTheme="minorEastAsia" w:cs="Times New Roman"/>
+          <w:color w:val="000000" w:themeColor="text1"/>
           <w:szCs w:val="28"/>
           <w:lang w:val="en-US"/>
         </w:rPr>
@@ -2887,8 +2704,8 @@
       </w:r>
       <w:r>
         <w:rPr>
-          <w:rFonts w:ascii="Times New Roman" w:eastAsiaTheme="minorEastAsia" w:hAnsi="Times New Roman" w:cs="Times New Roman"/>
-          <w:sz w:val="28"/>
+          <w:rFonts w:eastAsiaTheme="minorEastAsia" w:cs="Times New Roman"/>
+          <w:color w:val="000000" w:themeColor="text1"/>
           <w:szCs w:val="28"/>
           <w:lang w:val="ru-RU"/>
         </w:rPr>
@@ -2896,8 +2713,8 @@
       </w:r>
       <w:r>
         <w:rPr>
-          <w:rFonts w:ascii="Times New Roman" w:eastAsiaTheme="minorEastAsia" w:hAnsi="Times New Roman" w:cs="Times New Roman"/>
-          <w:sz w:val="28"/>
+          <w:rFonts w:eastAsiaTheme="minorEastAsia" w:cs="Times New Roman"/>
+          <w:color w:val="000000" w:themeColor="text1"/>
           <w:szCs w:val="28"/>
           <w:lang w:val="en-US"/>
         </w:rPr>
@@ -2905,8 +2722,8 @@
       </w:r>
       <w:r>
         <w:rPr>
-          <w:rFonts w:ascii="Times New Roman" w:eastAsiaTheme="minorEastAsia" w:hAnsi="Times New Roman" w:cs="Times New Roman"/>
-          <w:sz w:val="28"/>
+          <w:rFonts w:eastAsiaTheme="minorEastAsia" w:cs="Times New Roman"/>
+          <w:color w:val="000000" w:themeColor="text1"/>
           <w:szCs w:val="28"/>
           <w:lang w:val="ru-RU"/>
         </w:rPr>
@@ -2927,16 +2744,16 @@
         <w:ind w:left="0" w:firstLine="709"/>
         <w:jc w:val="both"/>
         <w:rPr>
-          <w:rFonts w:ascii="Times New Roman" w:eastAsiaTheme="minorEastAsia" w:hAnsi="Times New Roman" w:cs="Times New Roman"/>
-          <w:sz w:val="28"/>
-          <w:szCs w:val="28"/>
-          <w:lang w:val="ru-RU"/>
-        </w:rPr>
-      </w:pPr>
-      <w:r>
-        <w:rPr>
-          <w:rFonts w:ascii="Times New Roman" w:eastAsiaTheme="minorEastAsia" w:hAnsi="Times New Roman" w:cs="Times New Roman"/>
-          <w:sz w:val="28"/>
+          <w:rFonts w:eastAsiaTheme="minorEastAsia" w:cs="Times New Roman"/>
+          <w:color w:val="000000" w:themeColor="text1"/>
+          <w:szCs w:val="28"/>
+          <w:lang w:val="ru-RU"/>
+        </w:rPr>
+      </w:pPr>
+      <w:r>
+        <w:rPr>
+          <w:rFonts w:eastAsiaTheme="minorEastAsia" w:cs="Times New Roman"/>
+          <w:color w:val="000000" w:themeColor="text1"/>
           <w:szCs w:val="28"/>
           <w:lang w:val="ru-RU"/>
         </w:rPr>
@@ -2957,16 +2774,16 @@
         <w:ind w:left="0" w:firstLine="709"/>
         <w:jc w:val="both"/>
         <w:rPr>
-          <w:rFonts w:ascii="Times New Roman" w:eastAsiaTheme="minorEastAsia" w:hAnsi="Times New Roman" w:cs="Times New Roman"/>
-          <w:sz w:val="28"/>
-          <w:szCs w:val="28"/>
-          <w:lang w:val="ru-RU"/>
-        </w:rPr>
-      </w:pPr>
-      <w:r>
-        <w:rPr>
-          <w:rFonts w:ascii="Times New Roman" w:eastAsiaTheme="minorEastAsia" w:hAnsi="Times New Roman" w:cs="Times New Roman"/>
-          <w:sz w:val="28"/>
+          <w:rFonts w:eastAsiaTheme="minorEastAsia" w:cs="Times New Roman"/>
+          <w:color w:val="000000" w:themeColor="text1"/>
+          <w:szCs w:val="28"/>
+          <w:lang w:val="ru-RU"/>
+        </w:rPr>
+      </w:pPr>
+      <w:r>
+        <w:rPr>
+          <w:rFonts w:eastAsiaTheme="minorEastAsia" w:cs="Times New Roman"/>
+          <w:color w:val="000000" w:themeColor="text1"/>
           <w:szCs w:val="28"/>
           <w:lang w:val="ru-RU"/>
         </w:rPr>
@@ -2987,16 +2804,16 @@
         <w:ind w:left="0" w:firstLine="709"/>
         <w:jc w:val="both"/>
         <w:rPr>
-          <w:rFonts w:ascii="Times New Roman" w:eastAsiaTheme="minorEastAsia" w:hAnsi="Times New Roman" w:cs="Times New Roman"/>
-          <w:sz w:val="28"/>
-          <w:szCs w:val="28"/>
-          <w:lang w:val="ru-RU"/>
-        </w:rPr>
-      </w:pPr>
-      <w:r>
-        <w:rPr>
-          <w:rFonts w:ascii="Times New Roman" w:eastAsiaTheme="minorEastAsia" w:hAnsi="Times New Roman" w:cs="Times New Roman"/>
-          <w:sz w:val="28"/>
+          <w:rFonts w:eastAsiaTheme="minorEastAsia" w:cs="Times New Roman"/>
+          <w:color w:val="000000" w:themeColor="text1"/>
+          <w:szCs w:val="28"/>
+          <w:lang w:val="ru-RU"/>
+        </w:rPr>
+      </w:pPr>
+      <w:r>
+        <w:rPr>
+          <w:rFonts w:eastAsiaTheme="minorEastAsia" w:cs="Times New Roman"/>
+          <w:color w:val="000000" w:themeColor="text1"/>
           <w:szCs w:val="28"/>
           <w:lang w:val="ru-RU"/>
         </w:rPr>
@@ -3017,16 +2834,16 @@
         <w:ind w:left="0" w:firstLine="709"/>
         <w:jc w:val="both"/>
         <w:rPr>
-          <w:rFonts w:ascii="Times New Roman" w:eastAsiaTheme="minorEastAsia" w:hAnsi="Times New Roman" w:cs="Times New Roman"/>
-          <w:sz w:val="28"/>
-          <w:szCs w:val="28"/>
-          <w:lang w:val="ru-RU"/>
-        </w:rPr>
-      </w:pPr>
-      <w:r>
-        <w:rPr>
-          <w:rFonts w:ascii="Times New Roman" w:eastAsiaTheme="minorEastAsia" w:hAnsi="Times New Roman" w:cs="Times New Roman"/>
-          <w:sz w:val="28"/>
+          <w:rFonts w:eastAsiaTheme="minorEastAsia" w:cs="Times New Roman"/>
+          <w:color w:val="000000" w:themeColor="text1"/>
+          <w:szCs w:val="28"/>
+          <w:lang w:val="ru-RU"/>
+        </w:rPr>
+      </w:pPr>
+      <w:r>
+        <w:rPr>
+          <w:rFonts w:eastAsiaTheme="minorEastAsia" w:cs="Times New Roman"/>
+          <w:color w:val="000000" w:themeColor="text1"/>
           <w:szCs w:val="28"/>
           <w:lang w:val="ru-RU"/>
         </w:rPr>
@@ -3034,8 +2851,8 @@
       </w:r>
       <w:r>
         <w:rPr>
-          <w:rFonts w:ascii="Times New Roman" w:eastAsiaTheme="minorEastAsia" w:hAnsi="Times New Roman" w:cs="Times New Roman"/>
-          <w:sz w:val="28"/>
+          <w:rFonts w:eastAsiaTheme="minorEastAsia" w:cs="Times New Roman"/>
+          <w:color w:val="000000" w:themeColor="text1"/>
           <w:szCs w:val="28"/>
           <w:lang w:val="en-US"/>
         </w:rPr>
@@ -3043,8 +2860,8 @@
       </w:r>
       <w:r>
         <w:rPr>
-          <w:rFonts w:ascii="Times New Roman" w:eastAsiaTheme="minorEastAsia" w:hAnsi="Times New Roman" w:cs="Times New Roman"/>
-          <w:sz w:val="28"/>
+          <w:rFonts w:eastAsiaTheme="minorEastAsia" w:cs="Times New Roman"/>
+          <w:color w:val="000000" w:themeColor="text1"/>
           <w:szCs w:val="28"/>
           <w:lang w:val="ru-RU"/>
         </w:rPr>
@@ -3052,8 +2869,8 @@
       </w:r>
       <w:r>
         <w:rPr>
-          <w:rFonts w:ascii="Times New Roman" w:eastAsiaTheme="minorEastAsia" w:hAnsi="Times New Roman" w:cs="Times New Roman"/>
-          <w:sz w:val="28"/>
+          <w:rFonts w:eastAsiaTheme="minorEastAsia" w:cs="Times New Roman"/>
+          <w:color w:val="000000" w:themeColor="text1"/>
           <w:szCs w:val="28"/>
           <w:lang w:val="en-US"/>
         </w:rPr>
@@ -3061,8 +2878,8 @@
       </w:r>
       <w:r>
         <w:rPr>
-          <w:rFonts w:ascii="Times New Roman" w:eastAsiaTheme="minorEastAsia" w:hAnsi="Times New Roman" w:cs="Times New Roman"/>
-          <w:sz w:val="28"/>
+          <w:rFonts w:eastAsiaTheme="minorEastAsia" w:cs="Times New Roman"/>
+          <w:color w:val="000000" w:themeColor="text1"/>
           <w:szCs w:val="28"/>
           <w:lang w:val="ru-RU"/>
         </w:rPr>
@@ -3083,16 +2900,16 @@
         <w:ind w:left="0" w:firstLine="709"/>
         <w:jc w:val="both"/>
         <w:rPr>
-          <w:rFonts w:ascii="Times New Roman" w:eastAsiaTheme="minorEastAsia" w:hAnsi="Times New Roman" w:cs="Times New Roman"/>
-          <w:sz w:val="28"/>
-          <w:szCs w:val="28"/>
-          <w:lang w:val="ru-RU"/>
-        </w:rPr>
-      </w:pPr>
-      <w:r>
-        <w:rPr>
-          <w:rFonts w:ascii="Times New Roman" w:eastAsiaTheme="minorEastAsia" w:hAnsi="Times New Roman" w:cs="Times New Roman"/>
-          <w:sz w:val="28"/>
+          <w:rFonts w:eastAsiaTheme="minorEastAsia" w:cs="Times New Roman"/>
+          <w:color w:val="000000" w:themeColor="text1"/>
+          <w:szCs w:val="28"/>
+          <w:lang w:val="ru-RU"/>
+        </w:rPr>
+      </w:pPr>
+      <w:r>
+        <w:rPr>
+          <w:rFonts w:eastAsiaTheme="minorEastAsia" w:cs="Times New Roman"/>
+          <w:color w:val="000000" w:themeColor="text1"/>
           <w:szCs w:val="28"/>
           <w:lang w:val="ru-RU"/>
         </w:rPr>
@@ -3113,16 +2930,16 @@
         <w:ind w:left="0" w:firstLine="709"/>
         <w:jc w:val="both"/>
         <w:rPr>
-          <w:rFonts w:ascii="Times New Roman" w:eastAsiaTheme="minorEastAsia" w:hAnsi="Times New Roman" w:cs="Times New Roman"/>
-          <w:sz w:val="28"/>
-          <w:szCs w:val="28"/>
-          <w:lang w:val="ru-RU"/>
-        </w:rPr>
-      </w:pPr>
-      <w:r>
-        <w:rPr>
-          <w:rFonts w:ascii="Times New Roman" w:eastAsiaTheme="minorEastAsia" w:hAnsi="Times New Roman" w:cs="Times New Roman"/>
-          <w:sz w:val="28"/>
+          <w:rFonts w:eastAsiaTheme="minorEastAsia" w:cs="Times New Roman"/>
+          <w:color w:val="000000" w:themeColor="text1"/>
+          <w:szCs w:val="28"/>
+          <w:lang w:val="ru-RU"/>
+        </w:rPr>
+      </w:pPr>
+      <w:r>
+        <w:rPr>
+          <w:rFonts w:eastAsiaTheme="minorEastAsia" w:cs="Times New Roman"/>
+          <w:color w:val="000000" w:themeColor="text1"/>
           <w:szCs w:val="28"/>
           <w:lang w:val="ru-RU"/>
         </w:rPr>
@@ -3140,17 +2957,19 @@
           <w:rFonts w:ascii="Times New Roman" w:hAnsi="Times New Roman" w:cs="Times New Roman"/>
           <w:b/>
           <w:bCs/>
+          <w:color w:val="000000" w:themeColor="text1"/>
           <w:sz w:val="28"/>
           <w:szCs w:val="28"/>
           <w:lang w:val="ru-RU"/>
         </w:rPr>
       </w:pPr>
-      <w:bookmarkStart w:id="4" w:name="_Toc242020733"/>
+      <w:bookmarkStart w:id="4" w:name="_Toc242094575"/>
       <w:r>
         <w:rPr>
           <w:rFonts w:ascii="Times New Roman" w:hAnsi="Times New Roman" w:cs="Times New Roman"/>
           <w:b/>
           <w:bCs/>
+          <w:color w:val="000000" w:themeColor="text1"/>
           <w:sz w:val="28"/>
           <w:szCs w:val="28"/>
           <w:lang w:val="ru-RU"/>
@@ -3162,20 +2981,19 @@
     </w:p>
     <w:p>
       <w:pPr>
-        <w:ind w:firstLine="709"/>
-        <w:rPr>
-          <w:rFonts w:ascii="Times New Roman" w:hAnsi="Times New Roman" w:cs="Times New Roman"/>
-          <w:sz w:val="28"/>
-          <w:szCs w:val="28"/>
-          <w:lang w:val="ru-RU"/>
-        </w:rPr>
-      </w:pPr>
-      <w:r>
-        <w:rPr>
-          <w:rFonts w:ascii="Times New Roman" w:eastAsiaTheme="minorEastAsia" w:hAnsi="Times New Roman" w:cs="Times New Roman"/>
+        <w:rPr>
+          <w:rFonts w:cs="Times New Roman"/>
+          <w:color w:val="000000" w:themeColor="text1"/>
+          <w:szCs w:val="28"/>
+          <w:lang w:val="ru-RU"/>
+        </w:rPr>
+      </w:pPr>
+      <w:r>
+        <w:rPr>
+          <w:rFonts w:eastAsiaTheme="minorEastAsia" w:cs="Times New Roman"/>
           <w:b/>
           <w:bCs/>
-          <w:sz w:val="28"/>
+          <w:color w:val="000000" w:themeColor="text1"/>
           <w:szCs w:val="28"/>
           <w:lang w:val="ru-RU"/>
         </w:rPr>
@@ -3188,10 +3006,10 @@
         <w:ind w:firstLine="720"/>
         <w:jc w:val="both"/>
         <w:rPr>
-          <w:rFonts w:ascii="Times New Roman" w:eastAsiaTheme="minorEastAsia" w:hAnsi="Times New Roman" w:cs="Times New Roman"/>
+          <w:rFonts w:eastAsiaTheme="minorEastAsia" w:cs="Times New Roman"/>
           <w:b/>
           <w:bCs/>
-          <w:sz w:val="28"/>
+          <w:color w:val="000000" w:themeColor="text1"/>
           <w:szCs w:val="28"/>
           <w:lang w:val="ru-RU"/>
         </w:rPr>
@@ -3202,17 +3020,17 @@
         <w:spacing w:after="0" w:line="240" w:lineRule="auto"/>
         <w:jc w:val="center"/>
         <w:rPr>
-          <w:rFonts w:ascii="Times New Roman" w:eastAsiaTheme="minorEastAsia" w:hAnsi="Times New Roman" w:cs="Times New Roman"/>
-          <w:sz w:val="28"/>
-          <w:szCs w:val="28"/>
-          <w:lang w:val="ru-RU"/>
-        </w:rPr>
-      </w:pPr>
-      <w:r>
-        <w:rPr>
-          <w:rFonts w:ascii="Times New Roman" w:eastAsiaTheme="minorEastAsia" w:hAnsi="Times New Roman" w:cs="Times New Roman"/>
+          <w:rFonts w:eastAsiaTheme="minorEastAsia" w:cs="Times New Roman"/>
+          <w:color w:val="000000" w:themeColor="text1"/>
+          <w:szCs w:val="28"/>
+          <w:lang w:val="ru-RU"/>
+        </w:rPr>
+      </w:pPr>
+      <w:r>
+        <w:rPr>
+          <w:rFonts w:eastAsiaTheme="minorEastAsia" w:cs="Times New Roman"/>
           <w:noProof/>
-          <w:sz w:val="28"/>
+          <w:color w:val="000000" w:themeColor="text1"/>
           <w:szCs w:val="28"/>
           <w:lang w:val="ru-RU"/>
         </w:rPr>
@@ -3259,10 +3077,10 @@
         <w:ind w:firstLine="709"/>
         <w:jc w:val="both"/>
         <w:rPr>
-          <w:rFonts w:ascii="Times New Roman" w:hAnsi="Times New Roman" w:cs="Times New Roman"/>
+          <w:rFonts w:cs="Times New Roman"/>
           <w:b/>
           <w:bCs/>
-          <w:sz w:val="28"/>
+          <w:color w:val="000000" w:themeColor="text1"/>
           <w:szCs w:val="28"/>
           <w:lang w:val="ru-RU"/>
         </w:rPr>
@@ -3279,17 +3097,19 @@
           <w:rFonts w:ascii="Times New Roman" w:hAnsi="Times New Roman" w:cs="Times New Roman"/>
           <w:b/>
           <w:bCs/>
+          <w:color w:val="000000" w:themeColor="text1"/>
           <w:sz w:val="28"/>
           <w:szCs w:val="28"/>
           <w:lang w:val="ru-RU"/>
         </w:rPr>
       </w:pPr>
-      <w:bookmarkStart w:id="5" w:name="_Toc242020734"/>
+      <w:bookmarkStart w:id="5" w:name="_Toc242094576"/>
       <w:r>
         <w:rPr>
           <w:rFonts w:ascii="Times New Roman" w:hAnsi="Times New Roman" w:cs="Times New Roman"/>
           <w:b/>
           <w:bCs/>
+          <w:color w:val="000000" w:themeColor="text1"/>
           <w:sz w:val="28"/>
           <w:szCs w:val="28"/>
           <w:lang w:val="ru-RU"/>
@@ -3297,51 +3117,269 @@
         <w:t>3.3 Расчёты</w:t>
       </w:r>
       <w:bookmarkEnd w:id="5"/>
+    </w:p>
+    <w:p>
+      <w:pPr>
+        <w:spacing w:after="0" w:line="240" w:lineRule="auto"/>
+        <w:jc w:val="both"/>
+        <w:rPr>
+          <w:rFonts w:eastAsiaTheme="minorEastAsia" w:cs="Times New Roman"/>
+          <w:b/>
+          <w:bCs/>
+          <w:color w:val="000000" w:themeColor="text1"/>
+          <w:szCs w:val="28"/>
+          <w:lang w:val="ru-RU"/>
+        </w:rPr>
+      </w:pPr>
+      <w:r>
+        <w:rPr>
+          <w:rFonts w:eastAsiaTheme="minorEastAsia" w:cs="Times New Roman"/>
+          <w:b/>
+          <w:bCs/>
+          <w:color w:val="000000" w:themeColor="text1"/>
+          <w:szCs w:val="28"/>
+        </w:rPr>
+        <w:t xml:space="preserve">Шаг </w:t>
+      </w:r>
+      <w:r>
+        <w:rPr>
+          <w:rFonts w:eastAsiaTheme="minorEastAsia" w:cs="Times New Roman"/>
+          <w:b/>
+          <w:bCs/>
+          <w:color w:val="000000" w:themeColor="text1"/>
+          <w:szCs w:val="28"/>
+          <w:lang w:val="ru-RU"/>
+        </w:rPr>
+        <w:t>№ </w:t>
+      </w:r>
+      <w:r>
+        <w:rPr>
+          <w:rFonts w:eastAsiaTheme="minorEastAsia" w:cs="Times New Roman"/>
+          <w:b/>
+          <w:bCs/>
+          <w:color w:val="000000" w:themeColor="text1"/>
+          <w:szCs w:val="28"/>
+        </w:rPr>
+        <w:t>5. Вычисление степени химической деградации аккумулятора</w:t>
+      </w:r>
     </w:p>
     <w:p>
       <w:pPr>
         <w:spacing w:after="0" w:line="240" w:lineRule="auto"/>
         <w:ind w:firstLine="720"/>
-        <w:jc w:val="both"/>
-        <w:rPr>
-          <w:rFonts w:ascii="Times New Roman" w:eastAsiaTheme="minorEastAsia" w:hAnsi="Times New Roman" w:cs="Times New Roman"/>
-          <w:b/>
-          <w:bCs/>
-          <w:sz w:val="28"/>
-          <w:szCs w:val="28"/>
-          <w:lang w:val="ru-RU"/>
-        </w:rPr>
-      </w:pPr>
-      <w:r>
-        <w:rPr>
-          <w:rFonts w:ascii="Times New Roman" w:eastAsiaTheme="minorEastAsia" w:hAnsi="Times New Roman" w:cs="Times New Roman"/>
-          <w:b/>
-          <w:bCs/>
-          <w:sz w:val="28"/>
-          <w:szCs w:val="28"/>
-        </w:rPr>
-        <w:t xml:space="preserve">Шаг </w:t>
-      </w:r>
-      <w:r>
-        <w:rPr>
-          <w:rFonts w:ascii="Times New Roman" w:eastAsiaTheme="minorEastAsia" w:hAnsi="Times New Roman" w:cs="Times New Roman"/>
-          <w:b/>
-          <w:bCs/>
-          <w:sz w:val="28"/>
-          <w:szCs w:val="28"/>
-          <w:lang w:val="ru-RU"/>
-        </w:rPr>
-        <w:t>№ </w:t>
-      </w:r>
-      <w:r>
-        <w:rPr>
-          <w:rFonts w:ascii="Times New Roman" w:eastAsiaTheme="minorEastAsia" w:hAnsi="Times New Roman" w:cs="Times New Roman"/>
-          <w:b/>
-          <w:bCs/>
-          <w:sz w:val="28"/>
-          <w:szCs w:val="28"/>
-        </w:rPr>
-        <w:t>5. Вычисление степени химической деградации аккумулятора</w:t>
+        <w:rPr>
+          <w:rFonts w:eastAsiaTheme="minorEastAsia" w:cs="Times New Roman"/>
+          <w:color w:val="000000" w:themeColor="text1"/>
+          <w:szCs w:val="28"/>
+          <w:lang w:val="ru-RU"/>
+        </w:rPr>
+      </w:pPr>
+      <w:r>
+        <w:rPr>
+          <w:rFonts w:eastAsiaTheme="minorEastAsia" w:cs="Times New Roman"/>
+          <w:color w:val="000000" w:themeColor="text1"/>
+          <w:szCs w:val="28"/>
+          <w:lang w:val="ru-RU"/>
+        </w:rPr>
+        <w:t xml:space="preserve">Пусть </w:t>
+      </w:r>
+      <w:r>
+        <w:rPr>
+          <w:rFonts w:eastAsiaTheme="minorEastAsia" w:cs="Times New Roman"/>
+          <w:color w:val="000000" w:themeColor="text1"/>
+          <w:szCs w:val="28"/>
+          <w:lang w:val="en-US"/>
+        </w:rPr>
+        <w:t>Q</w:t>
+      </w:r>
+      <w:r>
+        <w:rPr>
+          <w:rFonts w:eastAsiaTheme="minorEastAsia" w:cs="Times New Roman"/>
+          <w:color w:val="000000" w:themeColor="text1"/>
+          <w:szCs w:val="28"/>
+          <w:vertAlign w:val="subscript"/>
+          <w:lang w:val="ru-RU"/>
+        </w:rPr>
+        <w:t xml:space="preserve">1 </w:t>
+      </w:r>
+      <w:r>
+        <w:rPr>
+          <w:rFonts w:eastAsiaTheme="minorEastAsia" w:cs="Times New Roman"/>
+          <w:color w:val="000000" w:themeColor="text1"/>
+          <w:szCs w:val="28"/>
+          <w:lang w:val="ru-RU"/>
+        </w:rPr>
+        <w:t xml:space="preserve">— </w:t>
+      </w:r>
+      <w:r>
+        <w:rPr>
+          <w:rFonts w:eastAsiaTheme="minorEastAsia" w:cs="Times New Roman"/>
+          <w:color w:val="000000" w:themeColor="text1"/>
+          <w:szCs w:val="28"/>
+          <w:lang w:val="en-US"/>
+        </w:rPr>
+        <w:t>Design</w:t>
+      </w:r>
+      <w:r>
+        <w:rPr>
+          <w:rFonts w:eastAsiaTheme="minorEastAsia" w:cs="Times New Roman"/>
+          <w:color w:val="000000" w:themeColor="text1"/>
+          <w:szCs w:val="28"/>
+          <w:lang w:val="ru-RU"/>
+        </w:rPr>
+        <w:t xml:space="preserve"> </w:t>
+      </w:r>
+      <w:r>
+        <w:rPr>
+          <w:rFonts w:eastAsiaTheme="minorEastAsia" w:cs="Times New Roman"/>
+          <w:color w:val="000000" w:themeColor="text1"/>
+          <w:szCs w:val="28"/>
+          <w:lang w:val="en-US"/>
+        </w:rPr>
+        <w:t>Capacity</w:t>
+      </w:r>
+      <w:r>
+        <w:rPr>
+          <w:rFonts w:eastAsiaTheme="minorEastAsia" w:cs="Times New Roman"/>
+          <w:color w:val="000000" w:themeColor="text1"/>
+          <w:szCs w:val="28"/>
+          <w:lang w:val="ru-RU"/>
+        </w:rPr>
+        <w:t xml:space="preserve"> (</w:t>
+      </w:r>
+      <w:r>
+        <w:rPr>
+          <w:rFonts w:eastAsiaTheme="minorEastAsia" w:cs="Times New Roman"/>
+          <w:color w:val="000000" w:themeColor="text1"/>
+          <w:szCs w:val="28"/>
+        </w:rPr>
+        <w:t>объем энергии, который батарея могла хранить на момент выхода с завода</w:t>
+      </w:r>
+      <w:r>
+        <w:rPr>
+          <w:rFonts w:eastAsiaTheme="minorEastAsia" w:cs="Times New Roman"/>
+          <w:color w:val="000000" w:themeColor="text1"/>
+          <w:szCs w:val="28"/>
+          <w:lang w:val="ru-RU"/>
+        </w:rPr>
+        <w:t xml:space="preserve">), </w:t>
+      </w:r>
+      <w:r>
+        <w:rPr>
+          <w:rFonts w:eastAsiaTheme="minorEastAsia" w:cs="Times New Roman"/>
+          <w:color w:val="000000" w:themeColor="text1"/>
+          <w:szCs w:val="28"/>
+          <w:lang w:val="en-US"/>
+        </w:rPr>
+        <w:t>Q</w:t>
+      </w:r>
+      <w:r>
+        <w:rPr>
+          <w:rFonts w:eastAsiaTheme="minorEastAsia" w:cs="Times New Roman"/>
+          <w:color w:val="000000" w:themeColor="text1"/>
+          <w:szCs w:val="28"/>
+          <w:vertAlign w:val="subscript"/>
+          <w:lang w:val="ru-RU"/>
+        </w:rPr>
+        <w:t xml:space="preserve">2 </w:t>
+      </w:r>
+      <w:r>
+        <w:rPr>
+          <w:rFonts w:eastAsiaTheme="minorEastAsia" w:cs="Times New Roman"/>
+          <w:color w:val="000000" w:themeColor="text1"/>
+          <w:szCs w:val="28"/>
+          <w:lang w:val="ru-RU"/>
+        </w:rPr>
+        <w:t xml:space="preserve">— </w:t>
+      </w:r>
+      <w:r>
+        <w:rPr>
+          <w:rFonts w:eastAsiaTheme="minorEastAsia" w:cs="Times New Roman"/>
+          <w:color w:val="000000" w:themeColor="text1"/>
+          <w:szCs w:val="28"/>
+          <w:lang w:val="en-US"/>
+        </w:rPr>
+        <w:t>Full</w:t>
+      </w:r>
+      <w:r>
+        <w:rPr>
+          <w:rFonts w:eastAsiaTheme="minorEastAsia" w:cs="Times New Roman"/>
+          <w:color w:val="000000" w:themeColor="text1"/>
+          <w:szCs w:val="28"/>
+          <w:lang w:val="ru-RU"/>
+        </w:rPr>
+        <w:t xml:space="preserve"> </w:t>
+      </w:r>
+      <w:r>
+        <w:rPr>
+          <w:rFonts w:eastAsiaTheme="minorEastAsia" w:cs="Times New Roman"/>
+          <w:color w:val="000000" w:themeColor="text1"/>
+          <w:szCs w:val="28"/>
+          <w:lang w:val="en-US"/>
+        </w:rPr>
+        <w:t>Charge</w:t>
+      </w:r>
+      <w:r>
+        <w:rPr>
+          <w:rFonts w:eastAsiaTheme="minorEastAsia" w:cs="Times New Roman"/>
+          <w:color w:val="000000" w:themeColor="text1"/>
+          <w:szCs w:val="28"/>
+          <w:lang w:val="ru-RU"/>
+        </w:rPr>
+        <w:t xml:space="preserve"> </w:t>
+      </w:r>
+      <w:r>
+        <w:rPr>
+          <w:rFonts w:eastAsiaTheme="minorEastAsia" w:cs="Times New Roman"/>
+          <w:color w:val="000000" w:themeColor="text1"/>
+          <w:szCs w:val="28"/>
+          <w:lang w:val="en-US"/>
+        </w:rPr>
+        <w:t>Capacity</w:t>
+      </w:r>
+      <w:r>
+        <w:rPr>
+          <w:rFonts w:eastAsiaTheme="minorEastAsia" w:cs="Times New Roman"/>
+          <w:color w:val="000000" w:themeColor="text1"/>
+          <w:szCs w:val="28"/>
+          <w:lang w:val="ru-RU"/>
+        </w:rPr>
+        <w:t xml:space="preserve"> (</w:t>
+      </w:r>
+      <w:r>
+        <w:rPr>
+          <w:rFonts w:eastAsiaTheme="minorEastAsia" w:cs="Times New Roman"/>
+          <w:color w:val="000000" w:themeColor="text1"/>
+          <w:szCs w:val="28"/>
+        </w:rPr>
+        <w:t>объем энергии, который батарея способна накопить сейчас при заряде до 100%</w:t>
+      </w:r>
+      <w:r>
+        <w:rPr>
+          <w:rFonts w:eastAsiaTheme="minorEastAsia" w:cs="Times New Roman"/>
+          <w:color w:val="000000" w:themeColor="text1"/>
+          <w:szCs w:val="28"/>
+          <w:lang w:val="ru-RU"/>
+        </w:rPr>
+        <w:t xml:space="preserve">), </w:t>
+      </w:r>
+      <w:r>
+        <w:rPr>
+          <w:rFonts w:eastAsiaTheme="minorEastAsia" w:cs="Times New Roman"/>
+          <w:color w:val="000000" w:themeColor="text1"/>
+          <w:szCs w:val="28"/>
+          <w:lang w:val="en-US"/>
+        </w:rPr>
+        <w:t>η</w:t>
+      </w:r>
+      <w:r>
+        <w:rPr>
+          <w:rFonts w:eastAsiaTheme="minorEastAsia" w:cs="Times New Roman"/>
+          <w:color w:val="000000" w:themeColor="text1"/>
+          <w:szCs w:val="28"/>
+          <w:lang w:val="ru-RU"/>
+        </w:rPr>
+        <w:t xml:space="preserve"> — химический износ батареи, тогда:</w:t>
       </w:r>
     </w:p>
     <w:p>
@@ -3349,227 +3387,8 @@
         <w:spacing w:after="0" w:line="240" w:lineRule="auto"/>
         <w:ind w:firstLine="720"/>
         <w:rPr>
-          <w:rFonts w:ascii="Times New Roman" w:eastAsiaTheme="minorEastAsia" w:hAnsi="Times New Roman" w:cs="Times New Roman"/>
-          <w:sz w:val="28"/>
-          <w:szCs w:val="28"/>
-          <w:lang w:val="ru-RU"/>
-        </w:rPr>
-      </w:pPr>
-      <w:r>
-        <w:rPr>
-          <w:rFonts w:ascii="Times New Roman" w:eastAsiaTheme="minorEastAsia" w:hAnsi="Times New Roman" w:cs="Times New Roman"/>
-          <w:sz w:val="28"/>
-          <w:szCs w:val="28"/>
-          <w:lang w:val="ru-RU"/>
-        </w:rPr>
-        <w:t xml:space="preserve">Пусть </w:t>
-      </w:r>
-      <w:r>
-        <w:rPr>
-          <w:rFonts w:ascii="Times New Roman" w:eastAsiaTheme="minorEastAsia" w:hAnsi="Times New Roman" w:cs="Times New Roman"/>
-          <w:sz w:val="28"/>
-          <w:szCs w:val="28"/>
-          <w:lang w:val="en-US"/>
-        </w:rPr>
-        <w:t>Q</w:t>
-      </w:r>
-      <w:r>
-        <w:rPr>
-          <w:rFonts w:ascii="Times New Roman" w:eastAsiaTheme="minorEastAsia" w:hAnsi="Times New Roman" w:cs="Times New Roman"/>
-          <w:sz w:val="28"/>
-          <w:szCs w:val="28"/>
-          <w:vertAlign w:val="subscript"/>
-          <w:lang w:val="ru-RU"/>
-        </w:rPr>
-        <w:t xml:space="preserve">1 </w:t>
-      </w:r>
-      <w:r>
-        <w:rPr>
-          <w:rFonts w:ascii="Times New Roman" w:eastAsiaTheme="minorEastAsia" w:hAnsi="Times New Roman" w:cs="Times New Roman"/>
-          <w:sz w:val="28"/>
-          <w:szCs w:val="28"/>
-          <w:lang w:val="ru-RU"/>
-        </w:rPr>
-        <w:t xml:space="preserve">— </w:t>
-      </w:r>
-      <w:r>
-        <w:rPr>
-          <w:rFonts w:ascii="Times New Roman" w:eastAsiaTheme="minorEastAsia" w:hAnsi="Times New Roman" w:cs="Times New Roman"/>
-          <w:sz w:val="28"/>
-          <w:szCs w:val="28"/>
-          <w:lang w:val="en-US"/>
-        </w:rPr>
-        <w:t>Design</w:t>
-      </w:r>
-      <w:r>
-        <w:rPr>
-          <w:rFonts w:ascii="Times New Roman" w:eastAsiaTheme="minorEastAsia" w:hAnsi="Times New Roman" w:cs="Times New Roman"/>
-          <w:sz w:val="28"/>
-          <w:szCs w:val="28"/>
-          <w:lang w:val="ru-RU"/>
-        </w:rPr>
-        <w:t xml:space="preserve"> </w:t>
-      </w:r>
-      <w:r>
-        <w:rPr>
-          <w:rFonts w:ascii="Times New Roman" w:eastAsiaTheme="minorEastAsia" w:hAnsi="Times New Roman" w:cs="Times New Roman"/>
-          <w:sz w:val="28"/>
-          <w:szCs w:val="28"/>
-          <w:lang w:val="en-US"/>
-        </w:rPr>
-        <w:t>Capacity</w:t>
-      </w:r>
-      <w:r>
-        <w:rPr>
-          <w:rFonts w:ascii="Times New Roman" w:eastAsiaTheme="minorEastAsia" w:hAnsi="Times New Roman" w:cs="Times New Roman"/>
-          <w:sz w:val="28"/>
-          <w:szCs w:val="28"/>
-          <w:lang w:val="ru-RU"/>
-        </w:rPr>
-        <w:t xml:space="preserve"> (</w:t>
-      </w:r>
-      <w:r>
-        <w:rPr>
-          <w:rFonts w:ascii="Times New Roman" w:eastAsiaTheme="minorEastAsia" w:hAnsi="Times New Roman" w:cs="Times New Roman"/>
-          <w:sz w:val="28"/>
-          <w:szCs w:val="28"/>
-        </w:rPr>
-        <w:t>объем энергии, который батарея могла хранить на момент выхода с завода</w:t>
-      </w:r>
-      <w:r>
-        <w:rPr>
-          <w:rFonts w:ascii="Times New Roman" w:eastAsiaTheme="minorEastAsia" w:hAnsi="Times New Roman" w:cs="Times New Roman"/>
-          <w:sz w:val="28"/>
-          <w:szCs w:val="28"/>
-          <w:lang w:val="ru-RU"/>
-        </w:rPr>
-        <w:t xml:space="preserve">), </w:t>
-      </w:r>
-      <w:r>
-        <w:rPr>
-          <w:rFonts w:ascii="Times New Roman" w:eastAsiaTheme="minorEastAsia" w:hAnsi="Times New Roman" w:cs="Times New Roman"/>
-          <w:sz w:val="28"/>
-          <w:szCs w:val="28"/>
-          <w:lang w:val="en-US"/>
-        </w:rPr>
-        <w:t>Q</w:t>
-      </w:r>
-      <w:r>
-        <w:rPr>
-          <w:rFonts w:ascii="Times New Roman" w:eastAsiaTheme="minorEastAsia" w:hAnsi="Times New Roman" w:cs="Times New Roman"/>
-          <w:sz w:val="28"/>
-          <w:szCs w:val="28"/>
-          <w:vertAlign w:val="subscript"/>
-          <w:lang w:val="ru-RU"/>
-        </w:rPr>
-        <w:t xml:space="preserve">2 </w:t>
-      </w:r>
-      <w:r>
-        <w:rPr>
-          <w:rFonts w:ascii="Times New Roman" w:eastAsiaTheme="minorEastAsia" w:hAnsi="Times New Roman" w:cs="Times New Roman"/>
-          <w:sz w:val="28"/>
-          <w:szCs w:val="28"/>
-          <w:lang w:val="ru-RU"/>
-        </w:rPr>
-        <w:t xml:space="preserve">— </w:t>
-      </w:r>
-      <w:r>
-        <w:rPr>
-          <w:rFonts w:ascii="Times New Roman" w:eastAsiaTheme="minorEastAsia" w:hAnsi="Times New Roman" w:cs="Times New Roman"/>
-          <w:sz w:val="28"/>
-          <w:szCs w:val="28"/>
-          <w:lang w:val="en-US"/>
-        </w:rPr>
-        <w:t>Full</w:t>
-      </w:r>
-      <w:r>
-        <w:rPr>
-          <w:rFonts w:ascii="Times New Roman" w:eastAsiaTheme="minorEastAsia" w:hAnsi="Times New Roman" w:cs="Times New Roman"/>
-          <w:sz w:val="28"/>
-          <w:szCs w:val="28"/>
-          <w:lang w:val="ru-RU"/>
-        </w:rPr>
-        <w:t xml:space="preserve"> </w:t>
-      </w:r>
-      <w:r>
-        <w:rPr>
-          <w:rFonts w:ascii="Times New Roman" w:eastAsiaTheme="minorEastAsia" w:hAnsi="Times New Roman" w:cs="Times New Roman"/>
-          <w:sz w:val="28"/>
-          <w:szCs w:val="28"/>
-          <w:lang w:val="en-US"/>
-        </w:rPr>
-        <w:t>Charge</w:t>
-      </w:r>
-      <w:r>
-        <w:rPr>
-          <w:rFonts w:ascii="Times New Roman" w:eastAsiaTheme="minorEastAsia" w:hAnsi="Times New Roman" w:cs="Times New Roman"/>
-          <w:sz w:val="28"/>
-          <w:szCs w:val="28"/>
-          <w:lang w:val="ru-RU"/>
-        </w:rPr>
-        <w:t xml:space="preserve"> </w:t>
-      </w:r>
-      <w:r>
-        <w:rPr>
-          <w:rFonts w:ascii="Times New Roman" w:eastAsiaTheme="minorEastAsia" w:hAnsi="Times New Roman" w:cs="Times New Roman"/>
-          <w:sz w:val="28"/>
-          <w:szCs w:val="28"/>
-          <w:lang w:val="en-US"/>
-        </w:rPr>
-        <w:t>Capacity</w:t>
-      </w:r>
-      <w:r>
-        <w:rPr>
-          <w:rFonts w:ascii="Times New Roman" w:eastAsiaTheme="minorEastAsia" w:hAnsi="Times New Roman" w:cs="Times New Roman"/>
-          <w:sz w:val="28"/>
-          <w:szCs w:val="28"/>
-          <w:lang w:val="ru-RU"/>
-        </w:rPr>
-        <w:t xml:space="preserve"> (</w:t>
-      </w:r>
-      <w:r>
-        <w:rPr>
-          <w:rFonts w:ascii="Times New Roman" w:eastAsiaTheme="minorEastAsia" w:hAnsi="Times New Roman" w:cs="Times New Roman"/>
-          <w:sz w:val="28"/>
-          <w:szCs w:val="28"/>
-        </w:rPr>
-        <w:t>объем энергии, который батарея способна накопить сейчас при заряде до 100%</w:t>
-      </w:r>
-      <w:r>
-        <w:rPr>
-          <w:rFonts w:ascii="Times New Roman" w:eastAsiaTheme="minorEastAsia" w:hAnsi="Times New Roman" w:cs="Times New Roman"/>
-          <w:sz w:val="28"/>
-          <w:szCs w:val="28"/>
-          <w:lang w:val="ru-RU"/>
-        </w:rPr>
-        <w:t xml:space="preserve">), </w:t>
-      </w:r>
-      <w:r>
-        <w:rPr>
-          <w:rFonts w:ascii="Times New Roman" w:eastAsiaTheme="minorEastAsia" w:hAnsi="Times New Roman" w:cs="Times New Roman"/>
-          <w:sz w:val="28"/>
-          <w:szCs w:val="28"/>
-          <w:lang w:val="en-US"/>
-        </w:rPr>
-        <w:t>η</w:t>
-      </w:r>
-      <w:r>
-        <w:rPr>
-          <w:rFonts w:ascii="Times New Roman" w:eastAsiaTheme="minorEastAsia" w:hAnsi="Times New Roman" w:cs="Times New Roman"/>
-          <w:sz w:val="28"/>
-          <w:szCs w:val="28"/>
-          <w:lang w:val="ru-RU"/>
-        </w:rPr>
-        <w:t xml:space="preserve"> — химический износ батареи, тогда:</w:t>
-      </w:r>
-    </w:p>
-    <w:p>
-      <w:pPr>
-        <w:spacing w:after="0" w:line="240" w:lineRule="auto"/>
-        <w:ind w:firstLine="720"/>
-        <w:rPr>
-          <w:rFonts w:ascii="Times New Roman" w:eastAsiaTheme="minorEastAsia" w:hAnsi="Times New Roman" w:cs="Times New Roman"/>
-          <w:sz w:val="28"/>
+          <w:rFonts w:eastAsiaTheme="minorEastAsia" w:cs="Times New Roman"/>
+          <w:color w:val="000000" w:themeColor="text1"/>
           <w:szCs w:val="28"/>
           <w:lang w:val="ru-RU"/>
         </w:rPr>
@@ -3579,7 +3398,7 @@
           <m:r>
             <w:rPr>
               <w:rFonts w:ascii="Cambria Math" w:eastAsiaTheme="minorEastAsia" w:hAnsi="Cambria Math" w:cs="Times New Roman"/>
-              <w:sz w:val="28"/>
+              <w:color w:val="000000" w:themeColor="text1"/>
               <w:szCs w:val="28"/>
               <w:lang w:val="en-US"/>
             </w:rPr>
@@ -3588,7 +3407,7 @@
           <m:r>
             <w:rPr>
               <w:rFonts w:ascii="Cambria Math" w:eastAsiaTheme="minorEastAsia" w:hAnsi="Cambria Math" w:cs="Times New Roman"/>
-              <w:sz w:val="28"/>
+              <w:color w:val="000000" w:themeColor="text1"/>
               <w:szCs w:val="28"/>
               <w:lang w:val="ru-RU"/>
             </w:rPr>
@@ -3597,7 +3416,7 @@
           <m:r>
             <w:rPr>
               <w:rFonts w:ascii="Cambria Math" w:eastAsiaTheme="minorEastAsia" w:hAnsi="Cambria Math" w:cs="Times New Roman"/>
-              <w:sz w:val="28"/>
+              <w:color w:val="000000" w:themeColor="text1"/>
               <w:szCs w:val="28"/>
               <w:lang w:val="en-US"/>
             </w:rPr>
@@ -3610,7 +3429,7 @@
                   <w:rFonts w:ascii="Cambria Math" w:eastAsiaTheme="minorEastAsia" w:hAnsi="Cambria Math" w:cs="Times New Roman"/>
                   <w:i/>
                   <w:iCs/>
-                  <w:sz w:val="28"/>
+                  <w:color w:val="000000" w:themeColor="text1"/>
                   <w:szCs w:val="28"/>
                   <w:lang w:val="en-US"/>
                 </w:rPr>
@@ -3624,7 +3443,7 @@
                       <w:rFonts w:ascii="Cambria Math" w:eastAsiaTheme="minorEastAsia" w:hAnsi="Cambria Math" w:cs="Times New Roman"/>
                       <w:i/>
                       <w:iCs/>
-                      <w:sz w:val="28"/>
+                      <w:color w:val="000000" w:themeColor="text1"/>
                       <w:szCs w:val="28"/>
                       <w:lang w:val="ru-RU"/>
                     </w:rPr>
@@ -3634,7 +3453,7 @@
                   <m:r>
                     <w:rPr>
                       <w:rFonts w:ascii="Cambria Math" w:eastAsiaTheme="minorEastAsia" w:hAnsi="Cambria Math" w:cs="Times New Roman"/>
-                      <w:sz w:val="28"/>
+                      <w:color w:val="000000" w:themeColor="text1"/>
                       <w:szCs w:val="28"/>
                       <w:lang w:val="en-US"/>
                     </w:rPr>
@@ -3645,7 +3464,7 @@
                       <w:rFonts w:ascii="Cambria Math" w:eastAsiaTheme="minorEastAsia" w:hAnsi="Cambria Math" w:cs="Times New Roman"/>
                       <w:i/>
                       <w:iCs/>
-                      <w:sz w:val="28"/>
+                      <w:color w:val="000000" w:themeColor="text1"/>
                       <w:szCs w:val="28"/>
                       <w:lang w:val="en-US"/>
                     </w:rPr>
@@ -3655,7 +3474,7 @@
                   <m:r>
                     <w:rPr>
                       <w:rFonts w:ascii="Cambria Math" w:eastAsiaTheme="minorEastAsia" w:hAnsi="Cambria Math" w:cs="Times New Roman"/>
-                      <w:sz w:val="28"/>
+                      <w:color w:val="000000" w:themeColor="text1"/>
                       <w:szCs w:val="28"/>
                       <w:lang w:val="ru-RU"/>
                     </w:rPr>
@@ -3668,7 +3487,7 @@
                   <w:rFonts w:ascii="Cambria Math" w:eastAsiaTheme="minorEastAsia" w:hAnsi="Cambria Math" w:cs="Times New Roman"/>
                   <w:i/>
                   <w:iCs/>
-                  <w:sz w:val="28"/>
+                  <w:color w:val="000000" w:themeColor="text1"/>
                   <w:szCs w:val="28"/>
                   <w:lang w:val="ru-RU"/>
                 </w:rPr>
@@ -3682,7 +3501,7 @@
                       <w:rFonts w:ascii="Cambria Math" w:eastAsiaTheme="minorEastAsia" w:hAnsi="Cambria Math" w:cs="Times New Roman"/>
                       <w:i/>
                       <w:iCs/>
-                      <w:sz w:val="28"/>
+                      <w:color w:val="000000" w:themeColor="text1"/>
                       <w:szCs w:val="28"/>
                       <w:lang w:val="ru-RU"/>
                     </w:rPr>
@@ -3692,7 +3511,7 @@
                   <m:r>
                     <w:rPr>
                       <w:rFonts w:ascii="Cambria Math" w:eastAsiaTheme="minorEastAsia" w:hAnsi="Cambria Math" w:cs="Times New Roman"/>
-                      <w:sz w:val="28"/>
+                      <w:color w:val="000000" w:themeColor="text1"/>
                       <w:szCs w:val="28"/>
                       <w:lang w:val="ru-RU"/>
                     </w:rPr>
@@ -3703,7 +3522,7 @@
                   <m:r>
                     <w:rPr>
                       <w:rFonts w:ascii="Cambria Math" w:eastAsiaTheme="minorEastAsia" w:hAnsi="Cambria Math" w:cs="Times New Roman"/>
-                      <w:sz w:val="28"/>
+                      <w:color w:val="000000" w:themeColor="text1"/>
                       <w:szCs w:val="28"/>
                       <w:lang w:val="ru-RU"/>
                     </w:rPr>
@@ -3716,7 +3535,7 @@
           <m:r>
             <w:rPr>
               <w:rFonts w:ascii="Cambria Math" w:eastAsiaTheme="minorEastAsia" w:hAnsi="Cambria Math" w:cs="Times New Roman"/>
-              <w:sz w:val="28"/>
+              <w:color w:val="000000" w:themeColor="text1"/>
               <w:szCs w:val="28"/>
               <w:lang w:val="ru-RU"/>
             </w:rPr>
@@ -3725,7 +3544,7 @@
           <m:r>
             <w:rPr>
               <w:rFonts w:ascii="Cambria Math" w:eastAsiaTheme="minorEastAsia" w:hAnsi="Cambria Math" w:cs="Times New Roman"/>
-              <w:sz w:val="28"/>
+              <w:color w:val="000000" w:themeColor="text1"/>
               <w:szCs w:val="28"/>
               <w:lang w:val="en-US"/>
             </w:rPr>
@@ -3738,7 +3557,7 @@
                   <w:rFonts w:ascii="Cambria Math" w:eastAsiaTheme="minorEastAsia" w:hAnsi="Cambria Math" w:cs="Times New Roman"/>
                   <w:i/>
                   <w:iCs/>
-                  <w:sz w:val="28"/>
+                  <w:color w:val="000000" w:themeColor="text1"/>
                   <w:szCs w:val="28"/>
                   <w:lang w:val="en-US"/>
                 </w:rPr>
@@ -3748,7 +3567,7 @@
               <m:r>
                 <w:rPr>
                   <w:rFonts w:ascii="Cambria Math" w:eastAsiaTheme="minorEastAsia" w:hAnsi="Cambria Math" w:cs="Times New Roman"/>
-                  <w:sz w:val="28"/>
+                  <w:color w:val="000000" w:themeColor="text1"/>
                   <w:szCs w:val="28"/>
                   <w:lang w:val="en-US"/>
                 </w:rPr>
@@ -3757,7 +3576,7 @@
               <m:r>
                 <w:rPr>
                   <w:rFonts w:ascii="Cambria Math" w:eastAsiaTheme="minorEastAsia" w:hAnsi="Cambria Math" w:cs="Times New Roman"/>
-                  <w:sz w:val="28"/>
+                  <w:color w:val="000000" w:themeColor="text1"/>
                   <w:szCs w:val="28"/>
                   <w:lang w:val="ru-RU"/>
                 </w:rPr>
@@ -3766,7 +3585,7 @@
               <m:r>
                 <w:rPr>
                   <w:rFonts w:ascii="Cambria Math" w:eastAsiaTheme="minorEastAsia" w:hAnsi="Cambria Math" w:cs="Times New Roman"/>
-                  <w:sz w:val="28"/>
+                  <w:color w:val="000000" w:themeColor="text1"/>
                   <w:szCs w:val="28"/>
                   <w:lang w:val="en-US"/>
                 </w:rPr>
@@ -3775,7 +3594,7 @@
               <m:r>
                 <w:rPr>
                   <w:rFonts w:ascii="Cambria Math" w:eastAsiaTheme="minorEastAsia" w:hAnsi="Cambria Math" w:cs="Times New Roman"/>
-                  <w:sz w:val="28"/>
+                  <w:color w:val="000000" w:themeColor="text1"/>
                   <w:szCs w:val="28"/>
                   <w:lang w:val="ru-RU"/>
                 </w:rPr>
@@ -3784,7 +3603,7 @@
               <m:r>
                 <w:rPr>
                   <w:rFonts w:ascii="Cambria Math" w:eastAsiaTheme="minorEastAsia" w:hAnsi="Cambria Math" w:cs="Times New Roman"/>
-                  <w:sz w:val="28"/>
+                  <w:color w:val="000000" w:themeColor="text1"/>
                   <w:szCs w:val="28"/>
                 </w:rPr>
                 <m:t>·ч</m:t>
@@ -3794,7 +3613,7 @@
               <m:r>
                 <w:rPr>
                   <w:rFonts w:ascii="Cambria Math" w:eastAsiaTheme="minorEastAsia" w:hAnsi="Cambria Math" w:cs="Times New Roman"/>
-                  <w:sz w:val="28"/>
+                  <w:color w:val="000000" w:themeColor="text1"/>
                   <w:szCs w:val="28"/>
                   <w:lang w:val="en-US"/>
                 </w:rPr>
@@ -3803,7 +3622,7 @@
               <m:r>
                 <w:rPr>
                   <w:rFonts w:ascii="Cambria Math" w:eastAsiaTheme="minorEastAsia" w:hAnsi="Cambria Math" w:cs="Times New Roman"/>
-                  <w:sz w:val="28"/>
+                  <w:color w:val="000000" w:themeColor="text1"/>
                   <w:szCs w:val="28"/>
                   <w:lang w:val="ru-RU"/>
                 </w:rPr>
@@ -3812,7 +3631,7 @@
               <m:r>
                 <w:rPr>
                   <w:rFonts w:ascii="Cambria Math" w:eastAsiaTheme="minorEastAsia" w:hAnsi="Cambria Math" w:cs="Times New Roman"/>
-                  <w:sz w:val="28"/>
+                  <w:color w:val="000000" w:themeColor="text1"/>
                   <w:szCs w:val="28"/>
                 </w:rPr>
                 <m:t>·ч</m:t>
@@ -3822,7 +3641,7 @@
           <m:r>
             <w:rPr>
               <w:rFonts w:ascii="Cambria Math" w:eastAsiaTheme="minorEastAsia" w:hAnsi="Cambria Math" w:cs="Times New Roman"/>
-              <w:sz w:val="28"/>
+              <w:color w:val="000000" w:themeColor="text1"/>
               <w:szCs w:val="28"/>
               <w:lang w:val="ru-RU"/>
             </w:rPr>
@@ -3831,7 +3650,7 @@
           <m:r>
             <w:rPr>
               <w:rFonts w:ascii="Cambria Math" w:eastAsiaTheme="minorEastAsia" w:hAnsi="Cambria Math" w:cs="Times New Roman"/>
-              <w:sz w:val="28"/>
+              <w:color w:val="000000" w:themeColor="text1"/>
               <w:szCs w:val="28"/>
               <w:lang w:val="en-US"/>
             </w:rPr>
@@ -3840,7 +3659,7 @@
           <m:r>
             <w:rPr>
               <w:rFonts w:ascii="Cambria Math" w:eastAsiaTheme="minorEastAsia" w:hAnsi="Cambria Math" w:cs="Times New Roman"/>
-              <w:sz w:val="28"/>
+              <w:color w:val="000000" w:themeColor="text1"/>
               <w:szCs w:val="28"/>
               <w:lang w:val="ru-RU"/>
             </w:rPr>
@@ -3849,7 +3668,7 @@
           <m:r>
             <w:rPr>
               <w:rFonts w:ascii="Cambria Math" w:eastAsiaTheme="minorEastAsia" w:hAnsi="Cambria Math" w:cs="Times New Roman"/>
-              <w:sz w:val="28"/>
+              <w:color w:val="000000" w:themeColor="text1"/>
               <w:szCs w:val="28"/>
               <w:lang w:val="en-US"/>
             </w:rPr>
@@ -3863,16 +3682,16 @@
         <w:spacing w:after="0" w:line="240" w:lineRule="auto"/>
         <w:ind w:firstLine="709"/>
         <w:rPr>
-          <w:rFonts w:ascii="Times New Roman" w:eastAsiaTheme="minorEastAsia" w:hAnsi="Times New Roman" w:cs="Times New Roman"/>
-          <w:sz w:val="28"/>
-          <w:szCs w:val="28"/>
-          <w:lang w:val="ru-RU"/>
-        </w:rPr>
-      </w:pPr>
-      <w:r>
-        <w:rPr>
-          <w:rFonts w:ascii="Times New Roman" w:eastAsiaTheme="minorEastAsia" w:hAnsi="Times New Roman" w:cs="Times New Roman"/>
-          <w:sz w:val="28"/>
+          <w:rFonts w:eastAsiaTheme="minorEastAsia" w:cs="Times New Roman"/>
+          <w:color w:val="000000" w:themeColor="text1"/>
+          <w:szCs w:val="28"/>
+          <w:lang w:val="ru-RU"/>
+        </w:rPr>
+      </w:pPr>
+      <w:r>
+        <w:rPr>
+          <w:rFonts w:eastAsiaTheme="minorEastAsia" w:cs="Times New Roman"/>
+          <w:color w:val="000000" w:themeColor="text1"/>
           <w:szCs w:val="28"/>
           <w:lang w:val="ru-RU"/>
         </w:rPr>
@@ -3880,8 +3699,8 @@
       </w:r>
       <w:r>
         <w:rPr>
-          <w:rFonts w:ascii="Times New Roman" w:eastAsiaTheme="minorEastAsia" w:hAnsi="Times New Roman" w:cs="Times New Roman"/>
-          <w:sz w:val="28"/>
+          <w:rFonts w:eastAsiaTheme="minorEastAsia" w:cs="Times New Roman"/>
+          <w:color w:val="000000" w:themeColor="text1"/>
           <w:szCs w:val="28"/>
           <w:lang w:val="ru-RU"/>
         </w:rPr>
@@ -3889,8 +3708,8 @@
       </w:r>
       <w:r>
         <w:rPr>
-          <w:rFonts w:ascii="Times New Roman" w:eastAsiaTheme="minorEastAsia" w:hAnsi="Times New Roman" w:cs="Times New Roman"/>
-          <w:sz w:val="28"/>
+          <w:rFonts w:eastAsiaTheme="minorEastAsia" w:cs="Times New Roman"/>
+          <w:color w:val="000000" w:themeColor="text1"/>
           <w:szCs w:val="28"/>
           <w:lang w:val="ru-RU"/>
         </w:rPr>
@@ -3902,8 +3721,8 @@
         <w:spacing w:after="0" w:line="240" w:lineRule="auto"/>
         <w:ind w:firstLine="709"/>
         <w:rPr>
-          <w:rFonts w:ascii="Times New Roman" w:eastAsiaTheme="minorEastAsia" w:hAnsi="Times New Roman" w:cs="Times New Roman"/>
-          <w:sz w:val="28"/>
+          <w:rFonts w:eastAsiaTheme="minorEastAsia" w:cs="Times New Roman"/>
+          <w:color w:val="000000" w:themeColor="text1"/>
           <w:szCs w:val="28"/>
           <w:lang w:val="ru-RU"/>
         </w:rPr>
@@ -3912,33 +3731,32 @@
     <w:p>
       <w:pPr>
         <w:spacing w:after="0" w:line="240" w:lineRule="auto"/>
-        <w:ind w:firstLine="720"/>
         <w:jc w:val="both"/>
         <w:rPr>
-          <w:rFonts w:ascii="Times New Roman" w:eastAsiaTheme="minorEastAsia" w:hAnsi="Times New Roman" w:cs="Times New Roman"/>
+          <w:rFonts w:eastAsiaTheme="minorEastAsia" w:cs="Times New Roman"/>
           <w:b/>
           <w:bCs/>
-          <w:sz w:val="28"/>
-          <w:szCs w:val="28"/>
-          <w:lang w:val="ru-RU"/>
-        </w:rPr>
-      </w:pPr>
-      <w:r>
-        <w:rPr>
-          <w:rFonts w:ascii="Times New Roman" w:eastAsiaTheme="minorEastAsia" w:hAnsi="Times New Roman" w:cs="Times New Roman"/>
+          <w:color w:val="000000" w:themeColor="text1"/>
+          <w:szCs w:val="28"/>
+          <w:lang w:val="ru-RU"/>
+        </w:rPr>
+      </w:pPr>
+      <w:r>
+        <w:rPr>
+          <w:rFonts w:eastAsiaTheme="minorEastAsia" w:cs="Times New Roman"/>
           <w:b/>
           <w:bCs/>
-          <w:sz w:val="28"/>
+          <w:color w:val="000000" w:themeColor="text1"/>
           <w:szCs w:val="28"/>
         </w:rPr>
         <w:t xml:space="preserve">Шаг </w:t>
       </w:r>
       <w:r>
         <w:rPr>
-          <w:rFonts w:ascii="Times New Roman" w:eastAsiaTheme="minorEastAsia" w:hAnsi="Times New Roman" w:cs="Times New Roman"/>
+          <w:rFonts w:eastAsiaTheme="minorEastAsia" w:cs="Times New Roman"/>
           <w:b/>
           <w:bCs/>
-          <w:sz w:val="28"/>
+          <w:color w:val="000000" w:themeColor="text1"/>
           <w:szCs w:val="28"/>
           <w:lang w:val="ru-RU"/>
         </w:rPr>
@@ -3946,10 +3764,10 @@
       </w:r>
       <w:r>
         <w:rPr>
-          <w:rFonts w:ascii="Times New Roman" w:eastAsiaTheme="minorEastAsia" w:hAnsi="Times New Roman" w:cs="Times New Roman"/>
+          <w:rFonts w:eastAsiaTheme="minorEastAsia" w:cs="Times New Roman"/>
           <w:b/>
           <w:bCs/>
-          <w:sz w:val="28"/>
+          <w:color w:val="000000" w:themeColor="text1"/>
           <w:szCs w:val="28"/>
         </w:rPr>
         <w:t>6. Оценка эксплуатационного ресурса (</w:t>
@@ -3957,10 +3775,10 @@
       <w:proofErr w:type="spellStart"/>
       <w:r>
         <w:rPr>
-          <w:rFonts w:ascii="Times New Roman" w:eastAsiaTheme="minorEastAsia" w:hAnsi="Times New Roman" w:cs="Times New Roman"/>
+          <w:rFonts w:eastAsiaTheme="minorEastAsia" w:cs="Times New Roman"/>
           <w:b/>
           <w:bCs/>
-          <w:sz w:val="28"/>
+          <w:color w:val="000000" w:themeColor="text1"/>
           <w:szCs w:val="28"/>
         </w:rPr>
         <w:t>Cycle</w:t>
@@ -3968,10 +3786,10 @@
       <w:proofErr w:type="spellEnd"/>
       <w:r>
         <w:rPr>
-          <w:rFonts w:ascii="Times New Roman" w:eastAsiaTheme="minorEastAsia" w:hAnsi="Times New Roman" w:cs="Times New Roman"/>
+          <w:rFonts w:eastAsiaTheme="minorEastAsia" w:cs="Times New Roman"/>
           <w:b/>
           <w:bCs/>
-          <w:sz w:val="28"/>
+          <w:color w:val="000000" w:themeColor="text1"/>
           <w:szCs w:val="28"/>
         </w:rPr>
         <w:t xml:space="preserve"> </w:t>
@@ -3979,10 +3797,10 @@
       <w:proofErr w:type="spellStart"/>
       <w:r>
         <w:rPr>
-          <w:rFonts w:ascii="Times New Roman" w:eastAsiaTheme="minorEastAsia" w:hAnsi="Times New Roman" w:cs="Times New Roman"/>
+          <w:rFonts w:eastAsiaTheme="minorEastAsia" w:cs="Times New Roman"/>
           <w:b/>
           <w:bCs/>
-          <w:sz w:val="28"/>
+          <w:color w:val="000000" w:themeColor="text1"/>
           <w:szCs w:val="28"/>
         </w:rPr>
         <w:t>Count</w:t>
@@ -3990,10 +3808,10 @@
       <w:proofErr w:type="spellEnd"/>
       <w:r>
         <w:rPr>
-          <w:rFonts w:ascii="Times New Roman" w:eastAsiaTheme="minorEastAsia" w:hAnsi="Times New Roman" w:cs="Times New Roman"/>
+          <w:rFonts w:eastAsiaTheme="minorEastAsia" w:cs="Times New Roman"/>
           <w:b/>
           <w:bCs/>
-          <w:sz w:val="28"/>
+          <w:color w:val="000000" w:themeColor="text1"/>
           <w:szCs w:val="28"/>
         </w:rPr>
         <w:t>)</w:t>
@@ -4005,16 +3823,16 @@
         <w:ind w:firstLine="709"/>
         <w:jc w:val="both"/>
         <w:rPr>
-          <w:rFonts w:ascii="Times New Roman" w:eastAsiaTheme="minorEastAsia" w:hAnsi="Times New Roman" w:cs="Times New Roman"/>
-          <w:sz w:val="28"/>
-          <w:szCs w:val="28"/>
-          <w:lang w:val="ru-RU"/>
-        </w:rPr>
-      </w:pPr>
-      <w:r>
-        <w:rPr>
-          <w:rFonts w:ascii="Times New Roman" w:eastAsiaTheme="minorEastAsia" w:hAnsi="Times New Roman" w:cs="Times New Roman"/>
-          <w:sz w:val="28"/>
+          <w:rFonts w:eastAsiaTheme="minorEastAsia" w:cs="Times New Roman"/>
+          <w:color w:val="000000" w:themeColor="text1"/>
+          <w:szCs w:val="28"/>
+          <w:lang w:val="ru-RU"/>
+        </w:rPr>
+      </w:pPr>
+      <w:r>
+        <w:rPr>
+          <w:rFonts w:eastAsiaTheme="minorEastAsia" w:cs="Times New Roman"/>
+          <w:color w:val="000000" w:themeColor="text1"/>
           <w:szCs w:val="28"/>
         </w:rPr>
         <w:t xml:space="preserve">Судя по системному отчёту, параметр </w:t>
@@ -4022,8 +3840,8 @@
       <w:proofErr w:type="spellStart"/>
       <w:r>
         <w:rPr>
-          <w:rFonts w:ascii="Times New Roman" w:eastAsiaTheme="minorEastAsia" w:hAnsi="Times New Roman" w:cs="Times New Roman"/>
-          <w:sz w:val="28"/>
+          <w:rFonts w:eastAsiaTheme="minorEastAsia" w:cs="Times New Roman"/>
+          <w:color w:val="000000" w:themeColor="text1"/>
           <w:szCs w:val="28"/>
         </w:rPr>
         <w:t>Cycle</w:t>
@@ -4031,8 +3849,8 @@
       <w:proofErr w:type="spellEnd"/>
       <w:r>
         <w:rPr>
-          <w:rFonts w:ascii="Times New Roman" w:eastAsiaTheme="minorEastAsia" w:hAnsi="Times New Roman" w:cs="Times New Roman"/>
-          <w:sz w:val="28"/>
+          <w:rFonts w:eastAsiaTheme="minorEastAsia" w:cs="Times New Roman"/>
+          <w:color w:val="000000" w:themeColor="text1"/>
           <w:szCs w:val="28"/>
         </w:rPr>
         <w:t xml:space="preserve"> </w:t>
@@ -4040,8 +3858,8 @@
       <w:proofErr w:type="spellStart"/>
       <w:r>
         <w:rPr>
-          <w:rFonts w:ascii="Times New Roman" w:eastAsiaTheme="minorEastAsia" w:hAnsi="Times New Roman" w:cs="Times New Roman"/>
-          <w:sz w:val="28"/>
+          <w:rFonts w:eastAsiaTheme="minorEastAsia" w:cs="Times New Roman"/>
+          <w:color w:val="000000" w:themeColor="text1"/>
           <w:szCs w:val="28"/>
         </w:rPr>
         <w:t>Count</w:t>
@@ -4049,16 +3867,16 @@
       <w:proofErr w:type="spellEnd"/>
       <w:r>
         <w:rPr>
-          <w:rFonts w:ascii="Times New Roman" w:eastAsiaTheme="minorEastAsia" w:hAnsi="Times New Roman" w:cs="Times New Roman"/>
-          <w:sz w:val="28"/>
+          <w:rFonts w:eastAsiaTheme="minorEastAsia" w:cs="Times New Roman"/>
+          <w:color w:val="000000" w:themeColor="text1"/>
           <w:szCs w:val="28"/>
         </w:rPr>
         <w:t xml:space="preserve"> не определён. Устройство новое, в использовании находится чуть больше месяца, на основе вычисленного химического износа батареи (5.</w:t>
       </w:r>
       <w:r>
         <w:rPr>
-          <w:rFonts w:ascii="Times New Roman" w:eastAsiaTheme="minorEastAsia" w:hAnsi="Times New Roman" w:cs="Times New Roman"/>
-          <w:sz w:val="28"/>
+          <w:rFonts w:eastAsiaTheme="minorEastAsia" w:cs="Times New Roman"/>
+          <w:color w:val="000000" w:themeColor="text1"/>
           <w:szCs w:val="28"/>
           <w:lang w:val="ru-RU"/>
         </w:rPr>
@@ -4066,8 +3884,8 @@
       </w:r>
       <w:r>
         <w:rPr>
-          <w:rFonts w:ascii="Times New Roman" w:eastAsiaTheme="minorEastAsia" w:hAnsi="Times New Roman" w:cs="Times New Roman"/>
-          <w:sz w:val="28"/>
+          <w:rFonts w:eastAsiaTheme="minorEastAsia" w:cs="Times New Roman"/>
+          <w:color w:val="000000" w:themeColor="text1"/>
           <w:szCs w:val="28"/>
           <w:lang w:val="ru-RU"/>
         </w:rPr>
@@ -4075,16 +3893,16 @@
       </w:r>
       <w:r>
         <w:rPr>
-          <w:rFonts w:ascii="Times New Roman" w:eastAsiaTheme="minorEastAsia" w:hAnsi="Times New Roman" w:cs="Times New Roman"/>
-          <w:sz w:val="28"/>
+          <w:rFonts w:eastAsiaTheme="minorEastAsia" w:cs="Times New Roman"/>
+          <w:color w:val="000000" w:themeColor="text1"/>
           <w:szCs w:val="28"/>
         </w:rPr>
         <w:t>%) можно сделать вывод, что аккумулятор находится в отличном состоянии. Данный износ во многом связан с начальной калибровкой и заводской погрешностью емкости новой батареи.</w:t>
       </w:r>
       <w:r>
         <w:rPr>
-          <w:rFonts w:ascii="Times New Roman" w:eastAsiaTheme="minorEastAsia" w:hAnsi="Times New Roman" w:cs="Times New Roman"/>
-          <w:sz w:val="28"/>
+          <w:rFonts w:eastAsiaTheme="minorEastAsia" w:cs="Times New Roman"/>
+          <w:color w:val="000000" w:themeColor="text1"/>
           <w:szCs w:val="28"/>
           <w:lang w:val="ru-RU"/>
         </w:rPr>
@@ -4092,16 +3910,16 @@
       </w:r>
       <w:r>
         <w:rPr>
-          <w:rFonts w:ascii="Times New Roman" w:eastAsiaTheme="minorEastAsia" w:hAnsi="Times New Roman" w:cs="Times New Roman"/>
-          <w:sz w:val="28"/>
+          <w:rFonts w:eastAsiaTheme="minorEastAsia" w:cs="Times New Roman"/>
+          <w:color w:val="000000" w:themeColor="text1"/>
           <w:szCs w:val="28"/>
         </w:rPr>
         <w:t>Устройство сохранило 94.</w:t>
       </w:r>
       <w:r>
         <w:rPr>
-          <w:rFonts w:ascii="Times New Roman" w:eastAsiaTheme="minorEastAsia" w:hAnsi="Times New Roman" w:cs="Times New Roman"/>
-          <w:sz w:val="28"/>
+          <w:rFonts w:eastAsiaTheme="minorEastAsia" w:cs="Times New Roman"/>
+          <w:color w:val="000000" w:themeColor="text1"/>
           <w:szCs w:val="28"/>
           <w:lang w:val="ru-RU"/>
         </w:rPr>
@@ -4109,8 +3927,8 @@
       </w:r>
       <w:r>
         <w:rPr>
-          <w:rFonts w:ascii="Times New Roman" w:eastAsiaTheme="minorEastAsia" w:hAnsi="Times New Roman" w:cs="Times New Roman"/>
-          <w:sz w:val="28"/>
+          <w:rFonts w:eastAsiaTheme="minorEastAsia" w:cs="Times New Roman"/>
+          <w:color w:val="000000" w:themeColor="text1"/>
           <w:szCs w:val="28"/>
           <w:lang w:val="ru-RU"/>
         </w:rPr>
@@ -4118,16 +3936,16 @@
       </w:r>
       <w:r>
         <w:rPr>
-          <w:rFonts w:ascii="Times New Roman" w:eastAsiaTheme="minorEastAsia" w:hAnsi="Times New Roman" w:cs="Times New Roman"/>
-          <w:sz w:val="28"/>
+          <w:rFonts w:eastAsiaTheme="minorEastAsia" w:cs="Times New Roman"/>
+          <w:color w:val="000000" w:themeColor="text1"/>
           <w:szCs w:val="28"/>
         </w:rPr>
         <w:t>% своей первоначальной емкости. Принимая во внимание, что критическим порогом деградации считается падение емкости до 80</w:t>
       </w:r>
       <w:r>
         <w:rPr>
-          <w:rFonts w:ascii="Times New Roman" w:eastAsiaTheme="minorEastAsia" w:hAnsi="Times New Roman" w:cs="Times New Roman"/>
-          <w:sz w:val="28"/>
+          <w:rFonts w:eastAsiaTheme="minorEastAsia" w:cs="Times New Roman"/>
+          <w:color w:val="000000" w:themeColor="text1"/>
           <w:szCs w:val="28"/>
           <w:lang w:val="ru-RU"/>
         </w:rPr>
@@ -4135,16 +3953,16 @@
       </w:r>
       <w:r>
         <w:rPr>
-          <w:rFonts w:ascii="Times New Roman" w:eastAsiaTheme="minorEastAsia" w:hAnsi="Times New Roman" w:cs="Times New Roman"/>
-          <w:sz w:val="28"/>
+          <w:rFonts w:eastAsiaTheme="minorEastAsia" w:cs="Times New Roman"/>
+          <w:color w:val="000000" w:themeColor="text1"/>
           <w:szCs w:val="28"/>
         </w:rPr>
         <w:t>% (что эквивалентно потере 20</w:t>
       </w:r>
       <w:r>
         <w:rPr>
-          <w:rFonts w:ascii="Times New Roman" w:eastAsiaTheme="minorEastAsia" w:hAnsi="Times New Roman" w:cs="Times New Roman"/>
-          <w:sz w:val="28"/>
+          <w:rFonts w:eastAsiaTheme="minorEastAsia" w:cs="Times New Roman"/>
+          <w:color w:val="000000" w:themeColor="text1"/>
           <w:szCs w:val="28"/>
           <w:lang w:val="ru-RU"/>
         </w:rPr>
@@ -4152,20 +3970,11 @@
       </w:r>
       <w:r>
         <w:rPr>
-          <w:rFonts w:ascii="Times New Roman" w:eastAsiaTheme="minorEastAsia" w:hAnsi="Times New Roman" w:cs="Times New Roman"/>
-          <w:sz w:val="28"/>
-          <w:szCs w:val="28"/>
-        </w:rPr>
-        <w:t xml:space="preserve">%), батарея израсходовала лишь около четверти от своего минимального заложенного ресурса до первой необходимой </w:t>
-      </w:r>
-      <w:r>
-        <w:rPr>
-          <w:rFonts w:ascii="Times New Roman" w:eastAsiaTheme="minorEastAsia" w:hAnsi="Times New Roman" w:cs="Times New Roman"/>
-          <w:sz w:val="28"/>
-          <w:szCs w:val="28"/>
-        </w:rPr>
-        <w:lastRenderedPageBreak/>
-        <w:t>замены. Оставшегося запаса прочности аккумулятора при текущем темпе использования гарантированно хватит еще на 2-3 года.</w:t>
+          <w:rFonts w:eastAsiaTheme="minorEastAsia" w:cs="Times New Roman"/>
+          <w:color w:val="000000" w:themeColor="text1"/>
+          <w:szCs w:val="28"/>
+        </w:rPr>
+        <w:t>%), батарея израсходовала лишь около четверти от своего минимального заложенного ресурса до первой необходимой замены. Оставшегося запаса прочности аккумулятора при текущем темпе использования гарантированно хватит еще на 2-3 года.</w:t>
       </w:r>
     </w:p>
     <w:p>
@@ -4179,21 +3988,24 @@
           <w:rFonts w:ascii="Times New Roman" w:hAnsi="Times New Roman" w:cs="Times New Roman"/>
           <w:b/>
           <w:bCs/>
+          <w:color w:val="000000" w:themeColor="text1"/>
           <w:sz w:val="28"/>
           <w:szCs w:val="28"/>
           <w:lang w:val="ru-RU"/>
         </w:rPr>
       </w:pPr>
-      <w:bookmarkStart w:id="6" w:name="_Toc242020735"/>
+      <w:bookmarkStart w:id="6" w:name="_Toc242094577"/>
       <w:r>
         <w:rPr>
           <w:rFonts w:ascii="Times New Roman" w:hAnsi="Times New Roman" w:cs="Times New Roman"/>
           <w:b/>
           <w:bCs/>
+          <w:color w:val="000000" w:themeColor="text1"/>
           <w:sz w:val="28"/>
           <w:szCs w:val="28"/>
           <w:lang w:val="ru-RU"/>
         </w:rPr>
+        <w:lastRenderedPageBreak/>
         <w:t>3.4 Теоретический блок (Техника безопасности)</w:t>
       </w:r>
       <w:bookmarkEnd w:id="6"/>
@@ -4201,23 +4013,22 @@
     <w:p>
       <w:pPr>
         <w:spacing w:after="0" w:line="240" w:lineRule="auto"/>
-        <w:ind w:firstLine="709"/>
         <w:jc w:val="both"/>
         <w:rPr>
-          <w:rFonts w:ascii="Times New Roman" w:hAnsi="Times New Roman" w:cs="Times New Roman"/>
+          <w:rFonts w:cs="Times New Roman"/>
           <w:b/>
           <w:bCs/>
-          <w:sz w:val="28"/>
-          <w:szCs w:val="28"/>
-          <w:lang w:val="ru-RU"/>
-        </w:rPr>
-      </w:pPr>
-      <w:r>
-        <w:rPr>
-          <w:rFonts w:ascii="Times New Roman" w:hAnsi="Times New Roman" w:cs="Times New Roman"/>
+          <w:color w:val="000000" w:themeColor="text1"/>
+          <w:szCs w:val="28"/>
+          <w:lang w:val="ru-RU"/>
+        </w:rPr>
+      </w:pPr>
+      <w:r>
+        <w:rPr>
+          <w:rFonts w:cs="Times New Roman"/>
           <w:b/>
           <w:bCs/>
-          <w:sz w:val="28"/>
+          <w:color w:val="000000" w:themeColor="text1"/>
           <w:szCs w:val="28"/>
           <w:lang w:val="ru-RU"/>
         </w:rPr>
@@ -4225,10 +4036,10 @@
       </w:r>
       <w:r>
         <w:rPr>
-          <w:rFonts w:ascii="Times New Roman" w:hAnsi="Times New Roman" w:cs="Times New Roman"/>
+          <w:rFonts w:cs="Times New Roman"/>
           <w:b/>
           <w:bCs/>
-          <w:sz w:val="28"/>
+          <w:color w:val="000000" w:themeColor="text1"/>
           <w:szCs w:val="28"/>
         </w:rPr>
         <w:t> Анализ требований электробезопасности и физики заземления</w:t>
@@ -4248,23 +4059,23 @@
         <w:ind w:left="0" w:firstLine="709"/>
         <w:jc w:val="both"/>
         <w:rPr>
-          <w:rFonts w:ascii="Times New Roman" w:hAnsi="Times New Roman" w:cs="Times New Roman"/>
-          <w:sz w:val="28"/>
-          <w:szCs w:val="28"/>
-        </w:rPr>
-      </w:pPr>
-      <w:r>
-        <w:rPr>
-          <w:rFonts w:ascii="Times New Roman" w:hAnsi="Times New Roman" w:cs="Times New Roman"/>
-          <w:sz w:val="28"/>
+          <w:rFonts w:cs="Times New Roman"/>
+          <w:color w:val="000000" w:themeColor="text1"/>
+          <w:szCs w:val="28"/>
+        </w:rPr>
+      </w:pPr>
+      <w:r>
+        <w:rPr>
+          <w:rFonts w:cs="Times New Roman"/>
+          <w:color w:val="000000" w:themeColor="text1"/>
           <w:szCs w:val="28"/>
         </w:rPr>
         <w:t>Внутренние компоненты блоков питания</w:t>
       </w:r>
       <w:r>
         <w:rPr>
-          <w:rFonts w:ascii="Times New Roman" w:hAnsi="Times New Roman" w:cs="Times New Roman"/>
-          <w:sz w:val="28"/>
+          <w:rFonts w:cs="Times New Roman"/>
+          <w:color w:val="000000" w:themeColor="text1"/>
           <w:szCs w:val="28"/>
           <w:lang w:val="ru-RU"/>
         </w:rPr>
@@ -4272,8 +4083,8 @@
       </w:r>
       <w:r>
         <w:rPr>
-          <w:rFonts w:ascii="Times New Roman" w:hAnsi="Times New Roman" w:cs="Times New Roman"/>
-          <w:sz w:val="28"/>
+          <w:rFonts w:cs="Times New Roman"/>
+          <w:color w:val="000000" w:themeColor="text1"/>
           <w:szCs w:val="28"/>
         </w:rPr>
         <w:t>(в первую очередь высоковольтные конденсаторы) способны удерживать опасный для жизни электрический заряд длительное время после полного отключения устройства от сети. Проведение любых ремонтных или диагностических работ без предварительного рассеивания остаточного заряда (разрядки конденсаторов) категорически запрещено.</w:t>
@@ -4293,23 +4104,23 @@
         <w:ind w:left="0" w:firstLine="709"/>
         <w:jc w:val="both"/>
         <w:rPr>
-          <w:rFonts w:ascii="Times New Roman" w:hAnsi="Times New Roman" w:cs="Times New Roman"/>
-          <w:sz w:val="28"/>
-          <w:szCs w:val="28"/>
-        </w:rPr>
-      </w:pPr>
-      <w:r>
-        <w:rPr>
-          <w:rFonts w:ascii="Times New Roman" w:hAnsi="Times New Roman" w:cs="Times New Roman"/>
-          <w:sz w:val="28"/>
+          <w:rFonts w:cs="Times New Roman"/>
+          <w:color w:val="000000" w:themeColor="text1"/>
+          <w:szCs w:val="28"/>
+        </w:rPr>
+      </w:pPr>
+      <w:r>
+        <w:rPr>
+          <w:rFonts w:cs="Times New Roman"/>
+          <w:color w:val="000000" w:themeColor="text1"/>
           <w:szCs w:val="28"/>
         </w:rPr>
         <w:t xml:space="preserve">Заземление выполняет роль защитного барьера, создавая преднамеренное электрическое соединение металлических элементов корпуса ПК с землей. Физический принцип основан на законе Ома: ток течет по пути наименьшего сопротивления. Сопротивление заземляющего контура мало по сравнению с сопротивлением человеческого тела. В случае </w:t>
       </w:r>
       <w:r>
         <w:rPr>
-          <w:rFonts w:ascii="Times New Roman" w:hAnsi="Times New Roman" w:cs="Times New Roman"/>
-          <w:sz w:val="28"/>
+          <w:rFonts w:cs="Times New Roman"/>
+          <w:color w:val="000000" w:themeColor="text1"/>
           <w:szCs w:val="28"/>
           <w:lang w:val="ru-RU"/>
         </w:rPr>
@@ -4317,8 +4128,8 @@
       </w:r>
       <w:r>
         <w:rPr>
-          <w:rFonts w:ascii="Times New Roman" w:hAnsi="Times New Roman" w:cs="Times New Roman"/>
-          <w:sz w:val="28"/>
+          <w:rFonts w:cs="Times New Roman"/>
+          <w:color w:val="000000" w:themeColor="text1"/>
           <w:szCs w:val="28"/>
         </w:rPr>
         <w:t xml:space="preserve"> фазы на корпус устройства опасный потенциал мгновенно сбрасывается в землю, активируя защитные автоматы и предотвращая поражение человека электрическим током.</w:t>
@@ -4334,40 +4145,40 @@
         <w:ind w:left="709"/>
         <w:jc w:val="both"/>
         <w:rPr>
-          <w:rFonts w:ascii="Times New Roman" w:hAnsi="Times New Roman" w:cs="Times New Roman"/>
-          <w:sz w:val="28"/>
-          <w:szCs w:val="28"/>
-        </w:rPr>
-      </w:pPr>
-    </w:p>
-    <w:p>
-      <w:pPr>
-        <w:ind w:firstLine="709"/>
-        <w:rPr>
-          <w:rFonts w:ascii="Times New Roman" w:eastAsiaTheme="minorEastAsia" w:hAnsi="Times New Roman" w:cs="Times New Roman"/>
+          <w:rFonts w:cs="Times New Roman"/>
+          <w:color w:val="000000" w:themeColor="text1"/>
+          <w:szCs w:val="28"/>
+        </w:rPr>
+      </w:pPr>
+    </w:p>
+    <w:p>
+      <w:pPr>
+        <w:jc w:val="both"/>
+        <w:rPr>
+          <w:rFonts w:eastAsiaTheme="minorEastAsia" w:cs="Times New Roman"/>
           <w:b/>
           <w:bCs/>
-          <w:sz w:val="28"/>
-          <w:szCs w:val="28"/>
-          <w:lang w:val="ru-RU"/>
-        </w:rPr>
-      </w:pPr>
-      <w:r>
-        <w:rPr>
-          <w:rFonts w:ascii="Times New Roman" w:eastAsiaTheme="minorEastAsia" w:hAnsi="Times New Roman" w:cs="Times New Roman"/>
+          <w:color w:val="000000" w:themeColor="text1"/>
+          <w:szCs w:val="28"/>
+          <w:lang w:val="ru-RU"/>
+        </w:rPr>
+      </w:pPr>
+      <w:r>
+        <w:rPr>
+          <w:rFonts w:eastAsiaTheme="minorEastAsia" w:cs="Times New Roman"/>
           <w:b/>
           <w:bCs/>
-          <w:sz w:val="28"/>
+          <w:color w:val="000000" w:themeColor="text1"/>
           <w:szCs w:val="28"/>
         </w:rPr>
         <w:t xml:space="preserve">Шаг </w:t>
       </w:r>
       <w:r>
         <w:rPr>
-          <w:rFonts w:ascii="Times New Roman" w:eastAsiaTheme="minorEastAsia" w:hAnsi="Times New Roman" w:cs="Times New Roman"/>
+          <w:rFonts w:eastAsiaTheme="minorEastAsia" w:cs="Times New Roman"/>
           <w:b/>
           <w:bCs/>
-          <w:sz w:val="28"/>
+          <w:color w:val="000000" w:themeColor="text1"/>
           <w:szCs w:val="28"/>
           <w:lang w:val="ru-RU"/>
         </w:rPr>
@@ -4375,10 +4186,10 @@
       </w:r>
       <w:r>
         <w:rPr>
-          <w:rFonts w:ascii="Times New Roman" w:eastAsiaTheme="minorEastAsia" w:hAnsi="Times New Roman" w:cs="Times New Roman"/>
+          <w:rFonts w:eastAsiaTheme="minorEastAsia" w:cs="Times New Roman"/>
           <w:b/>
           <w:bCs/>
-          <w:sz w:val="28"/>
+          <w:color w:val="000000" w:themeColor="text1"/>
           <w:szCs w:val="28"/>
           <w:lang w:val="ru-RU"/>
         </w:rPr>
@@ -4386,10 +4197,10 @@
       </w:r>
       <w:r>
         <w:rPr>
-          <w:rFonts w:ascii="Times New Roman" w:eastAsiaTheme="minorEastAsia" w:hAnsi="Times New Roman" w:cs="Times New Roman"/>
+          <w:rFonts w:eastAsiaTheme="minorEastAsia" w:cs="Times New Roman"/>
           <w:b/>
           <w:bCs/>
-          <w:sz w:val="28"/>
+          <w:color w:val="000000" w:themeColor="text1"/>
           <w:szCs w:val="28"/>
         </w:rPr>
         <w:t>7. Разработка мер защиты от электростатического разряда (ЭСР / ESD)</w:t>
@@ -4401,20 +4212,20 @@
         <w:ind w:firstLine="709"/>
         <w:jc w:val="both"/>
         <w:rPr>
-          <w:rFonts w:ascii="Times New Roman" w:eastAsiaTheme="minorEastAsia" w:hAnsi="Times New Roman" w:cs="Times New Roman"/>
+          <w:rFonts w:eastAsiaTheme="minorEastAsia" w:cs="Times New Roman"/>
           <w:b/>
           <w:bCs/>
-          <w:sz w:val="28"/>
-          <w:szCs w:val="28"/>
-          <w:lang w:val="ru-RU"/>
-        </w:rPr>
-      </w:pPr>
-      <w:r>
-        <w:rPr>
-          <w:rFonts w:ascii="Times New Roman" w:eastAsiaTheme="minorEastAsia" w:hAnsi="Times New Roman" w:cs="Times New Roman"/>
+          <w:color w:val="000000" w:themeColor="text1"/>
+          <w:szCs w:val="28"/>
+          <w:lang w:val="ru-RU"/>
+        </w:rPr>
+      </w:pPr>
+      <w:r>
+        <w:rPr>
+          <w:rFonts w:eastAsiaTheme="minorEastAsia" w:cs="Times New Roman"/>
           <w:b/>
           <w:bCs/>
-          <w:sz w:val="28"/>
+          <w:color w:val="000000" w:themeColor="text1"/>
           <w:szCs w:val="28"/>
         </w:rPr>
         <w:t>Анализ статистики разностей потенциалов:</w:t>
@@ -4426,24 +4237,24 @@
         <w:ind w:firstLine="709"/>
         <w:jc w:val="both"/>
         <w:rPr>
-          <w:rFonts w:ascii="Times New Roman" w:eastAsiaTheme="minorEastAsia" w:hAnsi="Times New Roman" w:cs="Times New Roman"/>
-          <w:sz w:val="28"/>
-          <w:szCs w:val="28"/>
-          <w:lang w:val="ru-RU"/>
-        </w:rPr>
-      </w:pPr>
-      <w:r>
-        <w:rPr>
-          <w:rFonts w:ascii="Times New Roman" w:eastAsiaTheme="minorEastAsia" w:hAnsi="Times New Roman" w:cs="Times New Roman"/>
-          <w:sz w:val="28"/>
+          <w:rFonts w:eastAsiaTheme="minorEastAsia" w:cs="Times New Roman"/>
+          <w:color w:val="000000" w:themeColor="text1"/>
+          <w:szCs w:val="28"/>
+          <w:lang w:val="ru-RU"/>
+        </w:rPr>
+      </w:pPr>
+      <w:r>
+        <w:rPr>
+          <w:rFonts w:eastAsiaTheme="minorEastAsia" w:cs="Times New Roman"/>
+          <w:color w:val="000000" w:themeColor="text1"/>
           <w:szCs w:val="28"/>
         </w:rPr>
         <w:t>Человек начинает физически ощущать удар статического тока только</w:t>
       </w:r>
       <w:r>
         <w:rPr>
-          <w:rFonts w:ascii="Times New Roman" w:eastAsiaTheme="minorEastAsia" w:hAnsi="Times New Roman" w:cs="Times New Roman"/>
-          <w:sz w:val="28"/>
+          <w:rFonts w:eastAsiaTheme="minorEastAsia" w:cs="Times New Roman"/>
+          <w:color w:val="000000" w:themeColor="text1"/>
           <w:szCs w:val="28"/>
           <w:lang w:val="ru-RU"/>
         </w:rPr>
@@ -4451,16 +4262,16 @@
       </w:r>
       <w:r>
         <w:rPr>
-          <w:rFonts w:ascii="Times New Roman" w:eastAsiaTheme="minorEastAsia" w:hAnsi="Times New Roman" w:cs="Times New Roman"/>
-          <w:sz w:val="28"/>
+          <w:rFonts w:eastAsiaTheme="minorEastAsia" w:cs="Times New Roman"/>
+          <w:color w:val="000000" w:themeColor="text1"/>
           <w:szCs w:val="28"/>
         </w:rPr>
         <w:t xml:space="preserve">тогда, когда </w:t>
       </w:r>
       <w:r>
         <w:rPr>
-          <w:rFonts w:ascii="Times New Roman" w:eastAsiaTheme="minorEastAsia" w:hAnsi="Times New Roman" w:cs="Times New Roman"/>
-          <w:sz w:val="28"/>
+          <w:rFonts w:eastAsiaTheme="minorEastAsia" w:cs="Times New Roman"/>
+          <w:color w:val="000000" w:themeColor="text1"/>
           <w:szCs w:val="28"/>
           <w:lang w:val="ru-RU"/>
         </w:rPr>
@@ -4468,16 +4279,16 @@
       </w:r>
       <w:r>
         <w:rPr>
-          <w:rFonts w:ascii="Times New Roman" w:eastAsiaTheme="minorEastAsia" w:hAnsi="Times New Roman" w:cs="Times New Roman"/>
-          <w:sz w:val="28"/>
+          <w:rFonts w:eastAsiaTheme="minorEastAsia" w:cs="Times New Roman"/>
+          <w:color w:val="000000" w:themeColor="text1"/>
           <w:szCs w:val="28"/>
         </w:rPr>
         <w:t xml:space="preserve"> превышает 3000 В. При этом</w:t>
       </w:r>
       <w:r>
         <w:rPr>
-          <w:rFonts w:ascii="Times New Roman" w:eastAsiaTheme="minorEastAsia" w:hAnsi="Times New Roman" w:cs="Times New Roman"/>
-          <w:sz w:val="28"/>
+          <w:rFonts w:eastAsiaTheme="minorEastAsia" w:cs="Times New Roman"/>
+          <w:color w:val="000000" w:themeColor="text1"/>
           <w:szCs w:val="28"/>
           <w:lang w:val="ru-RU"/>
         </w:rPr>
@@ -4485,16 +4296,16 @@
       </w:r>
       <w:r>
         <w:rPr>
-          <w:rFonts w:ascii="Times New Roman" w:eastAsiaTheme="minorEastAsia" w:hAnsi="Times New Roman" w:cs="Times New Roman"/>
-          <w:sz w:val="28"/>
+          <w:rFonts w:eastAsiaTheme="minorEastAsia" w:cs="Times New Roman"/>
+          <w:color w:val="000000" w:themeColor="text1"/>
           <w:szCs w:val="28"/>
         </w:rPr>
         <w:t>современные сверхчувствительные микрочипы (центральный</w:t>
       </w:r>
       <w:r>
         <w:rPr>
-          <w:rFonts w:ascii="Times New Roman" w:eastAsiaTheme="minorEastAsia" w:hAnsi="Times New Roman" w:cs="Times New Roman"/>
-          <w:sz w:val="28"/>
+          <w:rFonts w:eastAsiaTheme="minorEastAsia" w:cs="Times New Roman"/>
+          <w:color w:val="000000" w:themeColor="text1"/>
           <w:szCs w:val="28"/>
           <w:lang w:val="ru-RU"/>
         </w:rPr>
@@ -4502,16 +4313,16 @@
       </w:r>
       <w:r>
         <w:rPr>
-          <w:rFonts w:ascii="Times New Roman" w:eastAsiaTheme="minorEastAsia" w:hAnsi="Times New Roman" w:cs="Times New Roman"/>
-          <w:sz w:val="28"/>
+          <w:rFonts w:eastAsiaTheme="minorEastAsia" w:cs="Times New Roman"/>
+          <w:color w:val="000000" w:themeColor="text1"/>
           <w:szCs w:val="28"/>
         </w:rPr>
         <w:t>процессор, чипы оперативной памяти) могут получить необратимые</w:t>
       </w:r>
       <w:r>
         <w:rPr>
-          <w:rFonts w:ascii="Times New Roman" w:eastAsiaTheme="minorEastAsia" w:hAnsi="Times New Roman" w:cs="Times New Roman"/>
-          <w:sz w:val="28"/>
+          <w:rFonts w:eastAsiaTheme="minorEastAsia" w:cs="Times New Roman"/>
+          <w:color w:val="000000" w:themeColor="text1"/>
           <w:szCs w:val="28"/>
           <w:lang w:val="ru-RU"/>
         </w:rPr>
@@ -4520,16 +4331,16 @@
       <w:proofErr w:type="spellStart"/>
       <w:r>
         <w:rPr>
-          <w:rFonts w:ascii="Times New Roman" w:eastAsiaTheme="minorEastAsia" w:hAnsi="Times New Roman" w:cs="Times New Roman"/>
-          <w:sz w:val="28"/>
+          <w:rFonts w:eastAsiaTheme="minorEastAsia" w:cs="Times New Roman"/>
+          <w:color w:val="000000" w:themeColor="text1"/>
           <w:szCs w:val="28"/>
         </w:rPr>
         <w:t>микроп</w:t>
       </w:r>
       <w:r>
         <w:rPr>
-          <w:rFonts w:ascii="Times New Roman" w:eastAsiaTheme="minorEastAsia" w:hAnsi="Times New Roman" w:cs="Times New Roman"/>
-          <w:sz w:val="28"/>
+          <w:rFonts w:eastAsiaTheme="minorEastAsia" w:cs="Times New Roman"/>
+          <w:color w:val="000000" w:themeColor="text1"/>
           <w:szCs w:val="28"/>
           <w:lang w:val="ru-RU"/>
         </w:rPr>
@@ -4538,16 +4349,16 @@
       <w:proofErr w:type="spellEnd"/>
       <w:r>
         <w:rPr>
-          <w:rFonts w:ascii="Times New Roman" w:eastAsiaTheme="minorEastAsia" w:hAnsi="Times New Roman" w:cs="Times New Roman"/>
-          <w:sz w:val="28"/>
+          <w:rFonts w:eastAsiaTheme="minorEastAsia" w:cs="Times New Roman"/>
+          <w:color w:val="000000" w:themeColor="text1"/>
           <w:szCs w:val="28"/>
         </w:rPr>
         <w:t xml:space="preserve"> и полностью выйти из строя при разряде всего в</w:t>
       </w:r>
       <w:r>
         <w:rPr>
-          <w:rFonts w:ascii="Times New Roman" w:eastAsiaTheme="minorEastAsia" w:hAnsi="Times New Roman" w:cs="Times New Roman"/>
-          <w:sz w:val="28"/>
+          <w:rFonts w:eastAsiaTheme="minorEastAsia" w:cs="Times New Roman"/>
+          <w:color w:val="000000" w:themeColor="text1"/>
           <w:szCs w:val="28"/>
           <w:lang w:val="ru-RU"/>
         </w:rPr>
@@ -4555,16 +4366,16 @@
       </w:r>
       <w:r>
         <w:rPr>
-          <w:rFonts w:ascii="Times New Roman" w:eastAsiaTheme="minorEastAsia" w:hAnsi="Times New Roman" w:cs="Times New Roman"/>
-          <w:sz w:val="28"/>
+          <w:rFonts w:eastAsiaTheme="minorEastAsia" w:cs="Times New Roman"/>
+          <w:color w:val="000000" w:themeColor="text1"/>
           <w:szCs w:val="28"/>
         </w:rPr>
         <w:t>30</w:t>
       </w:r>
       <w:r>
         <w:rPr>
-          <w:rFonts w:ascii="Times New Roman" w:eastAsiaTheme="minorEastAsia" w:hAnsi="Times New Roman" w:cs="Times New Roman"/>
-          <w:sz w:val="28"/>
+          <w:rFonts w:eastAsiaTheme="minorEastAsia" w:cs="Times New Roman"/>
+          <w:color w:val="000000" w:themeColor="text1"/>
           <w:szCs w:val="28"/>
           <w:lang w:val="ru-RU"/>
         </w:rPr>
@@ -4572,16 +4383,16 @@
       </w:r>
       <w:r>
         <w:rPr>
-          <w:rFonts w:ascii="Times New Roman" w:eastAsiaTheme="minorEastAsia" w:hAnsi="Times New Roman" w:cs="Times New Roman"/>
-          <w:sz w:val="28"/>
+          <w:rFonts w:eastAsiaTheme="minorEastAsia" w:cs="Times New Roman"/>
+          <w:color w:val="000000" w:themeColor="text1"/>
           <w:szCs w:val="28"/>
         </w:rPr>
         <w:t>В. Из-за этой скрытой угрозы проведение</w:t>
       </w:r>
       <w:r>
         <w:rPr>
-          <w:rFonts w:ascii="Times New Roman" w:eastAsiaTheme="minorEastAsia" w:hAnsi="Times New Roman" w:cs="Times New Roman"/>
-          <w:sz w:val="28"/>
+          <w:rFonts w:eastAsiaTheme="minorEastAsia" w:cs="Times New Roman"/>
+          <w:color w:val="000000" w:themeColor="text1"/>
           <w:szCs w:val="28"/>
           <w:lang w:val="ru-RU"/>
         </w:rPr>
@@ -4589,16 +4400,16 @@
       </w:r>
       <w:r>
         <w:rPr>
-          <w:rFonts w:ascii="Times New Roman" w:eastAsiaTheme="minorEastAsia" w:hAnsi="Times New Roman" w:cs="Times New Roman"/>
-          <w:sz w:val="28"/>
+          <w:rFonts w:eastAsiaTheme="minorEastAsia" w:cs="Times New Roman"/>
+          <w:color w:val="000000" w:themeColor="text1"/>
           <w:szCs w:val="28"/>
         </w:rPr>
         <w:t>профилактических</w:t>
       </w:r>
       <w:r>
         <w:rPr>
-          <w:rFonts w:ascii="Times New Roman" w:eastAsiaTheme="minorEastAsia" w:hAnsi="Times New Roman" w:cs="Times New Roman"/>
-          <w:sz w:val="28"/>
+          <w:rFonts w:eastAsiaTheme="minorEastAsia" w:cs="Times New Roman"/>
+          <w:color w:val="000000" w:themeColor="text1"/>
           <w:szCs w:val="28"/>
           <w:lang w:val="ru-RU"/>
         </w:rPr>
@@ -4606,8 +4417,8 @@
       </w:r>
       <w:r>
         <w:rPr>
-          <w:rFonts w:ascii="Times New Roman" w:eastAsiaTheme="minorEastAsia" w:hAnsi="Times New Roman" w:cs="Times New Roman"/>
-          <w:sz w:val="28"/>
+          <w:rFonts w:eastAsiaTheme="minorEastAsia" w:cs="Times New Roman"/>
+          <w:color w:val="000000" w:themeColor="text1"/>
           <w:szCs w:val="28"/>
         </w:rPr>
         <w:t>работ требует строгого соблюдения правил безопасности.</w:t>
@@ -4618,10 +4429,10 @@
         <w:spacing w:after="0" w:line="240" w:lineRule="auto"/>
         <w:jc w:val="both"/>
         <w:rPr>
-          <w:rFonts w:ascii="Times New Roman" w:eastAsiaTheme="minorEastAsia" w:hAnsi="Times New Roman" w:cs="Times New Roman"/>
+          <w:rFonts w:eastAsiaTheme="minorEastAsia" w:cs="Times New Roman"/>
           <w:b/>
           <w:bCs/>
-          <w:sz w:val="28"/>
+          <w:color w:val="000000" w:themeColor="text1"/>
           <w:szCs w:val="28"/>
           <w:lang w:val="ru-RU"/>
         </w:rPr>
@@ -4633,17 +4444,17 @@
         <w:ind w:firstLine="709"/>
         <w:jc w:val="both"/>
         <w:rPr>
-          <w:rFonts w:ascii="Times New Roman" w:eastAsiaTheme="minorEastAsia" w:hAnsi="Times New Roman" w:cs="Times New Roman"/>
-          <w:sz w:val="28"/>
-          <w:szCs w:val="28"/>
-        </w:rPr>
-      </w:pPr>
-      <w:r>
-        <w:rPr>
-          <w:rFonts w:ascii="Times New Roman" w:eastAsiaTheme="minorEastAsia" w:hAnsi="Times New Roman" w:cs="Times New Roman"/>
+          <w:rFonts w:eastAsiaTheme="minorEastAsia" w:cs="Times New Roman"/>
+          <w:color w:val="000000" w:themeColor="text1"/>
+          <w:szCs w:val="28"/>
+        </w:rPr>
+      </w:pPr>
+      <w:r>
+        <w:rPr>
+          <w:rFonts w:eastAsiaTheme="minorEastAsia" w:cs="Times New Roman"/>
           <w:b/>
           <w:bCs/>
-          <w:sz w:val="28"/>
+          <w:color w:val="000000" w:themeColor="text1"/>
           <w:szCs w:val="28"/>
         </w:rPr>
         <w:t>Чек-лист инженера для защиты от ЭСР (перед вскрытием корпуса):</w:t>
@@ -4663,15 +4474,15 @@
         <w:ind w:left="0" w:firstLine="709"/>
         <w:jc w:val="both"/>
         <w:rPr>
-          <w:rFonts w:ascii="Times New Roman" w:eastAsiaTheme="minorEastAsia" w:hAnsi="Times New Roman" w:cs="Times New Roman"/>
-          <w:sz w:val="28"/>
-          <w:szCs w:val="28"/>
-        </w:rPr>
-      </w:pPr>
-      <w:r>
-        <w:rPr>
-          <w:rFonts w:ascii="Times New Roman" w:eastAsiaTheme="minorEastAsia" w:hAnsi="Times New Roman" w:cs="Times New Roman"/>
-          <w:sz w:val="28"/>
+          <w:rFonts w:eastAsiaTheme="minorEastAsia" w:cs="Times New Roman"/>
+          <w:color w:val="000000" w:themeColor="text1"/>
+          <w:szCs w:val="28"/>
+        </w:rPr>
+      </w:pPr>
+      <w:r>
+        <w:rPr>
+          <w:rFonts w:eastAsiaTheme="minorEastAsia" w:cs="Times New Roman"/>
+          <w:color w:val="000000" w:themeColor="text1"/>
           <w:szCs w:val="28"/>
           <w:lang w:val="ru-RU"/>
         </w:rPr>
@@ -4679,16 +4490,16 @@
       </w:r>
       <w:r>
         <w:rPr>
-          <w:rFonts w:ascii="Times New Roman" w:eastAsiaTheme="minorEastAsia" w:hAnsi="Times New Roman" w:cs="Times New Roman"/>
-          <w:sz w:val="28"/>
+          <w:rFonts w:eastAsiaTheme="minorEastAsia" w:cs="Times New Roman"/>
+          <w:color w:val="000000" w:themeColor="text1"/>
           <w:szCs w:val="28"/>
         </w:rPr>
         <w:t>антистатический</w:t>
       </w:r>
       <w:r>
         <w:rPr>
-          <w:rFonts w:ascii="Times New Roman" w:eastAsiaTheme="minorEastAsia" w:hAnsi="Times New Roman" w:cs="Times New Roman"/>
-          <w:sz w:val="28"/>
+          <w:rFonts w:eastAsiaTheme="minorEastAsia" w:cs="Times New Roman"/>
+          <w:color w:val="000000" w:themeColor="text1"/>
           <w:szCs w:val="28"/>
         </w:rPr>
         <w:t xml:space="preserve"> браслет на запястье и подключить его заземляющий провод к контуру заземления или неокрашенной металлической части корпуса оборудования.</w:t>
@@ -4708,15 +4519,15 @@
         <w:ind w:left="0" w:firstLine="709"/>
         <w:jc w:val="both"/>
         <w:rPr>
-          <w:rFonts w:ascii="Times New Roman" w:eastAsiaTheme="minorEastAsia" w:hAnsi="Times New Roman" w:cs="Times New Roman"/>
-          <w:sz w:val="28"/>
-          <w:szCs w:val="28"/>
-        </w:rPr>
-      </w:pPr>
-      <w:r>
-        <w:rPr>
-          <w:rFonts w:ascii="Times New Roman" w:eastAsiaTheme="minorEastAsia" w:hAnsi="Times New Roman" w:cs="Times New Roman"/>
-          <w:sz w:val="28"/>
+          <w:rFonts w:eastAsiaTheme="minorEastAsia" w:cs="Times New Roman"/>
+          <w:color w:val="000000" w:themeColor="text1"/>
+          <w:szCs w:val="28"/>
+        </w:rPr>
+      </w:pPr>
+      <w:r>
+        <w:rPr>
+          <w:rFonts w:eastAsiaTheme="minorEastAsia" w:cs="Times New Roman"/>
+          <w:color w:val="000000" w:themeColor="text1"/>
           <w:szCs w:val="28"/>
           <w:lang w:val="ru-RU"/>
         </w:rPr>
@@ -4724,16 +4535,16 @@
       </w:r>
       <w:r>
         <w:rPr>
-          <w:rFonts w:ascii="Times New Roman" w:eastAsiaTheme="minorEastAsia" w:hAnsi="Times New Roman" w:cs="Times New Roman"/>
-          <w:sz w:val="28"/>
+          <w:rFonts w:eastAsiaTheme="minorEastAsia" w:cs="Times New Roman"/>
+          <w:color w:val="000000" w:themeColor="text1"/>
           <w:szCs w:val="28"/>
         </w:rPr>
         <w:t>антистатический</w:t>
       </w:r>
       <w:r>
         <w:rPr>
-          <w:rFonts w:ascii="Times New Roman" w:eastAsiaTheme="minorEastAsia" w:hAnsi="Times New Roman" w:cs="Times New Roman"/>
-          <w:sz w:val="28"/>
+          <w:rFonts w:eastAsiaTheme="minorEastAsia" w:cs="Times New Roman"/>
+          <w:color w:val="000000" w:themeColor="text1"/>
           <w:szCs w:val="28"/>
         </w:rPr>
         <w:t xml:space="preserve"> коврик на рабочем столе и надежно заземлить его, чтобы выровнять потенциалы между столом, инструментами и компонентами ПК.</w:t>
@@ -4753,31 +4564,31 @@
         <w:ind w:left="0" w:firstLine="709"/>
         <w:jc w:val="both"/>
         <w:rPr>
-          <w:rFonts w:ascii="Times New Roman" w:eastAsiaTheme="minorEastAsia" w:hAnsi="Times New Roman" w:cs="Times New Roman"/>
-          <w:sz w:val="28"/>
-          <w:szCs w:val="28"/>
-        </w:rPr>
-      </w:pPr>
-      <w:r>
-        <w:rPr>
-          <w:rFonts w:ascii="Times New Roman" w:eastAsiaTheme="minorEastAsia" w:hAnsi="Times New Roman" w:cs="Times New Roman"/>
-          <w:sz w:val="28"/>
+          <w:rFonts w:eastAsiaTheme="minorEastAsia" w:cs="Times New Roman"/>
+          <w:color w:val="000000" w:themeColor="text1"/>
+          <w:szCs w:val="28"/>
+        </w:rPr>
+      </w:pPr>
+      <w:r>
+        <w:rPr>
+          <w:rFonts w:eastAsiaTheme="minorEastAsia" w:cs="Times New Roman"/>
+          <w:color w:val="000000" w:themeColor="text1"/>
           <w:szCs w:val="28"/>
         </w:rPr>
         <w:t>П</w:t>
       </w:r>
       <w:r>
         <w:rPr>
-          <w:rFonts w:ascii="Times New Roman" w:eastAsiaTheme="minorEastAsia" w:hAnsi="Times New Roman" w:cs="Times New Roman"/>
-          <w:sz w:val="28"/>
+          <w:rFonts w:eastAsiaTheme="minorEastAsia" w:cs="Times New Roman"/>
+          <w:color w:val="000000" w:themeColor="text1"/>
           <w:szCs w:val="28"/>
         </w:rPr>
         <w:t>еред</w:t>
       </w:r>
       <w:r>
         <w:rPr>
-          <w:rFonts w:ascii="Times New Roman" w:eastAsiaTheme="minorEastAsia" w:hAnsi="Times New Roman" w:cs="Times New Roman"/>
-          <w:sz w:val="28"/>
+          <w:rFonts w:eastAsiaTheme="minorEastAsia" w:cs="Times New Roman"/>
+          <w:color w:val="000000" w:themeColor="text1"/>
           <w:szCs w:val="28"/>
         </w:rPr>
         <w:t xml:space="preserve"> прикосновением к внутренним платам обязательно коснуться рукой неокрашенной металлической части корпуса заземленного системного блока.</w:t>
@@ -4797,15 +4608,15 @@
         <w:ind w:left="0" w:firstLine="709"/>
         <w:jc w:val="both"/>
         <w:rPr>
-          <w:rFonts w:ascii="Times New Roman" w:eastAsiaTheme="minorEastAsia" w:hAnsi="Times New Roman" w:cs="Times New Roman"/>
-          <w:sz w:val="28"/>
-          <w:szCs w:val="28"/>
-        </w:rPr>
-      </w:pPr>
-      <w:r>
-        <w:rPr>
-          <w:rFonts w:ascii="Times New Roman" w:eastAsiaTheme="minorEastAsia" w:hAnsi="Times New Roman" w:cs="Times New Roman"/>
-          <w:sz w:val="28"/>
+          <w:rFonts w:eastAsiaTheme="minorEastAsia" w:cs="Times New Roman"/>
+          <w:color w:val="000000" w:themeColor="text1"/>
+          <w:szCs w:val="28"/>
+        </w:rPr>
+      </w:pPr>
+      <w:r>
+        <w:rPr>
+          <w:rFonts w:eastAsiaTheme="minorEastAsia" w:cs="Times New Roman"/>
+          <w:color w:val="000000" w:themeColor="text1"/>
           <w:szCs w:val="28"/>
           <w:lang w:val="ru-RU"/>
         </w:rPr>
@@ -4813,20 +4624,50 @@
       </w:r>
       <w:r>
         <w:rPr>
-          <w:rFonts w:ascii="Times New Roman" w:eastAsiaTheme="minorEastAsia" w:hAnsi="Times New Roman" w:cs="Times New Roman"/>
-          <w:sz w:val="28"/>
+          <w:rFonts w:eastAsiaTheme="minorEastAsia" w:cs="Times New Roman"/>
+          <w:color w:val="000000" w:themeColor="text1"/>
           <w:szCs w:val="28"/>
         </w:rPr>
         <w:t>ранить</w:t>
       </w:r>
       <w:r>
         <w:rPr>
-          <w:rFonts w:ascii="Times New Roman" w:eastAsiaTheme="minorEastAsia" w:hAnsi="Times New Roman" w:cs="Times New Roman"/>
-          <w:sz w:val="28"/>
+          <w:rFonts w:eastAsiaTheme="minorEastAsia" w:cs="Times New Roman"/>
+          <w:color w:val="000000" w:themeColor="text1"/>
           <w:szCs w:val="28"/>
         </w:rPr>
         <w:t xml:space="preserve"> и транспортировать любые снятые электронные платы (материнскую плату, ОЗУ, видеокарту) строго в антистатических пакетах.</w:t>
       </w:r>
+    </w:p>
+    <w:p>
+      <w:pPr>
+        <w:tabs>
+          <w:tab w:val="left" w:pos="1134"/>
+        </w:tabs>
+        <w:spacing w:after="0" w:line="240" w:lineRule="auto"/>
+        <w:jc w:val="both"/>
+        <w:rPr>
+          <w:rFonts w:eastAsiaTheme="minorEastAsia" w:cs="Times New Roman"/>
+          <w:color w:val="000000" w:themeColor="text1"/>
+          <w:szCs w:val="28"/>
+          <w:lang w:val="ru-RU"/>
+        </w:rPr>
+      </w:pPr>
+    </w:p>
+    <w:p>
+      <w:pPr>
+        <w:tabs>
+          <w:tab w:val="left" w:pos="1134"/>
+        </w:tabs>
+        <w:spacing w:after="0" w:line="240" w:lineRule="auto"/>
+        <w:jc w:val="both"/>
+        <w:rPr>
+          <w:rFonts w:eastAsiaTheme="minorEastAsia" w:cs="Times New Roman"/>
+          <w:color w:val="000000" w:themeColor="text1"/>
+          <w:szCs w:val="28"/>
+          <w:lang w:val="ru-RU"/>
+        </w:rPr>
+      </w:pPr>
     </w:p>
     <w:p>
       <w:pPr>
@@ -4835,17 +4676,19 @@
           <w:rFonts w:ascii="Times New Roman" w:eastAsiaTheme="minorEastAsia" w:hAnsi="Times New Roman" w:cs="Times New Roman"/>
           <w:b/>
           <w:bCs/>
+          <w:color w:val="000000" w:themeColor="text1"/>
           <w:sz w:val="32"/>
           <w:szCs w:val="32"/>
           <w:lang w:val="ru-RU"/>
         </w:rPr>
       </w:pPr>
-      <w:bookmarkStart w:id="7" w:name="_Toc242020736"/>
+      <w:bookmarkStart w:id="7" w:name="_Toc242094578"/>
       <w:r>
         <w:rPr>
           <w:rFonts w:ascii="Times New Roman" w:eastAsiaTheme="minorEastAsia" w:hAnsi="Times New Roman" w:cs="Times New Roman"/>
           <w:b/>
           <w:bCs/>
+          <w:color w:val="000000" w:themeColor="text1"/>
           <w:sz w:val="32"/>
           <w:szCs w:val="32"/>
           <w:lang w:val="ru-RU"/>
@@ -4860,16 +4703,16 @@
         <w:ind w:firstLine="720"/>
         <w:jc w:val="both"/>
         <w:rPr>
-          <w:rFonts w:ascii="Times New Roman" w:hAnsi="Times New Roman" w:cs="Times New Roman"/>
-          <w:sz w:val="28"/>
-          <w:szCs w:val="28"/>
-          <w:lang w:val="ru-RU"/>
-        </w:rPr>
-      </w:pPr>
-      <w:r>
-        <w:rPr>
-          <w:rFonts w:ascii="Times New Roman" w:hAnsi="Times New Roman" w:cs="Times New Roman"/>
-          <w:sz w:val="28"/>
+          <w:rFonts w:cs="Times New Roman"/>
+          <w:color w:val="000000" w:themeColor="text1"/>
+          <w:szCs w:val="28"/>
+          <w:lang w:val="ru-RU"/>
+        </w:rPr>
+      </w:pPr>
+      <w:r>
+        <w:rPr>
+          <w:rFonts w:cs="Times New Roman"/>
+          <w:color w:val="000000" w:themeColor="text1"/>
           <w:szCs w:val="28"/>
         </w:rPr>
         <w:t>В ходе выполнения лабораторной работы были сформированы и закреплены практические навыки безопасной эксплуатации аппаратного обеспечения, а также освоены методы аппаратно-программной диагностики систем питания вычислительной техники:</w:t>
@@ -4888,23 +4731,23 @@
         <w:ind w:left="0" w:firstLine="709"/>
         <w:jc w:val="both"/>
         <w:rPr>
-          <w:rFonts w:ascii="Times New Roman" w:hAnsi="Times New Roman" w:cs="Times New Roman"/>
-          <w:sz w:val="28"/>
-          <w:szCs w:val="28"/>
-        </w:rPr>
-      </w:pPr>
-      <w:r>
-        <w:rPr>
-          <w:rFonts w:ascii="Times New Roman" w:hAnsi="Times New Roman" w:cs="Times New Roman"/>
-          <w:sz w:val="28"/>
+          <w:rFonts w:cs="Times New Roman"/>
+          <w:color w:val="000000" w:themeColor="text1"/>
+          <w:szCs w:val="28"/>
+        </w:rPr>
+      </w:pPr>
+      <w:r>
+        <w:rPr>
+          <w:rFonts w:cs="Times New Roman"/>
+          <w:color w:val="000000" w:themeColor="text1"/>
           <w:szCs w:val="28"/>
         </w:rPr>
         <w:t>Аппаратная диагностика и расчёт мощности: на примере оригинального адаптера питания ноутбука произведён расчёт выходной мощности.</w:t>
       </w:r>
       <w:r>
         <w:rPr>
-          <w:rFonts w:ascii="Times New Roman" w:hAnsi="Times New Roman" w:cs="Times New Roman"/>
-          <w:sz w:val="28"/>
+          <w:rFonts w:cs="Times New Roman"/>
+          <w:color w:val="000000" w:themeColor="text1"/>
           <w:szCs w:val="28"/>
           <w:lang w:val="ru-RU"/>
         </w:rPr>
@@ -4912,8 +4755,8 @@
       </w:r>
       <w:r>
         <w:rPr>
-          <w:rFonts w:ascii="Times New Roman" w:hAnsi="Times New Roman" w:cs="Times New Roman"/>
-          <w:sz w:val="28"/>
+          <w:rFonts w:cs="Times New Roman"/>
+          <w:color w:val="000000" w:themeColor="text1"/>
           <w:szCs w:val="28"/>
         </w:rPr>
         <w:t>Определено назначение интерфейсов питания, а также обоснована критическая необходимость использования оригинальных/совместимых адаптеров с чипом e-Marker для предотвращения повреждения цепей питания и коротких замыканий.</w:t>
@@ -4932,23 +4775,23 @@
         <w:ind w:left="0" w:firstLine="709"/>
         <w:jc w:val="both"/>
         <w:rPr>
-          <w:rFonts w:ascii="Times New Roman" w:hAnsi="Times New Roman" w:cs="Times New Roman"/>
-          <w:sz w:val="28"/>
-          <w:szCs w:val="28"/>
-        </w:rPr>
-      </w:pPr>
-      <w:r>
-        <w:rPr>
-          <w:rFonts w:ascii="Times New Roman" w:hAnsi="Times New Roman" w:cs="Times New Roman"/>
-          <w:sz w:val="28"/>
+          <w:rFonts w:cs="Times New Roman"/>
+          <w:color w:val="000000" w:themeColor="text1"/>
+          <w:szCs w:val="28"/>
+        </w:rPr>
+      </w:pPr>
+      <w:r>
+        <w:rPr>
+          <w:rFonts w:cs="Times New Roman"/>
+          <w:color w:val="000000" w:themeColor="text1"/>
           <w:szCs w:val="28"/>
         </w:rPr>
         <w:t>Программный мониторинг и оценка состояния АКБ:</w:t>
       </w:r>
       <w:r>
         <w:rPr>
-          <w:rFonts w:ascii="Times New Roman" w:hAnsi="Times New Roman" w:cs="Times New Roman"/>
-          <w:sz w:val="28"/>
+          <w:rFonts w:cs="Times New Roman"/>
+          <w:color w:val="000000" w:themeColor="text1"/>
           <w:szCs w:val="28"/>
           <w:lang w:val="ru-RU"/>
         </w:rPr>
@@ -4956,16 +4799,16 @@
       </w:r>
       <w:r>
         <w:rPr>
-          <w:rFonts w:ascii="Times New Roman" w:hAnsi="Times New Roman" w:cs="Times New Roman"/>
-          <w:sz w:val="28"/>
+          <w:rFonts w:cs="Times New Roman"/>
+          <w:color w:val="000000" w:themeColor="text1"/>
           <w:szCs w:val="28"/>
         </w:rPr>
         <w:t xml:space="preserve"> помощью встроенной системной утилиты Windows powercfg получен отчёт о состоянии аккумулятора. На основе данных Design Capacity и Full Charge Capacity</w:t>
       </w:r>
       <w:r>
         <w:rPr>
-          <w:rFonts w:ascii="Times New Roman" w:hAnsi="Times New Roman" w:cs="Times New Roman"/>
-          <w:sz w:val="28"/>
+          <w:rFonts w:cs="Times New Roman"/>
+          <w:color w:val="000000" w:themeColor="text1"/>
           <w:szCs w:val="28"/>
           <w:lang w:val="ru-RU"/>
         </w:rPr>
@@ -4973,16 +4816,16 @@
       </w:r>
       <w:r>
         <w:rPr>
-          <w:rFonts w:ascii="Times New Roman" w:hAnsi="Times New Roman" w:cs="Times New Roman"/>
-          <w:sz w:val="28"/>
+          <w:rFonts w:cs="Times New Roman"/>
+          <w:color w:val="000000" w:themeColor="text1"/>
           <w:szCs w:val="28"/>
         </w:rPr>
         <w:t xml:space="preserve"> </w:t>
       </w:r>
       <w:r>
         <w:rPr>
-          <w:rFonts w:ascii="Times New Roman" w:hAnsi="Times New Roman" w:cs="Times New Roman"/>
-          <w:sz w:val="28"/>
+          <w:rFonts w:cs="Times New Roman"/>
+          <w:color w:val="000000" w:themeColor="text1"/>
           <w:szCs w:val="28"/>
           <w:lang w:val="ru-RU"/>
         </w:rPr>
@@ -4990,16 +4833,16 @@
       </w:r>
       <w:r>
         <w:rPr>
-          <w:rFonts w:ascii="Times New Roman" w:hAnsi="Times New Roman" w:cs="Times New Roman"/>
-          <w:sz w:val="28"/>
+          <w:rFonts w:cs="Times New Roman"/>
+          <w:color w:val="000000" w:themeColor="text1"/>
           <w:szCs w:val="28"/>
         </w:rPr>
         <w:t>вычислена степень химического износа батареи, составившая 5.02%. Сохранённая емкость</w:t>
       </w:r>
       <w:r>
         <w:rPr>
-          <w:rFonts w:ascii="Times New Roman" w:hAnsi="Times New Roman" w:cs="Times New Roman"/>
-          <w:sz w:val="28"/>
+          <w:rFonts w:cs="Times New Roman"/>
+          <w:color w:val="000000" w:themeColor="text1"/>
           <w:szCs w:val="28"/>
           <w:lang w:val="ru-RU"/>
         </w:rPr>
@@ -5007,16 +4850,16 @@
       </w:r>
       <w:r>
         <w:rPr>
-          <w:rFonts w:ascii="Times New Roman" w:hAnsi="Times New Roman" w:cs="Times New Roman"/>
-          <w:sz w:val="28"/>
+          <w:rFonts w:cs="Times New Roman"/>
+          <w:color w:val="000000" w:themeColor="text1"/>
           <w:szCs w:val="28"/>
         </w:rPr>
         <w:t xml:space="preserve">94.98% указывает на отличное состояние АКБ и прогнозируемый остаточный ресурс работы в </w:t>
       </w:r>
       <w:r>
         <w:rPr>
-          <w:rFonts w:ascii="Times New Roman" w:hAnsi="Times New Roman" w:cs="Times New Roman"/>
-          <w:sz w:val="28"/>
+          <w:rFonts w:cs="Times New Roman"/>
+          <w:color w:val="000000" w:themeColor="text1"/>
           <w:szCs w:val="28"/>
           <w:lang w:val="ru-RU"/>
         </w:rPr>
@@ -5024,16 +4867,16 @@
       </w:r>
       <w:r>
         <w:rPr>
-          <w:rFonts w:ascii="Times New Roman" w:hAnsi="Times New Roman" w:cs="Times New Roman"/>
-          <w:sz w:val="28"/>
+          <w:rFonts w:cs="Times New Roman"/>
+          <w:color w:val="000000" w:themeColor="text1"/>
           <w:szCs w:val="28"/>
         </w:rPr>
         <w:t xml:space="preserve"> года до достижения критического порога деградации в</w:t>
       </w:r>
       <w:r>
         <w:rPr>
-          <w:rFonts w:ascii="Times New Roman" w:hAnsi="Times New Roman" w:cs="Times New Roman"/>
-          <w:sz w:val="28"/>
+          <w:rFonts w:cs="Times New Roman"/>
+          <w:color w:val="000000" w:themeColor="text1"/>
           <w:szCs w:val="28"/>
           <w:lang w:val="ru-RU"/>
         </w:rPr>
@@ -5041,8 +4884,8 @@
       </w:r>
       <w:r>
         <w:rPr>
-          <w:rFonts w:ascii="Times New Roman" w:hAnsi="Times New Roman" w:cs="Times New Roman"/>
-          <w:sz w:val="28"/>
+          <w:rFonts w:cs="Times New Roman"/>
+          <w:color w:val="000000" w:themeColor="text1"/>
           <w:szCs w:val="28"/>
         </w:rPr>
         <w:t>80%.</w:t>
@@ -5061,23 +4904,23 @@
         <w:ind w:left="0" w:firstLine="709"/>
         <w:jc w:val="both"/>
         <w:rPr>
-          <w:rFonts w:ascii="Times New Roman" w:hAnsi="Times New Roman" w:cs="Times New Roman"/>
-          <w:sz w:val="28"/>
-          <w:szCs w:val="28"/>
-        </w:rPr>
-      </w:pPr>
-      <w:r>
-        <w:rPr>
-          <w:rFonts w:ascii="Times New Roman" w:hAnsi="Times New Roman" w:cs="Times New Roman"/>
-          <w:sz w:val="28"/>
+          <w:rFonts w:cs="Times New Roman"/>
+          <w:color w:val="000000" w:themeColor="text1"/>
+          <w:szCs w:val="28"/>
+        </w:rPr>
+      </w:pPr>
+      <w:r>
+        <w:rPr>
+          <w:rFonts w:cs="Times New Roman"/>
+          <w:color w:val="000000" w:themeColor="text1"/>
           <w:szCs w:val="28"/>
         </w:rPr>
         <w:t>Техника безопасности и ESD-защита:</w:t>
       </w:r>
       <w:r>
         <w:rPr>
-          <w:rFonts w:ascii="Times New Roman" w:hAnsi="Times New Roman" w:cs="Times New Roman"/>
-          <w:sz w:val="28"/>
+          <w:rFonts w:cs="Times New Roman"/>
+          <w:color w:val="000000" w:themeColor="text1"/>
           <w:szCs w:val="28"/>
           <w:lang w:val="ru-RU"/>
         </w:rPr>
@@ -5085,16 +4928,16 @@
       </w:r>
       <w:r>
         <w:rPr>
-          <w:rFonts w:ascii="Times New Roman" w:hAnsi="Times New Roman" w:cs="Times New Roman"/>
-          <w:sz w:val="28"/>
+          <w:rFonts w:cs="Times New Roman"/>
+          <w:color w:val="000000" w:themeColor="text1"/>
           <w:szCs w:val="28"/>
         </w:rPr>
         <w:t xml:space="preserve"> физические принципы заземления и опасности остаточного заряда высоковольтных конденсаторов. Рассмотрена угроза электростатического разряда (ESD) для микросхем (</w:t>
       </w:r>
       <w:r>
         <w:rPr>
-          <w:rFonts w:ascii="Times New Roman" w:hAnsi="Times New Roman" w:cs="Times New Roman"/>
-          <w:sz w:val="28"/>
+          <w:rFonts w:cs="Times New Roman"/>
+          <w:color w:val="000000" w:themeColor="text1"/>
           <w:szCs w:val="28"/>
           <w:lang w:val="ru-RU"/>
         </w:rPr>
@@ -5102,16 +4945,16 @@
       </w:r>
       <w:r>
         <w:rPr>
-          <w:rFonts w:ascii="Times New Roman" w:hAnsi="Times New Roman" w:cs="Times New Roman"/>
-          <w:sz w:val="28"/>
+          <w:rFonts w:cs="Times New Roman"/>
+          <w:color w:val="000000" w:themeColor="text1"/>
           <w:szCs w:val="28"/>
         </w:rPr>
         <w:t xml:space="preserve"> от 30</w:t>
       </w:r>
       <w:r>
         <w:rPr>
-          <w:rFonts w:ascii="Times New Roman" w:hAnsi="Times New Roman" w:cs="Times New Roman"/>
-          <w:sz w:val="28"/>
+          <w:rFonts w:cs="Times New Roman"/>
+          <w:color w:val="000000" w:themeColor="text1"/>
           <w:szCs w:val="28"/>
           <w:lang w:val="ru-RU"/>
         </w:rPr>
@@ -5119,16 +4962,16 @@
       </w:r>
       <w:r>
         <w:rPr>
-          <w:rFonts w:ascii="Times New Roman" w:hAnsi="Times New Roman" w:cs="Times New Roman"/>
-          <w:sz w:val="28"/>
+          <w:rFonts w:cs="Times New Roman"/>
+          <w:color w:val="000000" w:themeColor="text1"/>
           <w:szCs w:val="28"/>
         </w:rPr>
         <w:t>В</w:t>
       </w:r>
       <w:r>
         <w:rPr>
-          <w:rFonts w:ascii="Times New Roman" w:hAnsi="Times New Roman" w:cs="Times New Roman"/>
-          <w:sz w:val="28"/>
+          <w:rFonts w:cs="Times New Roman"/>
+          <w:color w:val="000000" w:themeColor="text1"/>
           <w:szCs w:val="28"/>
           <w:lang w:val="ru-RU"/>
         </w:rPr>
@@ -5136,16 +4979,16 @@
       </w:r>
       <w:r>
         <w:rPr>
-          <w:rFonts w:ascii="Times New Roman" w:hAnsi="Times New Roman" w:cs="Times New Roman"/>
-          <w:sz w:val="28"/>
+          <w:rFonts w:cs="Times New Roman"/>
+          <w:color w:val="000000" w:themeColor="text1"/>
           <w:szCs w:val="28"/>
         </w:rPr>
         <w:t>от 3000</w:t>
       </w:r>
       <w:r>
         <w:rPr>
-          <w:rFonts w:ascii="Times New Roman" w:hAnsi="Times New Roman" w:cs="Times New Roman"/>
-          <w:sz w:val="28"/>
+          <w:rFonts w:cs="Times New Roman"/>
+          <w:color w:val="000000" w:themeColor="text1"/>
           <w:szCs w:val="28"/>
           <w:lang w:val="ru-RU"/>
         </w:rPr>
@@ -5153,21 +4996,12 @@
       </w:r>
       <w:r>
         <w:rPr>
-          <w:rFonts w:ascii="Times New Roman" w:hAnsi="Times New Roman" w:cs="Times New Roman"/>
-          <w:sz w:val="28"/>
+          <w:rFonts w:cs="Times New Roman"/>
+          <w:color w:val="000000" w:themeColor="text1"/>
           <w:szCs w:val="28"/>
         </w:rPr>
         <w:t>В) и составлен чек-лист инженера по предотвращению статического повреждения компонентов ПК.</w:t>
       </w:r>
-    </w:p>
-    <w:p>
-      <w:pPr>
-        <w:rPr>
-          <w:rFonts w:ascii="Times New Roman" w:hAnsi="Times New Roman" w:cs="Times New Roman"/>
-          <w:sz w:val="28"/>
-          <w:szCs w:val="28"/>
-        </w:rPr>
-      </w:pPr>
     </w:p>
     <w:sectPr>
       <w:pgSz w:w="11906" w:h="16838"/>
@@ -6967,7 +6801,11 @@
   <w:style w:type="paragraph" w:default="1" w:styleId="a">
     <w:name w:val="Normal"/>
     <w:qFormat/>
-    <w:rsid w:val="008E48DF"/>
+    <w:rsid w:val="005A41E5"/>
+    <w:rPr>
+      <w:rFonts w:ascii="Times New Roman" w:hAnsi="Times New Roman"/>
+      <w:sz w:val="28"/>
+    </w:rPr>
   </w:style>
   <w:style w:type="paragraph" w:styleId="1">
     <w:name w:val="heading 1"/>
@@ -7031,7 +6869,6 @@
     <w:rPr>
       <w:rFonts w:eastAsiaTheme="majorEastAsia" w:cstheme="majorBidi"/>
       <w:color w:val="2F5496" w:themeColor="accent1" w:themeShade="BF"/>
-      <w:sz w:val="28"/>
       <w:szCs w:val="28"/>
     </w:rPr>
   </w:style>
@@ -7363,7 +7200,6 @@
       <w:rFonts w:eastAsiaTheme="majorEastAsia" w:cstheme="majorBidi"/>
       <w:color w:val="595959" w:themeColor="text1" w:themeTint="A6"/>
       <w:spacing w:val="15"/>
-      <w:sz w:val="28"/>
       <w:szCs w:val="28"/>
     </w:rPr>
   </w:style>
